--- a/reports/r0003.docx
+++ b/reports/r0003.docx
@@ -45,7 +45,7 @@
           <w:color w:val="000000"/>
           <w:sz w:val="21"/>
         </w:rPr>
-        <w:t>■ 保山经济总量列云南省第九位，人均GDP约5.67万元、人均经济实力居全省中游，经济增速由1.40%回升至5.00%、动能边际改善；固定资产投资最新增速7.40%，经济运行总体平稳。【待补充：保山市的行政与战略定位、支柱产业及龙头企业（数据库未覆盖，需人工补充）】</w:t>
+        <w:t>■ 保山作为云南省下辖地级市，经济总量列云南省第九位，人均GDP约5.67万元、人均经济实力居全省中游，经济增速由1.40%回升至5.00%、动能边际改善；固定资产投资最新增速7.40%，经济运行总体平稳。</w:t>
       </w:r>
     </w:p>
     <w:p>
@@ -75,7 +75,7 @@
           <w:color w:val="000000"/>
           <w:sz w:val="21"/>
         </w:rPr>
-        <w:t>产业结构方面，2025年保山市三次产业结构为22.3:32.3:45.4。【待补充：支柱产业、主要龙头企业、对外贸易等定性描述（数据库未覆盖）】</w:t>
+        <w:t>产业结构方面，2025年保山市三次产业结构为22.3:32.3:45.4，第三产业占主导、服务业是经济主体，农业基础较好。</w:t>
       </w:r>
     </w:p>
     <w:p>

--- a/reports/r0003.docx
+++ b/reports/r0003.docx
@@ -15,7 +15,7 @@
           <w:color w:val="000000"/>
           <w:sz w:val="28"/>
         </w:rPr>
-        <w:t>保山市信用评级报告(区域部分)</w:t>
+        <w:t>绵阳市信用评级报告(区域部分)</w:t>
       </w:r>
     </w:p>
     <w:p>
@@ -45,7 +45,7 @@
           <w:color w:val="000000"/>
           <w:sz w:val="21"/>
         </w:rPr>
-        <w:t>■ 保山作为云南省下辖地级市，经济总量列云南省第九位，人均GDP约5.67万元、人均经济实力居全省中游，经济增速由1.40%回升至5.00%、动能边际改善；固定资产投资最新增速7.40%，经济运行总体平稳。</w:t>
+        <w:t>■ 绵阳作为四川省下辖地级市，经济总量列四川省第二位，人均GDP约9.33万元、人均经济实力居全省前列，科技城与电子信息特色突出、创新资源富集。</w:t>
       </w:r>
     </w:p>
     <w:p>
@@ -60,7 +60,7 @@
           <w:color w:val="000000"/>
           <w:sz w:val="21"/>
         </w:rPr>
-        <w:t>保山市2023、2024、2025年地区生产总值分别为1,262.09亿元、1,279.17亿元、1,347.01亿元，同比增长1.40%、2.50%、5.00%。截至2025年末，全市常住人口237.40万人，人均GDP约5.67万元（按当年GDP与常住人口估算）。</w:t>
+        <w:t>绵阳市为四川省地级市，是党中央、国务院批准建设的中国科技城和成渝地区重要节点城市。2023、2024、2025年，绵阳市地区生产总值分别为4,096.82亿元、4,338.10亿元、4,600.66亿元，同比增长8.00%、6.90%、6.50%，由8.00%回落至6.50%、有所放缓。</w:t>
       </w:r>
     </w:p>
     <w:p>
@@ -75,7 +75,7 @@
           <w:color w:val="000000"/>
           <w:sz w:val="21"/>
         </w:rPr>
-        <w:t>产业结构方面，2025年保山市三次产业结构为22.3:32.3:45.4，第三产业占主导、服务业是经济主体，农业基础较好。</w:t>
+        <w:t>产业结构方面，2025年绵阳市三次产业结构为7.8:40:52.2，以电子信息、国防科技、装备制造、新材料为支柱，聚集长虹、京东方绵阳、九洲等企业，军民融合与电子信息特色鲜明。</w:t>
       </w:r>
     </w:p>
     <w:p>
@@ -90,7 +90,7 @@
           <w:color w:val="000000"/>
           <w:sz w:val="21"/>
         </w:rPr>
-        <w:t>2023、2024、2025年固定资产投资增速分别为-0.70%、3.90%、7.40%，2025年社会消费品零售总额595.02亿元，进出口总额10.82亿美元。</w:t>
+        <w:t>经济动能方面，2023、2024、2025年绵阳市固定资产投资增速分别为11.10%、6.00%、2.60%；2025年社会消费品零售总额2,003.41亿元，进出口总额43.75亿美元。</w:t>
       </w:r>
     </w:p>
     <w:p>
@@ -106,7 +106,7 @@
           <w:color w:val="000000"/>
           <w:sz w:val="21"/>
         </w:rPr>
-        <w:t>图表：2025年云南省各地级市主要经济指标对比</w:t>
+        <w:t>图表：2025年四川省各地级市主要经济指标对比</w:t>
       </w:r>
     </w:p>
     <w:tbl>
@@ -362,7 +362,7 @@
                 <w:color w:val="000000"/>
                 <w:sz w:val="18"/>
               </w:rPr>
-              <w:t>昆明市</w:t>
+              <w:t>成都市</w:t>
             </w:r>
           </w:p>
         </w:tc>
@@ -391,7 +391,7 @@
                 <w:color w:val="000000"/>
                 <w:sz w:val="18"/>
               </w:rPr>
-              <w:t>8,637.45</w:t>
+              <w:t>24,763.60</w:t>
             </w:r>
           </w:p>
         </w:tc>
@@ -420,7 +420,7 @@
                 <w:color w:val="000000"/>
                 <w:sz w:val="18"/>
               </w:rPr>
-              <w:t>9.89</w:t>
+              <w:t>11.52</w:t>
             </w:r>
           </w:p>
         </w:tc>
@@ -449,7 +449,7 @@
                 <w:color w:val="000000"/>
                 <w:sz w:val="18"/>
               </w:rPr>
-              <w:t>4.20%</w:t>
+              <w:t>5.80%</w:t>
             </w:r>
           </w:p>
         </w:tc>
@@ -478,7 +478,7 @@
                 <w:color w:val="000000"/>
                 <w:sz w:val="18"/>
               </w:rPr>
-              <w:t>4.1:28.7:67.2</w:t>
+              <w:t>2.2:27.9:69.9</w:t>
             </w:r>
           </w:p>
         </w:tc>
@@ -507,7 +507,7 @@
                 <w:color w:val="000000"/>
                 <w:sz w:val="18"/>
               </w:rPr>
-              <w:t>575.00</w:t>
+              <w:t>2,000.71</w:t>
             </w:r>
           </w:p>
         </w:tc>
@@ -536,7 +536,7 @@
                 <w:color w:val="000000"/>
                 <w:sz w:val="18"/>
               </w:rPr>
-              <w:t>874.40</w:t>
+              <w:t>2153.50</w:t>
             </w:r>
           </w:p>
         </w:tc>
@@ -567,7 +567,7 @@
                 <w:color w:val="000000"/>
                 <w:sz w:val="18"/>
               </w:rPr>
-              <w:t>曲靖市</w:t>
+              <w:t>绵阳市</w:t>
             </w:r>
           </w:p>
         </w:tc>
@@ -596,7 +596,7 @@
                 <w:color w:val="000000"/>
                 <w:sz w:val="18"/>
               </w:rPr>
-              <w:t>3,777.60</w:t>
+              <w:t>4,600.66</w:t>
             </w:r>
           </w:p>
         </w:tc>
@@ -625,7 +625,7 @@
                 <w:color w:val="000000"/>
                 <w:sz w:val="18"/>
               </w:rPr>
-              <w:t>6.74</w:t>
+              <w:t>9.33</w:t>
             </w:r>
           </w:p>
         </w:tc>
@@ -654,7 +654,7 @@
                 <w:color w:val="000000"/>
                 <w:sz w:val="18"/>
               </w:rPr>
-              <w:t>3.50%</w:t>
+              <w:t>6.50%</w:t>
             </w:r>
           </w:p>
         </w:tc>
@@ -683,7 +683,7 @@
                 <w:color w:val="000000"/>
                 <w:sz w:val="18"/>
               </w:rPr>
-              <w:t>14.3:34:51.7</w:t>
+              <w:t>7.8:40:52.2</w:t>
             </w:r>
           </w:p>
         </w:tc>
@@ -712,7 +712,7 @@
                 <w:color w:val="000000"/>
                 <w:sz w:val="18"/>
               </w:rPr>
-              <w:t>164.21</w:t>
+              <w:t>227.62</w:t>
             </w:r>
           </w:p>
         </w:tc>
@@ -741,7 +741,7 @@
                 <w:color w:val="000000"/>
                 <w:sz w:val="18"/>
               </w:rPr>
-              <w:t>558.30</w:t>
+              <w:t>—</w:t>
             </w:r>
           </w:p>
         </w:tc>
@@ -772,7 +772,7 @@
                 <w:color w:val="000000"/>
                 <w:sz w:val="18"/>
               </w:rPr>
-              <w:t>红河哈尼族彝族自治州</w:t>
+              <w:t>宜宾市</w:t>
             </w:r>
           </w:p>
         </w:tc>
@@ -801,7 +801,7 @@
                 <w:color w:val="000000"/>
                 <w:sz w:val="18"/>
               </w:rPr>
-              <w:t>3,154.52</w:t>
+              <w:t>4,134.73</w:t>
             </w:r>
           </w:p>
         </w:tc>
@@ -888,7 +888,7 @@
                 <w:color w:val="000000"/>
                 <w:sz w:val="18"/>
               </w:rPr>
-              <w:t>13:35:52</w:t>
+              <w:t>8.7:48.2:43.1</w:t>
             </w:r>
           </w:p>
         </w:tc>
@@ -917,7 +917,7 @@
                 <w:color w:val="000000"/>
                 <w:sz w:val="18"/>
               </w:rPr>
-              <w:t>153.95</w:t>
+              <w:t>333.90</w:t>
             </w:r>
           </w:p>
         </w:tc>
@@ -977,7 +977,7 @@
                 <w:color w:val="000000"/>
                 <w:sz w:val="18"/>
               </w:rPr>
-              <w:t>玉溪市</w:t>
+              <w:t>德阳市</w:t>
             </w:r>
           </w:p>
         </w:tc>
@@ -1006,7 +1006,7 @@
                 <w:color w:val="000000"/>
                 <w:sz w:val="18"/>
               </w:rPr>
-              <w:t>2,688.30</w:t>
+              <w:t>3,387.10</w:t>
             </w:r>
           </w:p>
         </w:tc>
@@ -1035,7 +1035,7 @@
                 <w:color w:val="000000"/>
                 <w:sz w:val="18"/>
               </w:rPr>
-              <w:t>11.89</w:t>
+              <w:t>9.90</w:t>
             </w:r>
           </w:p>
         </w:tc>
@@ -1064,7 +1064,7 @@
                 <w:color w:val="000000"/>
                 <w:sz w:val="18"/>
               </w:rPr>
-              <w:t>4.40%</w:t>
+              <w:t>5.40%</w:t>
             </w:r>
           </w:p>
         </w:tc>
@@ -1093,7 +1093,7 @@
                 <w:color w:val="000000"/>
                 <w:sz w:val="18"/>
               </w:rPr>
-              <w:t>9.66:41.36:48.98</w:t>
+              <w:t>8.2:49.5:42.3</w:t>
             </w:r>
           </w:p>
         </w:tc>
@@ -1122,7 +1122,7 @@
                 <w:color w:val="000000"/>
                 <w:sz w:val="18"/>
               </w:rPr>
-              <w:t>148.21</w:t>
+              <w:t>210.32</w:t>
             </w:r>
           </w:p>
         </w:tc>
@@ -1151,7 +1151,7 @@
                 <w:color w:val="000000"/>
                 <w:sz w:val="18"/>
               </w:rPr>
-              <w:t>225.50</w:t>
+              <w:t>342.00</w:t>
             </w:r>
           </w:p>
         </w:tc>
@@ -1182,7 +1182,7 @@
                 <w:color w:val="000000"/>
                 <w:sz w:val="18"/>
               </w:rPr>
-              <w:t>昭通市</w:t>
+              <w:t>泸州市</w:t>
             </w:r>
           </w:p>
         </w:tc>
@@ -1211,7 +1211,7 @@
                 <w:color w:val="000000"/>
                 <w:sz w:val="18"/>
               </w:rPr>
-              <w:t>2,103.40</w:t>
+              <w:t>3,004.29</w:t>
             </w:r>
           </w:p>
         </w:tc>
@@ -1240,7 +1240,7 @@
                 <w:color w:val="000000"/>
                 <w:sz w:val="18"/>
               </w:rPr>
-              <w:t>4.38</w:t>
+              <w:t>7.08</w:t>
             </w:r>
           </w:p>
         </w:tc>
@@ -1269,7 +1269,7 @@
                 <w:color w:val="000000"/>
                 <w:sz w:val="18"/>
               </w:rPr>
-              <w:t>4.60%</w:t>
+              <w:t>6.40%</w:t>
             </w:r>
           </w:p>
         </w:tc>
@@ -1298,7 +1298,7 @@
                 <w:color w:val="000000"/>
                 <w:sz w:val="18"/>
               </w:rPr>
-              <w:t>12.7:38.2:49.1</w:t>
+              <w:t>8.9:46.6:44.5</w:t>
             </w:r>
           </w:p>
         </w:tc>
@@ -1327,7 +1327,7 @@
                 <w:color w:val="000000"/>
                 <w:sz w:val="18"/>
               </w:rPr>
-              <w:t>120.19</w:t>
+              <w:t>233.47</w:t>
             </w:r>
           </w:p>
         </w:tc>
@@ -1356,7 +1356,7 @@
                 <w:color w:val="000000"/>
                 <w:sz w:val="18"/>
               </w:rPr>
-              <w:t>479.20</w:t>
+              <w:t>421.20</w:t>
             </w:r>
           </w:p>
         </w:tc>
@@ -1387,7 +1387,7 @@
                 <w:color w:val="000000"/>
                 <w:sz w:val="18"/>
               </w:rPr>
-              <w:t>大理白族自治州</w:t>
+              <w:t>达州市</w:t>
             </w:r>
           </w:p>
         </w:tc>
@@ -1416,7 +1416,7 @@
                 <w:color w:val="000000"/>
                 <w:sz w:val="18"/>
               </w:rPr>
-              <w:t>2,087.51</w:t>
+              <w:t>2,990.90</w:t>
             </w:r>
           </w:p>
         </w:tc>
@@ -1445,7 +1445,7 @@
                 <w:color w:val="000000"/>
                 <w:sz w:val="18"/>
               </w:rPr>
-              <w:t>6.27</w:t>
+              <w:t>5.68</w:t>
             </w:r>
           </w:p>
         </w:tc>
@@ -1474,7 +1474,7 @@
                 <w:color w:val="000000"/>
                 <w:sz w:val="18"/>
               </w:rPr>
-              <w:t>4.10%</w:t>
+              <w:t>6.30%</w:t>
             </w:r>
           </w:p>
         </w:tc>
@@ -1503,7 +1503,7 @@
                 <w:color w:val="000000"/>
                 <w:sz w:val="18"/>
               </w:rPr>
-              <w:t>20.3:27.9:51.8</w:t>
+              <w:t>14.3:28.1:57.6</w:t>
             </w:r>
           </w:p>
         </w:tc>
@@ -1532,7 +1532,7 @@
                 <w:color w:val="000000"/>
                 <w:sz w:val="18"/>
               </w:rPr>
-              <w:t>108.02</w:t>
+              <w:t>200.33</w:t>
             </w:r>
           </w:p>
         </w:tc>
@@ -1561,7 +1561,7 @@
                 <w:color w:val="000000"/>
                 <w:sz w:val="18"/>
               </w:rPr>
-              <w:t>332.10</w:t>
+              <w:t>523.00</w:t>
             </w:r>
           </w:p>
         </w:tc>
@@ -1592,7 +1592,7 @@
                 <w:color w:val="000000"/>
                 <w:sz w:val="18"/>
               </w:rPr>
-              <w:t>楚雄彝族自治州</w:t>
+              <w:t>南充市</w:t>
             </w:r>
           </w:p>
         </w:tc>
@@ -1621,7 +1621,7 @@
                 <w:color w:val="000000"/>
                 <w:sz w:val="18"/>
               </w:rPr>
-              <w:t>2,040.17</w:t>
+              <w:t>2,901.76</w:t>
             </w:r>
           </w:p>
         </w:tc>
@@ -1650,1852 +1650,7 @@
                 <w:color w:val="000000"/>
                 <w:sz w:val="18"/>
               </w:rPr>
-              <w:t>8.77</w:t>
-            </w:r>
-          </w:p>
-        </w:tc>
-        <w:tc>
-          <w:tcPr>
-            <w:tcW w:type="dxa" w:w="1344"/>
-            <w:vAlign w:val="center"/>
-            <w:tcBorders>
-              <w:top w:val="single" w:sz="4" w:color="A6A6A6"/>
-              <w:left w:val="single" w:sz="4" w:color="A6A6A6"/>
-              <w:bottom w:val="single" w:sz="4" w:color="A6A6A6"/>
-              <w:right w:val="single" w:sz="4" w:color="A6A6A6"/>
-            </w:tcBorders>
-          </w:tcPr>
-          <w:p>
-            <w:pPr>
-              <w:spacing w:before="0" w:after="0" w:line="276" w:lineRule="auto"/>
-              <w:ind w:firstLine="0"/>
-              <w:jc w:val="center"/>
-            </w:pPr>
-            <w:r/>
-            <w:r>
-              <w:rPr>
-                <w:rFonts w:ascii="Times New Roman" w:hAnsi="Times New Roman" w:eastAsia="楷体"/>
-                <w:b w:val="0"/>
-                <w:color w:val="000000"/>
-                <w:sz w:val="18"/>
-              </w:rPr>
-              <w:t>2.00%</w:t>
-            </w:r>
-          </w:p>
-        </w:tc>
-        <w:tc>
-          <w:tcPr>
-            <w:tcW w:type="dxa" w:w="1344"/>
-            <w:vAlign w:val="center"/>
-            <w:tcBorders>
-              <w:top w:val="single" w:sz="4" w:color="A6A6A6"/>
-              <w:left w:val="single" w:sz="4" w:color="A6A6A6"/>
-              <w:bottom w:val="single" w:sz="4" w:color="A6A6A6"/>
-              <w:right w:val="single" w:sz="4" w:color="A6A6A6"/>
-            </w:tcBorders>
-          </w:tcPr>
-          <w:p>
-            <w:pPr>
-              <w:spacing w:before="0" w:after="0" w:line="276" w:lineRule="auto"/>
-              <w:ind w:firstLine="0"/>
-              <w:jc w:val="center"/>
-            </w:pPr>
-            <w:r/>
-            <w:r>
-              <w:rPr>
-                <w:rFonts w:ascii="Times New Roman" w:hAnsi="Times New Roman" w:eastAsia="楷体"/>
-                <w:b w:val="0"/>
-                <w:color w:val="000000"/>
-                <w:sz w:val="18"/>
-              </w:rPr>
-              <w:t>18.1:38.6:43.3</w:t>
-            </w:r>
-          </w:p>
-        </w:tc>
-        <w:tc>
-          <w:tcPr>
-            <w:tcW w:type="dxa" w:w="1344"/>
-            <w:vAlign w:val="center"/>
-            <w:tcBorders>
-              <w:top w:val="single" w:sz="4" w:color="A6A6A6"/>
-              <w:left w:val="single" w:sz="4" w:color="A6A6A6"/>
-              <w:bottom w:val="single" w:sz="4" w:color="A6A6A6"/>
-              <w:right w:val="single" w:sz="4" w:color="A6A6A6"/>
-            </w:tcBorders>
-          </w:tcPr>
-          <w:p>
-            <w:pPr>
-              <w:spacing w:before="0" w:after="0" w:line="276" w:lineRule="auto"/>
-              <w:ind w:firstLine="0"/>
-              <w:jc w:val="center"/>
-            </w:pPr>
-            <w:r/>
-            <w:r>
-              <w:rPr>
-                <w:rFonts w:ascii="Times New Roman" w:hAnsi="Times New Roman" w:eastAsia="楷体"/>
-                <w:b w:val="0"/>
-                <w:color w:val="000000"/>
-                <w:sz w:val="18"/>
-              </w:rPr>
-              <w:t>107.20</w:t>
-            </w:r>
-          </w:p>
-        </w:tc>
-        <w:tc>
-          <w:tcPr>
-            <w:tcW w:type="dxa" w:w="1344"/>
-            <w:vAlign w:val="center"/>
-            <w:tcBorders>
-              <w:top w:val="single" w:sz="4" w:color="A6A6A6"/>
-              <w:left w:val="single" w:sz="4" w:color="A6A6A6"/>
-              <w:bottom w:val="single" w:sz="4" w:color="A6A6A6"/>
-              <w:right w:val="single" w:sz="4" w:color="A6A6A6"/>
-            </w:tcBorders>
-          </w:tcPr>
-          <w:p>
-            <w:pPr>
-              <w:spacing w:before="0" w:after="0" w:line="276" w:lineRule="auto"/>
-              <w:ind w:firstLine="0"/>
-              <w:jc w:val="center"/>
-            </w:pPr>
-            <w:r/>
-            <w:r>
-              <w:rPr>
-                <w:rFonts w:ascii="Times New Roman" w:hAnsi="Times New Roman" w:eastAsia="楷体"/>
-                <w:b w:val="0"/>
-                <w:color w:val="000000"/>
-                <w:sz w:val="18"/>
-              </w:rPr>
-              <w:t>232.40</w:t>
-            </w:r>
-          </w:p>
-        </w:tc>
-      </w:tr>
-      <w:tr>
-        <w:tc>
-          <w:tcPr>
-            <w:tcW w:type="dxa" w:w="1344"/>
-            <w:vAlign w:val="center"/>
-            <w:tcBorders>
-              <w:top w:val="single" w:sz="4" w:color="A6A6A6"/>
-              <w:left w:val="single" w:sz="4" w:color="A6A6A6"/>
-              <w:bottom w:val="single" w:sz="4" w:color="A6A6A6"/>
-              <w:right w:val="single" w:sz="4" w:color="A6A6A6"/>
-            </w:tcBorders>
-          </w:tcPr>
-          <w:p>
-            <w:pPr>
-              <w:spacing w:before="0" w:after="0" w:line="276" w:lineRule="auto"/>
-              <w:ind w:firstLine="0"/>
-              <w:jc w:val="left"/>
-            </w:pPr>
-            <w:r/>
-            <w:r>
-              <w:rPr>
-                <w:rFonts w:ascii="Times New Roman" w:hAnsi="Times New Roman" w:eastAsia="楷体"/>
-                <w:b w:val="0"/>
-                <w:color w:val="000000"/>
-                <w:sz w:val="18"/>
-              </w:rPr>
-              <w:t>文山壮族苗族自治州</w:t>
-            </w:r>
-          </w:p>
-        </w:tc>
-        <w:tc>
-          <w:tcPr>
-            <w:tcW w:type="dxa" w:w="1344"/>
-            <w:vAlign w:val="center"/>
-            <w:tcBorders>
-              <w:top w:val="single" w:sz="4" w:color="A6A6A6"/>
-              <w:left w:val="single" w:sz="4" w:color="A6A6A6"/>
-              <w:bottom w:val="single" w:sz="4" w:color="A6A6A6"/>
-              <w:right w:val="single" w:sz="4" w:color="A6A6A6"/>
-            </w:tcBorders>
-          </w:tcPr>
-          <w:p>
-            <w:pPr>
-              <w:spacing w:before="0" w:after="0" w:line="276" w:lineRule="auto"/>
-              <w:ind w:firstLine="0"/>
-              <w:jc w:val="center"/>
-            </w:pPr>
-            <w:r/>
-            <w:r>
-              <w:rPr>
-                <w:rFonts w:ascii="Times New Roman" w:hAnsi="Times New Roman" w:eastAsia="楷体"/>
-                <w:b w:val="0"/>
-                <w:color w:val="000000"/>
-                <w:sz w:val="18"/>
-              </w:rPr>
-              <w:t>1,632.64</w:t>
-            </w:r>
-          </w:p>
-        </w:tc>
-        <w:tc>
-          <w:tcPr>
-            <w:tcW w:type="dxa" w:w="1344"/>
-            <w:vAlign w:val="center"/>
-            <w:tcBorders>
-              <w:top w:val="single" w:sz="4" w:color="A6A6A6"/>
-              <w:left w:val="single" w:sz="4" w:color="A6A6A6"/>
-              <w:bottom w:val="single" w:sz="4" w:color="A6A6A6"/>
-              <w:right w:val="single" w:sz="4" w:color="A6A6A6"/>
-            </w:tcBorders>
-          </w:tcPr>
-          <w:p>
-            <w:pPr>
-              <w:spacing w:before="0" w:after="0" w:line="276" w:lineRule="auto"/>
-              <w:ind w:firstLine="0"/>
-              <w:jc w:val="center"/>
-            </w:pPr>
-            <w:r/>
-            <w:r>
-              <w:rPr>
-                <w:rFonts w:ascii="Times New Roman" w:hAnsi="Times New Roman" w:eastAsia="楷体"/>
-                <w:b w:val="0"/>
-                <w:color w:val="000000"/>
-                <w:sz w:val="18"/>
-              </w:rPr>
-              <w:t>4.85</w:t>
-            </w:r>
-          </w:p>
-        </w:tc>
-        <w:tc>
-          <w:tcPr>
-            <w:tcW w:type="dxa" w:w="1344"/>
-            <w:vAlign w:val="center"/>
-            <w:tcBorders>
-              <w:top w:val="single" w:sz="4" w:color="A6A6A6"/>
-              <w:left w:val="single" w:sz="4" w:color="A6A6A6"/>
-              <w:bottom w:val="single" w:sz="4" w:color="A6A6A6"/>
-              <w:right w:val="single" w:sz="4" w:color="A6A6A6"/>
-            </w:tcBorders>
-          </w:tcPr>
-          <w:p>
-            <w:pPr>
-              <w:spacing w:before="0" w:after="0" w:line="276" w:lineRule="auto"/>
-              <w:ind w:firstLine="0"/>
-              <w:jc w:val="center"/>
-            </w:pPr>
-            <w:r/>
-            <w:r>
-              <w:rPr>
-                <w:rFonts w:ascii="Times New Roman" w:hAnsi="Times New Roman" w:eastAsia="楷体"/>
-                <w:b w:val="0"/>
-                <w:color w:val="000000"/>
-                <w:sz w:val="18"/>
-              </w:rPr>
-              <w:t>5.30%</w:t>
-            </w:r>
-          </w:p>
-        </w:tc>
-        <w:tc>
-          <w:tcPr>
-            <w:tcW w:type="dxa" w:w="1344"/>
-            <w:vAlign w:val="center"/>
-            <w:tcBorders>
-              <w:top w:val="single" w:sz="4" w:color="A6A6A6"/>
-              <w:left w:val="single" w:sz="4" w:color="A6A6A6"/>
-              <w:bottom w:val="single" w:sz="4" w:color="A6A6A6"/>
-              <w:right w:val="single" w:sz="4" w:color="A6A6A6"/>
-            </w:tcBorders>
-          </w:tcPr>
-          <w:p>
-            <w:pPr>
-              <w:spacing w:before="0" w:after="0" w:line="276" w:lineRule="auto"/>
-              <w:ind w:firstLine="0"/>
-              <w:jc w:val="center"/>
-            </w:pPr>
-            <w:r/>
-            <w:r>
-              <w:rPr>
-                <w:rFonts w:ascii="Times New Roman" w:hAnsi="Times New Roman" w:eastAsia="楷体"/>
-                <w:b w:val="0"/>
-                <w:color w:val="000000"/>
-                <w:sz w:val="18"/>
-              </w:rPr>
-              <w:t>16.7:36:47.3</w:t>
-            </w:r>
-          </w:p>
-        </w:tc>
-        <w:tc>
-          <w:tcPr>
-            <w:tcW w:type="dxa" w:w="1344"/>
-            <w:vAlign w:val="center"/>
-            <w:tcBorders>
-              <w:top w:val="single" w:sz="4" w:color="A6A6A6"/>
-              <w:left w:val="single" w:sz="4" w:color="A6A6A6"/>
-              <w:bottom w:val="single" w:sz="4" w:color="A6A6A6"/>
-              <w:right w:val="single" w:sz="4" w:color="A6A6A6"/>
-            </w:tcBorders>
-          </w:tcPr>
-          <w:p>
-            <w:pPr>
-              <w:spacing w:before="0" w:after="0" w:line="276" w:lineRule="auto"/>
-              <w:ind w:firstLine="0"/>
-              <w:jc w:val="center"/>
-            </w:pPr>
-            <w:r/>
-            <w:r>
-              <w:rPr>
-                <w:rFonts w:ascii="Times New Roman" w:hAnsi="Times New Roman" w:eastAsia="楷体"/>
-                <w:b w:val="0"/>
-                <w:color w:val="000000"/>
-                <w:sz w:val="18"/>
-              </w:rPr>
-              <w:t>74.12</w:t>
-            </w:r>
-          </w:p>
-        </w:tc>
-        <w:tc>
-          <w:tcPr>
-            <w:tcW w:type="dxa" w:w="1344"/>
-            <w:vAlign w:val="center"/>
-            <w:tcBorders>
-              <w:top w:val="single" w:sz="4" w:color="A6A6A6"/>
-              <w:left w:val="single" w:sz="4" w:color="A6A6A6"/>
-              <w:bottom w:val="single" w:sz="4" w:color="A6A6A6"/>
-              <w:right w:val="single" w:sz="4" w:color="A6A6A6"/>
-            </w:tcBorders>
-          </w:tcPr>
-          <w:p>
-            <w:pPr>
-              <w:spacing w:before="0" w:after="0" w:line="276" w:lineRule="auto"/>
-              <w:ind w:firstLine="0"/>
-              <w:jc w:val="center"/>
-            </w:pPr>
-            <w:r/>
-            <w:r>
-              <w:rPr>
-                <w:rFonts w:ascii="Times New Roman" w:hAnsi="Times New Roman" w:eastAsia="楷体"/>
-                <w:b w:val="0"/>
-                <w:color w:val="000000"/>
-                <w:sz w:val="18"/>
-              </w:rPr>
-              <w:t>335.40</w:t>
-            </w:r>
-          </w:p>
-        </w:tc>
-      </w:tr>
-      <w:tr>
-        <w:tc>
-          <w:tcPr>
-            <w:tcW w:type="dxa" w:w="1344"/>
-            <w:vAlign w:val="center"/>
-            <w:tcBorders>
-              <w:top w:val="single" w:sz="4" w:color="A6A6A6"/>
-              <w:left w:val="single" w:sz="4" w:color="A6A6A6"/>
-              <w:bottom w:val="single" w:sz="4" w:color="A6A6A6"/>
-              <w:right w:val="single" w:sz="4" w:color="A6A6A6"/>
-            </w:tcBorders>
-          </w:tcPr>
-          <w:p>
-            <w:pPr>
-              <w:spacing w:before="0" w:after="0" w:line="276" w:lineRule="auto"/>
-              <w:ind w:firstLine="0"/>
-              <w:jc w:val="left"/>
-            </w:pPr>
-            <w:r/>
-            <w:r>
-              <w:rPr>
-                <w:rFonts w:ascii="Times New Roman" w:hAnsi="Times New Roman" w:eastAsia="楷体"/>
-                <w:b w:val="0"/>
-                <w:color w:val="000000"/>
-                <w:sz w:val="18"/>
-              </w:rPr>
-              <w:t>保山市</w:t>
-            </w:r>
-          </w:p>
-        </w:tc>
-        <w:tc>
-          <w:tcPr>
-            <w:tcW w:type="dxa" w:w="1344"/>
-            <w:vAlign w:val="center"/>
-            <w:tcBorders>
-              <w:top w:val="single" w:sz="4" w:color="A6A6A6"/>
-              <w:left w:val="single" w:sz="4" w:color="A6A6A6"/>
-              <w:bottom w:val="single" w:sz="4" w:color="A6A6A6"/>
-              <w:right w:val="single" w:sz="4" w:color="A6A6A6"/>
-            </w:tcBorders>
-          </w:tcPr>
-          <w:p>
-            <w:pPr>
-              <w:spacing w:before="0" w:after="0" w:line="276" w:lineRule="auto"/>
-              <w:ind w:firstLine="0"/>
-              <w:jc w:val="center"/>
-            </w:pPr>
-            <w:r/>
-            <w:r>
-              <w:rPr>
-                <w:rFonts w:ascii="Times New Roman" w:hAnsi="Times New Roman" w:eastAsia="楷体"/>
-                <w:b w:val="0"/>
-                <w:color w:val="000000"/>
-                <w:sz w:val="18"/>
-              </w:rPr>
-              <w:t>1,347.01</w:t>
-            </w:r>
-          </w:p>
-        </w:tc>
-        <w:tc>
-          <w:tcPr>
-            <w:tcW w:type="dxa" w:w="1344"/>
-            <w:vAlign w:val="center"/>
-            <w:tcBorders>
-              <w:top w:val="single" w:sz="4" w:color="A6A6A6"/>
-              <w:left w:val="single" w:sz="4" w:color="A6A6A6"/>
-              <w:bottom w:val="single" w:sz="4" w:color="A6A6A6"/>
-              <w:right w:val="single" w:sz="4" w:color="A6A6A6"/>
-            </w:tcBorders>
-          </w:tcPr>
-          <w:p>
-            <w:pPr>
-              <w:spacing w:before="0" w:after="0" w:line="276" w:lineRule="auto"/>
-              <w:ind w:firstLine="0"/>
-              <w:jc w:val="center"/>
-            </w:pPr>
-            <w:r/>
-            <w:r>
-              <w:rPr>
-                <w:rFonts w:ascii="Times New Roman" w:hAnsi="Times New Roman" w:eastAsia="楷体"/>
-                <w:b w:val="0"/>
-                <w:color w:val="000000"/>
-                <w:sz w:val="18"/>
-              </w:rPr>
-              <w:t>5.67</w:t>
-            </w:r>
-          </w:p>
-        </w:tc>
-        <w:tc>
-          <w:tcPr>
-            <w:tcW w:type="dxa" w:w="1344"/>
-            <w:vAlign w:val="center"/>
-            <w:tcBorders>
-              <w:top w:val="single" w:sz="4" w:color="A6A6A6"/>
-              <w:left w:val="single" w:sz="4" w:color="A6A6A6"/>
-              <w:bottom w:val="single" w:sz="4" w:color="A6A6A6"/>
-              <w:right w:val="single" w:sz="4" w:color="A6A6A6"/>
-            </w:tcBorders>
-          </w:tcPr>
-          <w:p>
-            <w:pPr>
-              <w:spacing w:before="0" w:after="0" w:line="276" w:lineRule="auto"/>
-              <w:ind w:firstLine="0"/>
-              <w:jc w:val="center"/>
-            </w:pPr>
-            <w:r/>
-            <w:r>
-              <w:rPr>
-                <w:rFonts w:ascii="Times New Roman" w:hAnsi="Times New Roman" w:eastAsia="楷体"/>
-                <w:b w:val="0"/>
-                <w:color w:val="000000"/>
-                <w:sz w:val="18"/>
-              </w:rPr>
-              <w:t>5.00%</w:t>
-            </w:r>
-          </w:p>
-        </w:tc>
-        <w:tc>
-          <w:tcPr>
-            <w:tcW w:type="dxa" w:w="1344"/>
-            <w:vAlign w:val="center"/>
-            <w:tcBorders>
-              <w:top w:val="single" w:sz="4" w:color="A6A6A6"/>
-              <w:left w:val="single" w:sz="4" w:color="A6A6A6"/>
-              <w:bottom w:val="single" w:sz="4" w:color="A6A6A6"/>
-              <w:right w:val="single" w:sz="4" w:color="A6A6A6"/>
-            </w:tcBorders>
-          </w:tcPr>
-          <w:p>
-            <w:pPr>
-              <w:spacing w:before="0" w:after="0" w:line="276" w:lineRule="auto"/>
-              <w:ind w:firstLine="0"/>
-              <w:jc w:val="center"/>
-            </w:pPr>
-            <w:r/>
-            <w:r>
-              <w:rPr>
-                <w:rFonts w:ascii="Times New Roman" w:hAnsi="Times New Roman" w:eastAsia="楷体"/>
-                <w:b w:val="0"/>
-                <w:color w:val="000000"/>
-                <w:sz w:val="18"/>
-              </w:rPr>
-              <w:t>22.3:32.3:45.4</w:t>
-            </w:r>
-          </w:p>
-        </w:tc>
-        <w:tc>
-          <w:tcPr>
-            <w:tcW w:type="dxa" w:w="1344"/>
-            <w:vAlign w:val="center"/>
-            <w:tcBorders>
-              <w:top w:val="single" w:sz="4" w:color="A6A6A6"/>
-              <w:left w:val="single" w:sz="4" w:color="A6A6A6"/>
-              <w:bottom w:val="single" w:sz="4" w:color="A6A6A6"/>
-              <w:right w:val="single" w:sz="4" w:color="A6A6A6"/>
-            </w:tcBorders>
-          </w:tcPr>
-          <w:p>
-            <w:pPr>
-              <w:spacing w:before="0" w:after="0" w:line="276" w:lineRule="auto"/>
-              <w:ind w:firstLine="0"/>
-              <w:jc w:val="center"/>
-            </w:pPr>
-            <w:r/>
-            <w:r>
-              <w:rPr>
-                <w:rFonts w:ascii="Times New Roman" w:hAnsi="Times New Roman" w:eastAsia="楷体"/>
-                <w:b w:val="0"/>
-                <w:color w:val="000000"/>
-                <w:sz w:val="18"/>
-              </w:rPr>
-              <w:t>65.42</w:t>
-            </w:r>
-          </w:p>
-        </w:tc>
-        <w:tc>
-          <w:tcPr>
-            <w:tcW w:type="dxa" w:w="1344"/>
-            <w:vAlign w:val="center"/>
-            <w:tcBorders>
-              <w:top w:val="single" w:sz="4" w:color="A6A6A6"/>
-              <w:left w:val="single" w:sz="4" w:color="A6A6A6"/>
-              <w:bottom w:val="single" w:sz="4" w:color="A6A6A6"/>
-              <w:right w:val="single" w:sz="4" w:color="A6A6A6"/>
-            </w:tcBorders>
-          </w:tcPr>
-          <w:p>
-            <w:pPr>
-              <w:spacing w:before="0" w:after="0" w:line="276" w:lineRule="auto"/>
-              <w:ind w:firstLine="0"/>
-              <w:jc w:val="center"/>
-            </w:pPr>
-            <w:r/>
-            <w:r>
-              <w:rPr>
-                <w:rFonts w:ascii="Times New Roman" w:hAnsi="Times New Roman" w:eastAsia="楷体"/>
-                <w:b w:val="0"/>
-                <w:color w:val="000000"/>
-                <w:sz w:val="18"/>
-              </w:rPr>
-              <w:t>237.40</w:t>
-            </w:r>
-          </w:p>
-        </w:tc>
-      </w:tr>
-      <w:tr>
-        <w:tc>
-          <w:tcPr>
-            <w:tcW w:type="dxa" w:w="1344"/>
-            <w:vAlign w:val="center"/>
-            <w:tcBorders>
-              <w:top w:val="single" w:sz="4" w:color="A6A6A6"/>
-              <w:left w:val="single" w:sz="4" w:color="A6A6A6"/>
-              <w:bottom w:val="single" w:sz="4" w:color="A6A6A6"/>
-              <w:right w:val="single" w:sz="4" w:color="A6A6A6"/>
-            </w:tcBorders>
-          </w:tcPr>
-          <w:p>
-            <w:pPr>
-              <w:spacing w:before="0" w:after="0" w:line="276" w:lineRule="auto"/>
-              <w:ind w:firstLine="0"/>
-              <w:jc w:val="left"/>
-            </w:pPr>
-            <w:r/>
-            <w:r>
-              <w:rPr>
-                <w:rFonts w:ascii="Times New Roman" w:hAnsi="Times New Roman" w:eastAsia="楷体"/>
-                <w:b w:val="0"/>
-                <w:color w:val="000000"/>
-                <w:sz w:val="18"/>
-              </w:rPr>
-              <w:t>普洱市</w:t>
-            </w:r>
-          </w:p>
-        </w:tc>
-        <w:tc>
-          <w:tcPr>
-            <w:tcW w:type="dxa" w:w="1344"/>
-            <w:vAlign w:val="center"/>
-            <w:tcBorders>
-              <w:top w:val="single" w:sz="4" w:color="A6A6A6"/>
-              <w:left w:val="single" w:sz="4" w:color="A6A6A6"/>
-              <w:bottom w:val="single" w:sz="4" w:color="A6A6A6"/>
-              <w:right w:val="single" w:sz="4" w:color="A6A6A6"/>
-            </w:tcBorders>
-          </w:tcPr>
-          <w:p>
-            <w:pPr>
-              <w:spacing w:before="0" w:after="0" w:line="276" w:lineRule="auto"/>
-              <w:ind w:firstLine="0"/>
-              <w:jc w:val="center"/>
-            </w:pPr>
-            <w:r/>
-            <w:r>
-              <w:rPr>
-                <w:rFonts w:ascii="Times New Roman" w:hAnsi="Times New Roman" w:eastAsia="楷体"/>
-                <w:b w:val="0"/>
-                <w:color w:val="000000"/>
-                <w:sz w:val="18"/>
-              </w:rPr>
-              <w:t>1,252.40</w:t>
-            </w:r>
-          </w:p>
-        </w:tc>
-        <w:tc>
-          <w:tcPr>
-            <w:tcW w:type="dxa" w:w="1344"/>
-            <w:vAlign w:val="center"/>
-            <w:tcBorders>
-              <w:top w:val="single" w:sz="4" w:color="A6A6A6"/>
-              <w:left w:val="single" w:sz="4" w:color="A6A6A6"/>
-              <w:bottom w:val="single" w:sz="4" w:color="A6A6A6"/>
-              <w:right w:val="single" w:sz="4" w:color="A6A6A6"/>
-            </w:tcBorders>
-          </w:tcPr>
-          <w:p>
-            <w:pPr>
-              <w:spacing w:before="0" w:after="0" w:line="276" w:lineRule="auto"/>
-              <w:ind w:firstLine="0"/>
-              <w:jc w:val="center"/>
-            </w:pPr>
-            <w:r/>
-            <w:r>
-              <w:rPr>
-                <w:rFonts w:ascii="Times New Roman" w:hAnsi="Times New Roman" w:eastAsia="楷体"/>
-                <w:b w:val="0"/>
-                <w:color w:val="000000"/>
-                <w:sz w:val="18"/>
-              </w:rPr>
-              <w:t>5.39</w:t>
-            </w:r>
-          </w:p>
-        </w:tc>
-        <w:tc>
-          <w:tcPr>
-            <w:tcW w:type="dxa" w:w="1344"/>
-            <w:vAlign w:val="center"/>
-            <w:tcBorders>
-              <w:top w:val="single" w:sz="4" w:color="A6A6A6"/>
-              <w:left w:val="single" w:sz="4" w:color="A6A6A6"/>
-              <w:bottom w:val="single" w:sz="4" w:color="A6A6A6"/>
-              <w:right w:val="single" w:sz="4" w:color="A6A6A6"/>
-            </w:tcBorders>
-          </w:tcPr>
-          <w:p>
-            <w:pPr>
-              <w:spacing w:before="0" w:after="0" w:line="276" w:lineRule="auto"/>
-              <w:ind w:firstLine="0"/>
-              <w:jc w:val="center"/>
-            </w:pPr>
-            <w:r/>
-            <w:r>
-              <w:rPr>
-                <w:rFonts w:ascii="Times New Roman" w:hAnsi="Times New Roman" w:eastAsia="楷体"/>
-                <w:b w:val="0"/>
-                <w:color w:val="000000"/>
-                <w:sz w:val="18"/>
-              </w:rPr>
-              <w:t>5.10%</w:t>
-            </w:r>
-          </w:p>
-        </w:tc>
-        <w:tc>
-          <w:tcPr>
-            <w:tcW w:type="dxa" w:w="1344"/>
-            <w:vAlign w:val="center"/>
-            <w:tcBorders>
-              <w:top w:val="single" w:sz="4" w:color="A6A6A6"/>
-              <w:left w:val="single" w:sz="4" w:color="A6A6A6"/>
-              <w:bottom w:val="single" w:sz="4" w:color="A6A6A6"/>
-              <w:right w:val="single" w:sz="4" w:color="A6A6A6"/>
-            </w:tcBorders>
-          </w:tcPr>
-          <w:p>
-            <w:pPr>
-              <w:spacing w:before="0" w:after="0" w:line="276" w:lineRule="auto"/>
-              <w:ind w:firstLine="0"/>
-              <w:jc w:val="center"/>
-            </w:pPr>
-            <w:r/>
-            <w:r>
-              <w:rPr>
-                <w:rFonts w:ascii="Times New Roman" w:hAnsi="Times New Roman" w:eastAsia="楷体"/>
-                <w:b w:val="0"/>
-                <w:color w:val="000000"/>
-                <w:sz w:val="18"/>
-              </w:rPr>
-              <w:t>23.2:23.2:53.6</w:t>
-            </w:r>
-          </w:p>
-        </w:tc>
-        <w:tc>
-          <w:tcPr>
-            <w:tcW w:type="dxa" w:w="1344"/>
-            <w:vAlign w:val="center"/>
-            <w:tcBorders>
-              <w:top w:val="single" w:sz="4" w:color="A6A6A6"/>
-              <w:left w:val="single" w:sz="4" w:color="A6A6A6"/>
-              <w:bottom w:val="single" w:sz="4" w:color="A6A6A6"/>
-              <w:right w:val="single" w:sz="4" w:color="A6A6A6"/>
-            </w:tcBorders>
-          </w:tcPr>
-          <w:p>
-            <w:pPr>
-              <w:spacing w:before="0" w:after="0" w:line="276" w:lineRule="auto"/>
-              <w:ind w:firstLine="0"/>
-              <w:jc w:val="center"/>
-            </w:pPr>
-            <w:r/>
-            <w:r>
-              <w:rPr>
-                <w:rFonts w:ascii="Times New Roman" w:hAnsi="Times New Roman" w:eastAsia="楷体"/>
-                <w:b w:val="0"/>
-                <w:color w:val="000000"/>
-                <w:sz w:val="18"/>
-              </w:rPr>
-              <w:t>62.57</w:t>
-            </w:r>
-          </w:p>
-        </w:tc>
-        <w:tc>
-          <w:tcPr>
-            <w:tcW w:type="dxa" w:w="1344"/>
-            <w:vAlign w:val="center"/>
-            <w:tcBorders>
-              <w:top w:val="single" w:sz="4" w:color="A6A6A6"/>
-              <w:left w:val="single" w:sz="4" w:color="A6A6A6"/>
-              <w:bottom w:val="single" w:sz="4" w:color="A6A6A6"/>
-              <w:right w:val="single" w:sz="4" w:color="A6A6A6"/>
-            </w:tcBorders>
-          </w:tcPr>
-          <w:p>
-            <w:pPr>
-              <w:spacing w:before="0" w:after="0" w:line="276" w:lineRule="auto"/>
-              <w:ind w:firstLine="0"/>
-              <w:jc w:val="center"/>
-            </w:pPr>
-            <w:r/>
-            <w:r>
-              <w:rPr>
-                <w:rFonts w:ascii="Times New Roman" w:hAnsi="Times New Roman" w:eastAsia="楷体"/>
-                <w:b w:val="0"/>
-                <w:color w:val="000000"/>
-                <w:sz w:val="18"/>
-              </w:rPr>
-              <w:t>230.70</w:t>
-            </w:r>
-          </w:p>
-        </w:tc>
-      </w:tr>
-      <w:tr>
-        <w:tc>
-          <w:tcPr>
-            <w:tcW w:type="dxa" w:w="1344"/>
-            <w:vAlign w:val="center"/>
-            <w:tcBorders>
-              <w:top w:val="single" w:sz="4" w:color="A6A6A6"/>
-              <w:left w:val="single" w:sz="4" w:color="A6A6A6"/>
-              <w:bottom w:val="single" w:sz="4" w:color="A6A6A6"/>
-              <w:right w:val="single" w:sz="4" w:color="A6A6A6"/>
-            </w:tcBorders>
-          </w:tcPr>
-          <w:p>
-            <w:pPr>
-              <w:spacing w:before="0" w:after="0" w:line="276" w:lineRule="auto"/>
-              <w:ind w:firstLine="0"/>
-              <w:jc w:val="left"/>
-            </w:pPr>
-            <w:r/>
-            <w:r>
-              <w:rPr>
-                <w:rFonts w:ascii="Times New Roman" w:hAnsi="Times New Roman" w:eastAsia="楷体"/>
-                <w:b w:val="0"/>
-                <w:color w:val="000000"/>
-                <w:sz w:val="18"/>
-              </w:rPr>
-              <w:t>临沧市</w:t>
-            </w:r>
-          </w:p>
-        </w:tc>
-        <w:tc>
-          <w:tcPr>
-            <w:tcW w:type="dxa" w:w="1344"/>
-            <w:vAlign w:val="center"/>
-            <w:tcBorders>
-              <w:top w:val="single" w:sz="4" w:color="A6A6A6"/>
-              <w:left w:val="single" w:sz="4" w:color="A6A6A6"/>
-              <w:bottom w:val="single" w:sz="4" w:color="A6A6A6"/>
-              <w:right w:val="single" w:sz="4" w:color="A6A6A6"/>
-            </w:tcBorders>
-          </w:tcPr>
-          <w:p>
-            <w:pPr>
-              <w:spacing w:before="0" w:after="0" w:line="276" w:lineRule="auto"/>
-              <w:ind w:firstLine="0"/>
-              <w:jc w:val="center"/>
-            </w:pPr>
-            <w:r/>
-            <w:r>
-              <w:rPr>
-                <w:rFonts w:ascii="Times New Roman" w:hAnsi="Times New Roman" w:eastAsia="楷体"/>
-                <w:b w:val="0"/>
-                <w:color w:val="000000"/>
-                <w:sz w:val="18"/>
-              </w:rPr>
-              <w:t>1,127.75</w:t>
-            </w:r>
-          </w:p>
-        </w:tc>
-        <w:tc>
-          <w:tcPr>
-            <w:tcW w:type="dxa" w:w="1344"/>
-            <w:vAlign w:val="center"/>
-            <w:tcBorders>
-              <w:top w:val="single" w:sz="4" w:color="A6A6A6"/>
-              <w:left w:val="single" w:sz="4" w:color="A6A6A6"/>
-              <w:bottom w:val="single" w:sz="4" w:color="A6A6A6"/>
-              <w:right w:val="single" w:sz="4" w:color="A6A6A6"/>
-            </w:tcBorders>
-          </w:tcPr>
-          <w:p>
-            <w:pPr>
-              <w:spacing w:before="0" w:after="0" w:line="276" w:lineRule="auto"/>
-              <w:ind w:firstLine="0"/>
-              <w:jc w:val="center"/>
-            </w:pPr>
-            <w:r/>
-            <w:r>
-              <w:rPr>
-                <w:rFonts w:ascii="Times New Roman" w:hAnsi="Times New Roman" w:eastAsia="楷体"/>
-                <w:b w:val="0"/>
-                <w:color w:val="000000"/>
-                <w:sz w:val="18"/>
-              </w:rPr>
-              <w:t>5.17</w:t>
-            </w:r>
-          </w:p>
-        </w:tc>
-        <w:tc>
-          <w:tcPr>
-            <w:tcW w:type="dxa" w:w="1344"/>
-            <w:vAlign w:val="center"/>
-            <w:tcBorders>
-              <w:top w:val="single" w:sz="4" w:color="A6A6A6"/>
-              <w:left w:val="single" w:sz="4" w:color="A6A6A6"/>
-              <w:bottom w:val="single" w:sz="4" w:color="A6A6A6"/>
-              <w:right w:val="single" w:sz="4" w:color="A6A6A6"/>
-            </w:tcBorders>
-          </w:tcPr>
-          <w:p>
-            <w:pPr>
-              <w:spacing w:before="0" w:after="0" w:line="276" w:lineRule="auto"/>
-              <w:ind w:firstLine="0"/>
-              <w:jc w:val="center"/>
-            </w:pPr>
-            <w:r/>
-            <w:r>
-              <w:rPr>
-                <w:rFonts w:ascii="Times New Roman" w:hAnsi="Times New Roman" w:eastAsia="楷体"/>
-                <w:b w:val="0"/>
-                <w:color w:val="000000"/>
-                <w:sz w:val="18"/>
-              </w:rPr>
-              <w:t>0.20%</w:t>
-            </w:r>
-          </w:p>
-        </w:tc>
-        <w:tc>
-          <w:tcPr>
-            <w:tcW w:type="dxa" w:w="1344"/>
-            <w:vAlign w:val="center"/>
-            <w:tcBorders>
-              <w:top w:val="single" w:sz="4" w:color="A6A6A6"/>
-              <w:left w:val="single" w:sz="4" w:color="A6A6A6"/>
-              <w:bottom w:val="single" w:sz="4" w:color="A6A6A6"/>
-              <w:right w:val="single" w:sz="4" w:color="A6A6A6"/>
-            </w:tcBorders>
-          </w:tcPr>
-          <w:p>
-            <w:pPr>
-              <w:spacing w:before="0" w:after="0" w:line="276" w:lineRule="auto"/>
-              <w:ind w:firstLine="0"/>
-              <w:jc w:val="center"/>
-            </w:pPr>
-            <w:r/>
-            <w:r>
-              <w:rPr>
-                <w:rFonts w:ascii="Times New Roman" w:hAnsi="Times New Roman" w:eastAsia="楷体"/>
-                <w:b w:val="0"/>
-                <w:color w:val="000000"/>
-                <w:sz w:val="18"/>
-              </w:rPr>
-              <w:t>30.7:20.6:48.7</w:t>
-            </w:r>
-          </w:p>
-        </w:tc>
-        <w:tc>
-          <w:tcPr>
-            <w:tcW w:type="dxa" w:w="1344"/>
-            <w:vAlign w:val="center"/>
-            <w:tcBorders>
-              <w:top w:val="single" w:sz="4" w:color="A6A6A6"/>
-              <w:left w:val="single" w:sz="4" w:color="A6A6A6"/>
-              <w:bottom w:val="single" w:sz="4" w:color="A6A6A6"/>
-              <w:right w:val="single" w:sz="4" w:color="A6A6A6"/>
-            </w:tcBorders>
-          </w:tcPr>
-          <w:p>
-            <w:pPr>
-              <w:spacing w:before="0" w:after="0" w:line="276" w:lineRule="auto"/>
-              <w:ind w:firstLine="0"/>
-              <w:jc w:val="center"/>
-            </w:pPr>
-            <w:r/>
-            <w:r>
-              <w:rPr>
-                <w:rFonts w:ascii="Times New Roman" w:hAnsi="Times New Roman" w:eastAsia="楷体"/>
-                <w:b w:val="0"/>
-                <w:color w:val="000000"/>
-                <w:sz w:val="18"/>
-              </w:rPr>
-              <w:t>51.54</w:t>
-            </w:r>
-          </w:p>
-        </w:tc>
-        <w:tc>
-          <w:tcPr>
-            <w:tcW w:type="dxa" w:w="1344"/>
-            <w:vAlign w:val="center"/>
-            <w:tcBorders>
-              <w:top w:val="single" w:sz="4" w:color="A6A6A6"/>
-              <w:left w:val="single" w:sz="4" w:color="A6A6A6"/>
-              <w:bottom w:val="single" w:sz="4" w:color="A6A6A6"/>
-              <w:right w:val="single" w:sz="4" w:color="A6A6A6"/>
-            </w:tcBorders>
-          </w:tcPr>
-          <w:p>
-            <w:pPr>
-              <w:spacing w:before="0" w:after="0" w:line="276" w:lineRule="auto"/>
-              <w:ind w:firstLine="0"/>
-              <w:jc w:val="center"/>
-            </w:pPr>
-            <w:r/>
-            <w:r>
-              <w:rPr>
-                <w:rFonts w:ascii="Times New Roman" w:hAnsi="Times New Roman" w:eastAsia="楷体"/>
-                <w:b w:val="0"/>
-                <w:color w:val="000000"/>
-                <w:sz w:val="18"/>
-              </w:rPr>
-              <w:t>217.10</w:t>
-            </w:r>
-          </w:p>
-        </w:tc>
-      </w:tr>
-      <w:tr>
-        <w:tc>
-          <w:tcPr>
-            <w:tcW w:type="dxa" w:w="1344"/>
-            <w:vAlign w:val="center"/>
-            <w:tcBorders>
-              <w:top w:val="single" w:sz="4" w:color="A6A6A6"/>
-              <w:left w:val="single" w:sz="4" w:color="A6A6A6"/>
-              <w:bottom w:val="single" w:sz="4" w:color="A6A6A6"/>
-              <w:right w:val="single" w:sz="4" w:color="A6A6A6"/>
-            </w:tcBorders>
-          </w:tcPr>
-          <w:p>
-            <w:pPr>
-              <w:spacing w:before="0" w:after="0" w:line="276" w:lineRule="auto"/>
-              <w:ind w:firstLine="0"/>
-              <w:jc w:val="left"/>
-            </w:pPr>
-            <w:r/>
-            <w:r>
-              <w:rPr>
-                <w:rFonts w:ascii="Times New Roman" w:hAnsi="Times New Roman" w:eastAsia="楷体"/>
-                <w:b w:val="0"/>
-                <w:color w:val="000000"/>
-                <w:sz w:val="18"/>
-              </w:rPr>
-              <w:t>西双版纳傣族自治州</w:t>
-            </w:r>
-          </w:p>
-        </w:tc>
-        <w:tc>
-          <w:tcPr>
-            <w:tcW w:type="dxa" w:w="1344"/>
-            <w:vAlign w:val="center"/>
-            <w:tcBorders>
-              <w:top w:val="single" w:sz="4" w:color="A6A6A6"/>
-              <w:left w:val="single" w:sz="4" w:color="A6A6A6"/>
-              <w:bottom w:val="single" w:sz="4" w:color="A6A6A6"/>
-              <w:right w:val="single" w:sz="4" w:color="A6A6A6"/>
-            </w:tcBorders>
-          </w:tcPr>
-          <w:p>
-            <w:pPr>
-              <w:spacing w:before="0" w:after="0" w:line="276" w:lineRule="auto"/>
-              <w:ind w:firstLine="0"/>
-              <w:jc w:val="center"/>
-            </w:pPr>
-            <w:r/>
-            <w:r>
-              <w:rPr>
-                <w:rFonts w:ascii="Times New Roman" w:hAnsi="Times New Roman" w:eastAsia="楷体"/>
-                <w:b w:val="0"/>
-                <w:color w:val="000000"/>
-                <w:sz w:val="18"/>
-              </w:rPr>
-              <w:t>940.83</w:t>
-            </w:r>
-          </w:p>
-        </w:tc>
-        <w:tc>
-          <w:tcPr>
-            <w:tcW w:type="dxa" w:w="1344"/>
-            <w:vAlign w:val="center"/>
-            <w:tcBorders>
-              <w:top w:val="single" w:sz="4" w:color="A6A6A6"/>
-              <w:left w:val="single" w:sz="4" w:color="A6A6A6"/>
-              <w:bottom w:val="single" w:sz="4" w:color="A6A6A6"/>
-              <w:right w:val="single" w:sz="4" w:color="A6A6A6"/>
-            </w:tcBorders>
-          </w:tcPr>
-          <w:p>
-            <w:pPr>
-              <w:spacing w:before="0" w:after="0" w:line="276" w:lineRule="auto"/>
-              <w:ind w:firstLine="0"/>
-              <w:jc w:val="center"/>
-            </w:pPr>
-            <w:r/>
-            <w:r>
-              <w:rPr>
-                <w:rFonts w:ascii="Times New Roman" w:hAnsi="Times New Roman" w:eastAsia="楷体"/>
-                <w:b w:val="0"/>
-                <w:color w:val="000000"/>
-                <w:sz w:val="18"/>
-              </w:rPr>
-              <w:t>6.98</w:t>
-            </w:r>
-          </w:p>
-        </w:tc>
-        <w:tc>
-          <w:tcPr>
-            <w:tcW w:type="dxa" w:w="1344"/>
-            <w:vAlign w:val="center"/>
-            <w:tcBorders>
-              <w:top w:val="single" w:sz="4" w:color="A6A6A6"/>
-              <w:left w:val="single" w:sz="4" w:color="A6A6A6"/>
-              <w:bottom w:val="single" w:sz="4" w:color="A6A6A6"/>
-              <w:right w:val="single" w:sz="4" w:color="A6A6A6"/>
-            </w:tcBorders>
-          </w:tcPr>
-          <w:p>
-            <w:pPr>
-              <w:spacing w:before="0" w:after="0" w:line="276" w:lineRule="auto"/>
-              <w:ind w:firstLine="0"/>
-              <w:jc w:val="center"/>
-            </w:pPr>
-            <w:r/>
-            <w:r>
-              <w:rPr>
-                <w:rFonts w:ascii="Times New Roman" w:hAnsi="Times New Roman" w:eastAsia="楷体"/>
-                <w:b w:val="0"/>
-                <w:color w:val="000000"/>
-                <w:sz w:val="18"/>
-              </w:rPr>
-              <w:t>4.40%</w:t>
-            </w:r>
-          </w:p>
-        </w:tc>
-        <w:tc>
-          <w:tcPr>
-            <w:tcW w:type="dxa" w:w="1344"/>
-            <w:vAlign w:val="center"/>
-            <w:tcBorders>
-              <w:top w:val="single" w:sz="4" w:color="A6A6A6"/>
-              <w:left w:val="single" w:sz="4" w:color="A6A6A6"/>
-              <w:bottom w:val="single" w:sz="4" w:color="A6A6A6"/>
-              <w:right w:val="single" w:sz="4" w:color="A6A6A6"/>
-            </w:tcBorders>
-          </w:tcPr>
-          <w:p>
-            <w:pPr>
-              <w:spacing w:before="0" w:after="0" w:line="276" w:lineRule="auto"/>
-              <w:ind w:firstLine="0"/>
-              <w:jc w:val="center"/>
-            </w:pPr>
-            <w:r/>
-            <w:r>
-              <w:rPr>
-                <w:rFonts w:ascii="Times New Roman" w:hAnsi="Times New Roman" w:eastAsia="楷体"/>
-                <w:b w:val="0"/>
-                <w:color w:val="000000"/>
-                <w:sz w:val="18"/>
-              </w:rPr>
-              <w:t>21.1:23:55.9</w:t>
-            </w:r>
-          </w:p>
-        </w:tc>
-        <w:tc>
-          <w:tcPr>
-            <w:tcW w:type="dxa" w:w="1344"/>
-            <w:vAlign w:val="center"/>
-            <w:tcBorders>
-              <w:top w:val="single" w:sz="4" w:color="A6A6A6"/>
-              <w:left w:val="single" w:sz="4" w:color="A6A6A6"/>
-              <w:bottom w:val="single" w:sz="4" w:color="A6A6A6"/>
-              <w:right w:val="single" w:sz="4" w:color="A6A6A6"/>
-            </w:tcBorders>
-          </w:tcPr>
-          <w:p>
-            <w:pPr>
-              <w:spacing w:before="0" w:after="0" w:line="276" w:lineRule="auto"/>
-              <w:ind w:firstLine="0"/>
-              <w:jc w:val="center"/>
-            </w:pPr>
-            <w:r/>
-            <w:r>
-              <w:rPr>
-                <w:rFonts w:ascii="Times New Roman" w:hAnsi="Times New Roman" w:eastAsia="楷体"/>
-                <w:b w:val="0"/>
-                <w:color w:val="000000"/>
-                <w:sz w:val="18"/>
-              </w:rPr>
-              <w:t>39.92</w:t>
-            </w:r>
-          </w:p>
-        </w:tc>
-        <w:tc>
-          <w:tcPr>
-            <w:tcW w:type="dxa" w:w="1344"/>
-            <w:vAlign w:val="center"/>
-            <w:tcBorders>
-              <w:top w:val="single" w:sz="4" w:color="A6A6A6"/>
-              <w:left w:val="single" w:sz="4" w:color="A6A6A6"/>
-              <w:bottom w:val="single" w:sz="4" w:color="A6A6A6"/>
-              <w:right w:val="single" w:sz="4" w:color="A6A6A6"/>
-            </w:tcBorders>
-          </w:tcPr>
-          <w:p>
-            <w:pPr>
-              <w:spacing w:before="0" w:after="0" w:line="276" w:lineRule="auto"/>
-              <w:ind w:firstLine="0"/>
-              <w:jc w:val="center"/>
-            </w:pPr>
-            <w:r/>
-            <w:r>
-              <w:rPr>
-                <w:rFonts w:ascii="Times New Roman" w:hAnsi="Times New Roman" w:eastAsia="楷体"/>
-                <w:b w:val="0"/>
-                <w:color w:val="000000"/>
-                <w:sz w:val="18"/>
-              </w:rPr>
-              <w:t>135.90</w:t>
-            </w:r>
-          </w:p>
-        </w:tc>
-      </w:tr>
-      <w:tr>
-        <w:tc>
-          <w:tcPr>
-            <w:tcW w:type="dxa" w:w="1344"/>
-            <w:vAlign w:val="center"/>
-            <w:tcBorders>
-              <w:top w:val="single" w:sz="4" w:color="A6A6A6"/>
-              <w:left w:val="single" w:sz="4" w:color="A6A6A6"/>
-              <w:bottom w:val="single" w:sz="4" w:color="A6A6A6"/>
-              <w:right w:val="single" w:sz="4" w:color="A6A6A6"/>
-            </w:tcBorders>
-          </w:tcPr>
-          <w:p>
-            <w:pPr>
-              <w:spacing w:before="0" w:after="0" w:line="276" w:lineRule="auto"/>
-              <w:ind w:firstLine="0"/>
-              <w:jc w:val="left"/>
-            </w:pPr>
-            <w:r/>
-            <w:r>
-              <w:rPr>
-                <w:rFonts w:ascii="Times New Roman" w:hAnsi="Times New Roman" w:eastAsia="楷体"/>
-                <w:b w:val="0"/>
-                <w:color w:val="000000"/>
-                <w:sz w:val="18"/>
-              </w:rPr>
-              <w:t>丽江市</w:t>
-            </w:r>
-          </w:p>
-        </w:tc>
-        <w:tc>
-          <w:tcPr>
-            <w:tcW w:type="dxa" w:w="1344"/>
-            <w:vAlign w:val="center"/>
-            <w:tcBorders>
-              <w:top w:val="single" w:sz="4" w:color="A6A6A6"/>
-              <w:left w:val="single" w:sz="4" w:color="A6A6A6"/>
-              <w:bottom w:val="single" w:sz="4" w:color="A6A6A6"/>
-              <w:right w:val="single" w:sz="4" w:color="A6A6A6"/>
-            </w:tcBorders>
-          </w:tcPr>
-          <w:p>
-            <w:pPr>
-              <w:spacing w:before="0" w:after="0" w:line="276" w:lineRule="auto"/>
-              <w:ind w:firstLine="0"/>
-              <w:jc w:val="center"/>
-            </w:pPr>
-            <w:r/>
-            <w:r>
-              <w:rPr>
-                <w:rFonts w:ascii="Times New Roman" w:hAnsi="Times New Roman" w:eastAsia="楷体"/>
-                <w:b w:val="0"/>
-                <w:color w:val="000000"/>
-                <w:sz w:val="18"/>
-              </w:rPr>
-              <w:t>744.27</w:t>
-            </w:r>
-          </w:p>
-        </w:tc>
-        <w:tc>
-          <w:tcPr>
-            <w:tcW w:type="dxa" w:w="1344"/>
-            <w:vAlign w:val="center"/>
-            <w:tcBorders>
-              <w:top w:val="single" w:sz="4" w:color="A6A6A6"/>
-              <w:left w:val="single" w:sz="4" w:color="A6A6A6"/>
-              <w:bottom w:val="single" w:sz="4" w:color="A6A6A6"/>
-              <w:right w:val="single" w:sz="4" w:color="A6A6A6"/>
-            </w:tcBorders>
-          </w:tcPr>
-          <w:p>
-            <w:pPr>
-              <w:spacing w:before="0" w:after="0" w:line="276" w:lineRule="auto"/>
-              <w:ind w:firstLine="0"/>
-              <w:jc w:val="center"/>
-            </w:pPr>
-            <w:r/>
-            <w:r>
-              <w:rPr>
-                <w:rFonts w:ascii="Times New Roman" w:hAnsi="Times New Roman" w:eastAsia="楷体"/>
-                <w:b w:val="0"/>
-                <w:color w:val="000000"/>
-                <w:sz w:val="18"/>
-              </w:rPr>
-              <w:t>—</w:t>
-            </w:r>
-          </w:p>
-        </w:tc>
-        <w:tc>
-          <w:tcPr>
-            <w:tcW w:type="dxa" w:w="1344"/>
-            <w:vAlign w:val="center"/>
-            <w:tcBorders>
-              <w:top w:val="single" w:sz="4" w:color="A6A6A6"/>
-              <w:left w:val="single" w:sz="4" w:color="A6A6A6"/>
-              <w:bottom w:val="single" w:sz="4" w:color="A6A6A6"/>
-              <w:right w:val="single" w:sz="4" w:color="A6A6A6"/>
-            </w:tcBorders>
-          </w:tcPr>
-          <w:p>
-            <w:pPr>
-              <w:spacing w:before="0" w:after="0" w:line="276" w:lineRule="auto"/>
-              <w:ind w:firstLine="0"/>
-              <w:jc w:val="center"/>
-            </w:pPr>
-            <w:r/>
-            <w:r>
-              <w:rPr>
-                <w:rFonts w:ascii="Times New Roman" w:hAnsi="Times New Roman" w:eastAsia="楷体"/>
-                <w:b w:val="0"/>
-                <w:color w:val="000000"/>
-                <w:sz w:val="18"/>
-              </w:rPr>
-              <w:t>4.50%</w:t>
-            </w:r>
-          </w:p>
-        </w:tc>
-        <w:tc>
-          <w:tcPr>
-            <w:tcW w:type="dxa" w:w="1344"/>
-            <w:vAlign w:val="center"/>
-            <w:tcBorders>
-              <w:top w:val="single" w:sz="4" w:color="A6A6A6"/>
-              <w:left w:val="single" w:sz="4" w:color="A6A6A6"/>
-              <w:bottom w:val="single" w:sz="4" w:color="A6A6A6"/>
-              <w:right w:val="single" w:sz="4" w:color="A6A6A6"/>
-            </w:tcBorders>
-          </w:tcPr>
-          <w:p>
-            <w:pPr>
-              <w:spacing w:before="0" w:after="0" w:line="276" w:lineRule="auto"/>
-              <w:ind w:firstLine="0"/>
-              <w:jc w:val="center"/>
-            </w:pPr>
-            <w:r/>
-            <w:r>
-              <w:rPr>
-                <w:rFonts w:ascii="Times New Roman" w:hAnsi="Times New Roman" w:eastAsia="楷体"/>
-                <w:b w:val="0"/>
-                <w:color w:val="000000"/>
-                <w:sz w:val="18"/>
-              </w:rPr>
-              <w:t>11.9:33.9:54.2</w:t>
-            </w:r>
-          </w:p>
-        </w:tc>
-        <w:tc>
-          <w:tcPr>
-            <w:tcW w:type="dxa" w:w="1344"/>
-            <w:vAlign w:val="center"/>
-            <w:tcBorders>
-              <w:top w:val="single" w:sz="4" w:color="A6A6A6"/>
-              <w:left w:val="single" w:sz="4" w:color="A6A6A6"/>
-              <w:bottom w:val="single" w:sz="4" w:color="A6A6A6"/>
-              <w:right w:val="single" w:sz="4" w:color="A6A6A6"/>
-            </w:tcBorders>
-          </w:tcPr>
-          <w:p>
-            <w:pPr>
-              <w:spacing w:before="0" w:after="0" w:line="276" w:lineRule="auto"/>
-              <w:ind w:firstLine="0"/>
-              <w:jc w:val="center"/>
-            </w:pPr>
-            <w:r/>
-            <w:r>
-              <w:rPr>
-                <w:rFonts w:ascii="Times New Roman" w:hAnsi="Times New Roman" w:eastAsia="楷体"/>
-                <w:b w:val="0"/>
-                <w:color w:val="000000"/>
-                <w:sz w:val="18"/>
-              </w:rPr>
-              <w:t>56.78</w:t>
-            </w:r>
-          </w:p>
-        </w:tc>
-        <w:tc>
-          <w:tcPr>
-            <w:tcW w:type="dxa" w:w="1344"/>
-            <w:vAlign w:val="center"/>
-            <w:tcBorders>
-              <w:top w:val="single" w:sz="4" w:color="A6A6A6"/>
-              <w:left w:val="single" w:sz="4" w:color="A6A6A6"/>
-              <w:bottom w:val="single" w:sz="4" w:color="A6A6A6"/>
-              <w:right w:val="single" w:sz="4" w:color="A6A6A6"/>
-            </w:tcBorders>
-          </w:tcPr>
-          <w:p>
-            <w:pPr>
-              <w:spacing w:before="0" w:after="0" w:line="276" w:lineRule="auto"/>
-              <w:ind w:firstLine="0"/>
-              <w:jc w:val="center"/>
-            </w:pPr>
-            <w:r/>
-            <w:r>
-              <w:rPr>
-                <w:rFonts w:ascii="Times New Roman" w:hAnsi="Times New Roman" w:eastAsia="楷体"/>
-                <w:b w:val="0"/>
-                <w:color w:val="000000"/>
-                <w:sz w:val="18"/>
-              </w:rPr>
-              <w:t>—</w:t>
-            </w:r>
-          </w:p>
-        </w:tc>
-      </w:tr>
-      <w:tr>
-        <w:tc>
-          <w:tcPr>
-            <w:tcW w:type="dxa" w:w="1344"/>
-            <w:vAlign w:val="center"/>
-            <w:tcBorders>
-              <w:top w:val="single" w:sz="4" w:color="A6A6A6"/>
-              <w:left w:val="single" w:sz="4" w:color="A6A6A6"/>
-              <w:bottom w:val="single" w:sz="4" w:color="A6A6A6"/>
-              <w:right w:val="single" w:sz="4" w:color="A6A6A6"/>
-            </w:tcBorders>
-          </w:tcPr>
-          <w:p>
-            <w:pPr>
-              <w:spacing w:before="0" w:after="0" w:line="276" w:lineRule="auto"/>
-              <w:ind w:firstLine="0"/>
-              <w:jc w:val="left"/>
-            </w:pPr>
-            <w:r/>
-            <w:r>
-              <w:rPr>
-                <w:rFonts w:ascii="Times New Roman" w:hAnsi="Times New Roman" w:eastAsia="楷体"/>
-                <w:b w:val="0"/>
-                <w:color w:val="000000"/>
-                <w:sz w:val="18"/>
-              </w:rPr>
-              <w:t>德宏傣族景颇族自治州</w:t>
-            </w:r>
-          </w:p>
-        </w:tc>
-        <w:tc>
-          <w:tcPr>
-            <w:tcW w:type="dxa" w:w="1344"/>
-            <w:vAlign w:val="center"/>
-            <w:tcBorders>
-              <w:top w:val="single" w:sz="4" w:color="A6A6A6"/>
-              <w:left w:val="single" w:sz="4" w:color="A6A6A6"/>
-              <w:bottom w:val="single" w:sz="4" w:color="A6A6A6"/>
-              <w:right w:val="single" w:sz="4" w:color="A6A6A6"/>
-            </w:tcBorders>
-          </w:tcPr>
-          <w:p>
-            <w:pPr>
-              <w:spacing w:before="0" w:after="0" w:line="276" w:lineRule="auto"/>
-              <w:ind w:firstLine="0"/>
-              <w:jc w:val="center"/>
-            </w:pPr>
-            <w:r/>
-            <w:r>
-              <w:rPr>
-                <w:rFonts w:ascii="Times New Roman" w:hAnsi="Times New Roman" w:eastAsia="楷体"/>
-                <w:b w:val="0"/>
-                <w:color w:val="000000"/>
-                <w:sz w:val="18"/>
-              </w:rPr>
-              <w:t>648.07</w:t>
-            </w:r>
-          </w:p>
-        </w:tc>
-        <w:tc>
-          <w:tcPr>
-            <w:tcW w:type="dxa" w:w="1344"/>
-            <w:vAlign w:val="center"/>
-            <w:tcBorders>
-              <w:top w:val="single" w:sz="4" w:color="A6A6A6"/>
-              <w:left w:val="single" w:sz="4" w:color="A6A6A6"/>
-              <w:bottom w:val="single" w:sz="4" w:color="A6A6A6"/>
-              <w:right w:val="single" w:sz="4" w:color="A6A6A6"/>
-            </w:tcBorders>
-          </w:tcPr>
-          <w:p>
-            <w:pPr>
-              <w:spacing w:before="0" w:after="0" w:line="276" w:lineRule="auto"/>
-              <w:ind w:firstLine="0"/>
-              <w:jc w:val="center"/>
-            </w:pPr>
-            <w:r/>
-            <w:r>
-              <w:rPr>
-                <w:rFonts w:ascii="Times New Roman" w:hAnsi="Times New Roman" w:eastAsia="楷体"/>
-                <w:b w:val="0"/>
-                <w:color w:val="000000"/>
-                <w:sz w:val="18"/>
-              </w:rPr>
-              <w:t>—</w:t>
-            </w:r>
-          </w:p>
-        </w:tc>
-        <w:tc>
-          <w:tcPr>
-            <w:tcW w:type="dxa" w:w="1344"/>
-            <w:vAlign w:val="center"/>
-            <w:tcBorders>
-              <w:top w:val="single" w:sz="4" w:color="A6A6A6"/>
-              <w:left w:val="single" w:sz="4" w:color="A6A6A6"/>
-              <w:bottom w:val="single" w:sz="4" w:color="A6A6A6"/>
-              <w:right w:val="single" w:sz="4" w:color="A6A6A6"/>
-            </w:tcBorders>
-          </w:tcPr>
-          <w:p>
-            <w:pPr>
-              <w:spacing w:before="0" w:after="0" w:line="276" w:lineRule="auto"/>
-              <w:ind w:firstLine="0"/>
-              <w:jc w:val="center"/>
-            </w:pPr>
-            <w:r/>
-            <w:r>
-              <w:rPr>
-                <w:rFonts w:ascii="Times New Roman" w:hAnsi="Times New Roman" w:eastAsia="楷体"/>
-                <w:b w:val="0"/>
-                <w:color w:val="000000"/>
-                <w:sz w:val="18"/>
-              </w:rPr>
-              <w:t>4.00%</w:t>
-            </w:r>
-          </w:p>
-        </w:tc>
-        <w:tc>
-          <w:tcPr>
-            <w:tcW w:type="dxa" w:w="1344"/>
-            <w:vAlign w:val="center"/>
-            <w:tcBorders>
-              <w:top w:val="single" w:sz="4" w:color="A6A6A6"/>
-              <w:left w:val="single" w:sz="4" w:color="A6A6A6"/>
-              <w:bottom w:val="single" w:sz="4" w:color="A6A6A6"/>
-              <w:right w:val="single" w:sz="4" w:color="A6A6A6"/>
-            </w:tcBorders>
-          </w:tcPr>
-          <w:p>
-            <w:pPr>
-              <w:spacing w:before="0" w:after="0" w:line="276" w:lineRule="auto"/>
-              <w:ind w:firstLine="0"/>
-              <w:jc w:val="center"/>
-            </w:pPr>
-            <w:r/>
-            <w:r>
-              <w:rPr>
-                <w:rFonts w:ascii="Times New Roman" w:hAnsi="Times New Roman" w:eastAsia="楷体"/>
-                <w:b w:val="0"/>
-                <w:color w:val="000000"/>
-                <w:sz w:val="18"/>
-              </w:rPr>
-              <w:t xml:space="preserve"> </w:t>
-            </w:r>
-          </w:p>
-        </w:tc>
-        <w:tc>
-          <w:tcPr>
-            <w:tcW w:type="dxa" w:w="1344"/>
-            <w:vAlign w:val="center"/>
-            <w:tcBorders>
-              <w:top w:val="single" w:sz="4" w:color="A6A6A6"/>
-              <w:left w:val="single" w:sz="4" w:color="A6A6A6"/>
-              <w:bottom w:val="single" w:sz="4" w:color="A6A6A6"/>
-              <w:right w:val="single" w:sz="4" w:color="A6A6A6"/>
-            </w:tcBorders>
-          </w:tcPr>
-          <w:p>
-            <w:pPr>
-              <w:spacing w:before="0" w:after="0" w:line="276" w:lineRule="auto"/>
-              <w:ind w:firstLine="0"/>
-              <w:jc w:val="center"/>
-            </w:pPr>
-            <w:r/>
-            <w:r>
-              <w:rPr>
-                <w:rFonts w:ascii="Times New Roman" w:hAnsi="Times New Roman" w:eastAsia="楷体"/>
-                <w:b w:val="0"/>
-                <w:color w:val="000000"/>
-                <w:sz w:val="18"/>
-              </w:rPr>
-              <w:t>35.59</w:t>
-            </w:r>
-          </w:p>
-        </w:tc>
-        <w:tc>
-          <w:tcPr>
-            <w:tcW w:type="dxa" w:w="1344"/>
-            <w:vAlign w:val="center"/>
-            <w:tcBorders>
-              <w:top w:val="single" w:sz="4" w:color="A6A6A6"/>
-              <w:left w:val="single" w:sz="4" w:color="A6A6A6"/>
-              <w:bottom w:val="single" w:sz="4" w:color="A6A6A6"/>
-              <w:right w:val="single" w:sz="4" w:color="A6A6A6"/>
-            </w:tcBorders>
-          </w:tcPr>
-          <w:p>
-            <w:pPr>
-              <w:spacing w:before="0" w:after="0" w:line="276" w:lineRule="auto"/>
-              <w:ind w:firstLine="0"/>
-              <w:jc w:val="center"/>
-            </w:pPr>
-            <w:r/>
-            <w:r>
-              <w:rPr>
-                <w:rFonts w:ascii="Times New Roman" w:hAnsi="Times New Roman" w:eastAsia="楷体"/>
-                <w:b w:val="0"/>
-                <w:color w:val="000000"/>
-                <w:sz w:val="18"/>
-              </w:rPr>
-              <w:t>—</w:t>
-            </w:r>
-          </w:p>
-        </w:tc>
-      </w:tr>
-      <w:tr>
-        <w:tc>
-          <w:tcPr>
-            <w:tcW w:type="dxa" w:w="1344"/>
-            <w:vAlign w:val="center"/>
-            <w:tcBorders>
-              <w:top w:val="single" w:sz="4" w:color="A6A6A6"/>
-              <w:left w:val="single" w:sz="4" w:color="A6A6A6"/>
-              <w:bottom w:val="single" w:sz="4" w:color="A6A6A6"/>
-              <w:right w:val="single" w:sz="4" w:color="A6A6A6"/>
-            </w:tcBorders>
-          </w:tcPr>
-          <w:p>
-            <w:pPr>
-              <w:spacing w:before="0" w:after="0" w:line="276" w:lineRule="auto"/>
-              <w:ind w:firstLine="0"/>
-              <w:jc w:val="left"/>
-            </w:pPr>
-            <w:r/>
-            <w:r>
-              <w:rPr>
-                <w:rFonts w:ascii="Times New Roman" w:hAnsi="Times New Roman" w:eastAsia="楷体"/>
-                <w:b w:val="0"/>
-                <w:color w:val="000000"/>
-                <w:sz w:val="18"/>
-              </w:rPr>
-              <w:t>迪庆藏族自治州</w:t>
-            </w:r>
-          </w:p>
-        </w:tc>
-        <w:tc>
-          <w:tcPr>
-            <w:tcW w:type="dxa" w:w="1344"/>
-            <w:vAlign w:val="center"/>
-            <w:tcBorders>
-              <w:top w:val="single" w:sz="4" w:color="A6A6A6"/>
-              <w:left w:val="single" w:sz="4" w:color="A6A6A6"/>
-              <w:bottom w:val="single" w:sz="4" w:color="A6A6A6"/>
-              <w:right w:val="single" w:sz="4" w:color="A6A6A6"/>
-            </w:tcBorders>
-          </w:tcPr>
-          <w:p>
-            <w:pPr>
-              <w:spacing w:before="0" w:after="0" w:line="276" w:lineRule="auto"/>
-              <w:ind w:firstLine="0"/>
-              <w:jc w:val="center"/>
-            </w:pPr>
-            <w:r/>
-            <w:r>
-              <w:rPr>
-                <w:rFonts w:ascii="Times New Roman" w:hAnsi="Times New Roman" w:eastAsia="楷体"/>
-                <w:b w:val="0"/>
-                <w:color w:val="000000"/>
-                <w:sz w:val="18"/>
-              </w:rPr>
-              <w:t>316.65</w:t>
-            </w:r>
-          </w:p>
-        </w:tc>
-        <w:tc>
-          <w:tcPr>
-            <w:tcW w:type="dxa" w:w="1344"/>
-            <w:vAlign w:val="center"/>
-            <w:tcBorders>
-              <w:top w:val="single" w:sz="4" w:color="A6A6A6"/>
-              <w:left w:val="single" w:sz="4" w:color="A6A6A6"/>
-              <w:bottom w:val="single" w:sz="4" w:color="A6A6A6"/>
-              <w:right w:val="single" w:sz="4" w:color="A6A6A6"/>
-            </w:tcBorders>
-          </w:tcPr>
-          <w:p>
-            <w:pPr>
-              <w:spacing w:before="0" w:after="0" w:line="276" w:lineRule="auto"/>
-              <w:ind w:firstLine="0"/>
-              <w:jc w:val="center"/>
-            </w:pPr>
-            <w:r/>
-            <w:r>
-              <w:rPr>
-                <w:rFonts w:ascii="Times New Roman" w:hAnsi="Times New Roman" w:eastAsia="楷体"/>
-                <w:b w:val="0"/>
-                <w:color w:val="000000"/>
-                <w:sz w:val="18"/>
-              </w:rPr>
-              <w:t>—</w:t>
-            </w:r>
-          </w:p>
-        </w:tc>
-        <w:tc>
-          <w:tcPr>
-            <w:tcW w:type="dxa" w:w="1344"/>
-            <w:vAlign w:val="center"/>
-            <w:tcBorders>
-              <w:top w:val="single" w:sz="4" w:color="A6A6A6"/>
-              <w:left w:val="single" w:sz="4" w:color="A6A6A6"/>
-              <w:bottom w:val="single" w:sz="4" w:color="A6A6A6"/>
-              <w:right w:val="single" w:sz="4" w:color="A6A6A6"/>
-            </w:tcBorders>
-          </w:tcPr>
-          <w:p>
-            <w:pPr>
-              <w:spacing w:before="0" w:after="0" w:line="276" w:lineRule="auto"/>
-              <w:ind w:firstLine="0"/>
-              <w:jc w:val="center"/>
-            </w:pPr>
-            <w:r/>
-            <w:r>
-              <w:rPr>
-                <w:rFonts w:ascii="Times New Roman" w:hAnsi="Times New Roman" w:eastAsia="楷体"/>
-                <w:b w:val="0"/>
-                <w:color w:val="000000"/>
-                <w:sz w:val="18"/>
-              </w:rPr>
-              <w:t>3.00%</w:t>
-            </w:r>
-          </w:p>
-        </w:tc>
-        <w:tc>
-          <w:tcPr>
-            <w:tcW w:type="dxa" w:w="1344"/>
-            <w:vAlign w:val="center"/>
-            <w:tcBorders>
-              <w:top w:val="single" w:sz="4" w:color="A6A6A6"/>
-              <w:left w:val="single" w:sz="4" w:color="A6A6A6"/>
-              <w:bottom w:val="single" w:sz="4" w:color="A6A6A6"/>
-              <w:right w:val="single" w:sz="4" w:color="A6A6A6"/>
-            </w:tcBorders>
-          </w:tcPr>
-          <w:p>
-            <w:pPr>
-              <w:spacing w:before="0" w:after="0" w:line="276" w:lineRule="auto"/>
-              <w:ind w:firstLine="0"/>
-              <w:jc w:val="center"/>
-            </w:pPr>
-            <w:r/>
-            <w:r>
-              <w:rPr>
-                <w:rFonts w:ascii="Times New Roman" w:hAnsi="Times New Roman" w:eastAsia="楷体"/>
-                <w:b w:val="0"/>
-                <w:color w:val="000000"/>
-                <w:sz w:val="18"/>
-              </w:rPr>
-              <w:t xml:space="preserve"> </w:t>
-            </w:r>
-          </w:p>
-        </w:tc>
-        <w:tc>
-          <w:tcPr>
-            <w:tcW w:type="dxa" w:w="1344"/>
-            <w:vAlign w:val="center"/>
-            <w:tcBorders>
-              <w:top w:val="single" w:sz="4" w:color="A6A6A6"/>
-              <w:left w:val="single" w:sz="4" w:color="A6A6A6"/>
-              <w:bottom w:val="single" w:sz="4" w:color="A6A6A6"/>
-              <w:right w:val="single" w:sz="4" w:color="A6A6A6"/>
-            </w:tcBorders>
-          </w:tcPr>
-          <w:p>
-            <w:pPr>
-              <w:spacing w:before="0" w:after="0" w:line="276" w:lineRule="auto"/>
-              <w:ind w:firstLine="0"/>
-              <w:jc w:val="center"/>
-            </w:pPr>
-            <w:r/>
-            <w:r>
-              <w:rPr>
-                <w:rFonts w:ascii="Times New Roman" w:hAnsi="Times New Roman" w:eastAsia="楷体"/>
-                <w:b w:val="0"/>
-                <w:color w:val="000000"/>
-                <w:sz w:val="18"/>
-              </w:rPr>
-              <w:t>18.49</w:t>
-            </w:r>
-          </w:p>
-        </w:tc>
-        <w:tc>
-          <w:tcPr>
-            <w:tcW w:type="dxa" w:w="1344"/>
-            <w:vAlign w:val="center"/>
-            <w:tcBorders>
-              <w:top w:val="single" w:sz="4" w:color="A6A6A6"/>
-              <w:left w:val="single" w:sz="4" w:color="A6A6A6"/>
-              <w:bottom w:val="single" w:sz="4" w:color="A6A6A6"/>
-              <w:right w:val="single" w:sz="4" w:color="A6A6A6"/>
-            </w:tcBorders>
-          </w:tcPr>
-          <w:p>
-            <w:pPr>
-              <w:spacing w:before="0" w:after="0" w:line="276" w:lineRule="auto"/>
-              <w:ind w:firstLine="0"/>
-              <w:jc w:val="center"/>
-            </w:pPr>
-            <w:r/>
-            <w:r>
-              <w:rPr>
-                <w:rFonts w:ascii="Times New Roman" w:hAnsi="Times New Roman" w:eastAsia="楷体"/>
-                <w:b w:val="0"/>
-                <w:color w:val="000000"/>
-                <w:sz w:val="18"/>
-              </w:rPr>
-              <w:t>—</w:t>
-            </w:r>
-          </w:p>
-        </w:tc>
-      </w:tr>
-      <w:tr>
-        <w:tc>
-          <w:tcPr>
-            <w:tcW w:type="dxa" w:w="1344"/>
-            <w:vAlign w:val="center"/>
-            <w:tcBorders>
-              <w:top w:val="single" w:sz="4" w:color="A6A6A6"/>
-              <w:left w:val="single" w:sz="4" w:color="A6A6A6"/>
-              <w:bottom w:val="single" w:sz="4" w:color="A6A6A6"/>
-              <w:right w:val="single" w:sz="4" w:color="A6A6A6"/>
-            </w:tcBorders>
-          </w:tcPr>
-          <w:p>
-            <w:pPr>
-              <w:spacing w:before="0" w:after="0" w:line="276" w:lineRule="auto"/>
-              <w:ind w:firstLine="0"/>
-              <w:jc w:val="left"/>
-            </w:pPr>
-            <w:r/>
-            <w:r>
-              <w:rPr>
-                <w:rFonts w:ascii="Times New Roman" w:hAnsi="Times New Roman" w:eastAsia="楷体"/>
-                <w:b w:val="0"/>
-                <w:color w:val="000000"/>
-                <w:sz w:val="18"/>
-              </w:rPr>
-              <w:t>怒江傈僳族自治州</w:t>
-            </w:r>
-          </w:p>
-        </w:tc>
-        <w:tc>
-          <w:tcPr>
-            <w:tcW w:type="dxa" w:w="1344"/>
-            <w:vAlign w:val="center"/>
-            <w:tcBorders>
-              <w:top w:val="single" w:sz="4" w:color="A6A6A6"/>
-              <w:left w:val="single" w:sz="4" w:color="A6A6A6"/>
-              <w:bottom w:val="single" w:sz="4" w:color="A6A6A6"/>
-              <w:right w:val="single" w:sz="4" w:color="A6A6A6"/>
-            </w:tcBorders>
-          </w:tcPr>
-          <w:p>
-            <w:pPr>
-              <w:spacing w:before="0" w:after="0" w:line="276" w:lineRule="auto"/>
-              <w:ind w:firstLine="0"/>
-              <w:jc w:val="center"/>
-            </w:pPr>
-            <w:r/>
-            <w:r>
-              <w:rPr>
-                <w:rFonts w:ascii="Times New Roman" w:hAnsi="Times New Roman" w:eastAsia="楷体"/>
-                <w:b w:val="0"/>
-                <w:color w:val="000000"/>
-                <w:sz w:val="18"/>
-              </w:rPr>
-              <w:t>288.98</w:t>
-            </w:r>
-          </w:p>
-        </w:tc>
-        <w:tc>
-          <w:tcPr>
-            <w:tcW w:type="dxa" w:w="1344"/>
-            <w:vAlign w:val="center"/>
-            <w:tcBorders>
-              <w:top w:val="single" w:sz="4" w:color="A6A6A6"/>
-              <w:left w:val="single" w:sz="4" w:color="A6A6A6"/>
-              <w:bottom w:val="single" w:sz="4" w:color="A6A6A6"/>
-              <w:right w:val="single" w:sz="4" w:color="A6A6A6"/>
-            </w:tcBorders>
-          </w:tcPr>
-          <w:p>
-            <w:pPr>
-              <w:spacing w:before="0" w:after="0" w:line="276" w:lineRule="auto"/>
-              <w:ind w:firstLine="0"/>
-              <w:jc w:val="center"/>
-            </w:pPr>
-            <w:r/>
-            <w:r>
-              <w:rPr>
-                <w:rFonts w:ascii="Times New Roman" w:hAnsi="Times New Roman" w:eastAsia="楷体"/>
-                <w:b w:val="0"/>
-                <w:color w:val="000000"/>
-                <w:sz w:val="18"/>
-              </w:rPr>
-              <w:t>5.30</w:t>
+              <w:t>5.32</w:t>
             </w:r>
           </w:p>
         </w:tc>
@@ -3582,7 +1737,2877 @@
                 <w:color w:val="000000"/>
                 <w:sz w:val="18"/>
               </w:rPr>
-              <w:t>14.34</w:t>
+              <w:t>118.95</w:t>
+            </w:r>
+          </w:p>
+        </w:tc>
+        <w:tc>
+          <w:tcPr>
+            <w:tcW w:type="dxa" w:w="1344"/>
+            <w:vAlign w:val="center"/>
+            <w:tcBorders>
+              <w:top w:val="single" w:sz="4" w:color="A6A6A6"/>
+              <w:left w:val="single" w:sz="4" w:color="A6A6A6"/>
+              <w:bottom w:val="single" w:sz="4" w:color="A6A6A6"/>
+              <w:right w:val="single" w:sz="4" w:color="A6A6A6"/>
+            </w:tcBorders>
+          </w:tcPr>
+          <w:p>
+            <w:pPr>
+              <w:spacing w:before="0" w:after="0" w:line="276" w:lineRule="auto"/>
+              <w:ind w:firstLine="0"/>
+              <w:jc w:val="center"/>
+            </w:pPr>
+            <w:r/>
+            <w:r>
+              <w:rPr>
+                <w:rFonts w:ascii="Times New Roman" w:hAnsi="Times New Roman" w:eastAsia="楷体"/>
+                <w:b w:val="0"/>
+                <w:color w:val="000000"/>
+                <w:sz w:val="18"/>
+              </w:rPr>
+              <w:t>541.50</w:t>
+            </w:r>
+          </w:p>
+        </w:tc>
+      </w:tr>
+      <w:tr>
+        <w:tc>
+          <w:tcPr>
+            <w:tcW w:type="dxa" w:w="1344"/>
+            <w:vAlign w:val="center"/>
+            <w:tcBorders>
+              <w:top w:val="single" w:sz="4" w:color="A6A6A6"/>
+              <w:left w:val="single" w:sz="4" w:color="A6A6A6"/>
+              <w:bottom w:val="single" w:sz="4" w:color="A6A6A6"/>
+              <w:right w:val="single" w:sz="4" w:color="A6A6A6"/>
+            </w:tcBorders>
+          </w:tcPr>
+          <w:p>
+            <w:pPr>
+              <w:spacing w:before="0" w:after="0" w:line="276" w:lineRule="auto"/>
+              <w:ind w:firstLine="0"/>
+              <w:jc w:val="left"/>
+            </w:pPr>
+            <w:r/>
+            <w:r>
+              <w:rPr>
+                <w:rFonts w:ascii="Times New Roman" w:hAnsi="Times New Roman" w:eastAsia="楷体"/>
+                <w:b w:val="0"/>
+                <w:color w:val="000000"/>
+                <w:sz w:val="18"/>
+              </w:rPr>
+              <w:t>凉山彝族自治州</w:t>
+            </w:r>
+          </w:p>
+        </w:tc>
+        <w:tc>
+          <w:tcPr>
+            <w:tcW w:type="dxa" w:w="1344"/>
+            <w:vAlign w:val="center"/>
+            <w:tcBorders>
+              <w:top w:val="single" w:sz="4" w:color="A6A6A6"/>
+              <w:left w:val="single" w:sz="4" w:color="A6A6A6"/>
+              <w:bottom w:val="single" w:sz="4" w:color="A6A6A6"/>
+              <w:right w:val="single" w:sz="4" w:color="A6A6A6"/>
+            </w:tcBorders>
+          </w:tcPr>
+          <w:p>
+            <w:pPr>
+              <w:spacing w:before="0" w:after="0" w:line="276" w:lineRule="auto"/>
+              <w:ind w:firstLine="0"/>
+              <w:jc w:val="center"/>
+            </w:pPr>
+            <w:r/>
+            <w:r>
+              <w:rPr>
+                <w:rFonts w:ascii="Times New Roman" w:hAnsi="Times New Roman" w:eastAsia="楷体"/>
+                <w:b w:val="0"/>
+                <w:color w:val="000000"/>
+                <w:sz w:val="18"/>
+              </w:rPr>
+              <w:t>2,605.75</w:t>
+            </w:r>
+          </w:p>
+        </w:tc>
+        <w:tc>
+          <w:tcPr>
+            <w:tcW w:type="dxa" w:w="1344"/>
+            <w:vAlign w:val="center"/>
+            <w:tcBorders>
+              <w:top w:val="single" w:sz="4" w:color="A6A6A6"/>
+              <w:left w:val="single" w:sz="4" w:color="A6A6A6"/>
+              <w:bottom w:val="single" w:sz="4" w:color="A6A6A6"/>
+              <w:right w:val="single" w:sz="4" w:color="A6A6A6"/>
+            </w:tcBorders>
+          </w:tcPr>
+          <w:p>
+            <w:pPr>
+              <w:spacing w:before="0" w:after="0" w:line="276" w:lineRule="auto"/>
+              <w:ind w:firstLine="0"/>
+              <w:jc w:val="center"/>
+            </w:pPr>
+            <w:r/>
+            <w:r>
+              <w:rPr>
+                <w:rFonts w:ascii="Times New Roman" w:hAnsi="Times New Roman" w:eastAsia="楷体"/>
+                <w:b w:val="0"/>
+                <w:color w:val="000000"/>
+                <w:sz w:val="18"/>
+              </w:rPr>
+              <w:t>—</w:t>
+            </w:r>
+          </w:p>
+        </w:tc>
+        <w:tc>
+          <w:tcPr>
+            <w:tcW w:type="dxa" w:w="1344"/>
+            <w:vAlign w:val="center"/>
+            <w:tcBorders>
+              <w:top w:val="single" w:sz="4" w:color="A6A6A6"/>
+              <w:left w:val="single" w:sz="4" w:color="A6A6A6"/>
+              <w:bottom w:val="single" w:sz="4" w:color="A6A6A6"/>
+              <w:right w:val="single" w:sz="4" w:color="A6A6A6"/>
+            </w:tcBorders>
+          </w:tcPr>
+          <w:p>
+            <w:pPr>
+              <w:spacing w:before="0" w:after="0" w:line="276" w:lineRule="auto"/>
+              <w:ind w:firstLine="0"/>
+              <w:jc w:val="center"/>
+            </w:pPr>
+            <w:r/>
+            <w:r>
+              <w:rPr>
+                <w:rFonts w:ascii="Times New Roman" w:hAnsi="Times New Roman" w:eastAsia="楷体"/>
+                <w:b w:val="0"/>
+                <w:color w:val="000000"/>
+                <w:sz w:val="18"/>
+              </w:rPr>
+              <w:t>5.60%</w:t>
+            </w:r>
+          </w:p>
+        </w:tc>
+        <w:tc>
+          <w:tcPr>
+            <w:tcW w:type="dxa" w:w="1344"/>
+            <w:vAlign w:val="center"/>
+            <w:tcBorders>
+              <w:top w:val="single" w:sz="4" w:color="A6A6A6"/>
+              <w:left w:val="single" w:sz="4" w:color="A6A6A6"/>
+              <w:bottom w:val="single" w:sz="4" w:color="A6A6A6"/>
+              <w:right w:val="single" w:sz="4" w:color="A6A6A6"/>
+            </w:tcBorders>
+          </w:tcPr>
+          <w:p>
+            <w:pPr>
+              <w:spacing w:before="0" w:after="0" w:line="276" w:lineRule="auto"/>
+              <w:ind w:firstLine="0"/>
+              <w:jc w:val="center"/>
+            </w:pPr>
+            <w:r/>
+            <w:r>
+              <w:rPr>
+                <w:rFonts w:ascii="Times New Roman" w:hAnsi="Times New Roman" w:eastAsia="楷体"/>
+                <w:b w:val="0"/>
+                <w:color w:val="000000"/>
+                <w:sz w:val="18"/>
+              </w:rPr>
+              <w:t>20.6:32.3:47.1</w:t>
+            </w:r>
+          </w:p>
+        </w:tc>
+        <w:tc>
+          <w:tcPr>
+            <w:tcW w:type="dxa" w:w="1344"/>
+            <w:vAlign w:val="center"/>
+            <w:tcBorders>
+              <w:top w:val="single" w:sz="4" w:color="A6A6A6"/>
+              <w:left w:val="single" w:sz="4" w:color="A6A6A6"/>
+              <w:bottom w:val="single" w:sz="4" w:color="A6A6A6"/>
+              <w:right w:val="single" w:sz="4" w:color="A6A6A6"/>
+            </w:tcBorders>
+          </w:tcPr>
+          <w:p>
+            <w:pPr>
+              <w:spacing w:before="0" w:after="0" w:line="276" w:lineRule="auto"/>
+              <w:ind w:firstLine="0"/>
+              <w:jc w:val="center"/>
+            </w:pPr>
+            <w:r/>
+            <w:r>
+              <w:rPr>
+                <w:rFonts w:ascii="Times New Roman" w:hAnsi="Times New Roman" w:eastAsia="楷体"/>
+                <w:b w:val="0"/>
+                <w:color w:val="000000"/>
+                <w:sz w:val="18"/>
+              </w:rPr>
+              <w:t>232.39</w:t>
+            </w:r>
+          </w:p>
+        </w:tc>
+        <w:tc>
+          <w:tcPr>
+            <w:tcW w:type="dxa" w:w="1344"/>
+            <w:vAlign w:val="center"/>
+            <w:tcBorders>
+              <w:top w:val="single" w:sz="4" w:color="A6A6A6"/>
+              <w:left w:val="single" w:sz="4" w:color="A6A6A6"/>
+              <w:bottom w:val="single" w:sz="4" w:color="A6A6A6"/>
+              <w:right w:val="single" w:sz="4" w:color="A6A6A6"/>
+            </w:tcBorders>
+          </w:tcPr>
+          <w:p>
+            <w:pPr>
+              <w:spacing w:before="0" w:after="0" w:line="276" w:lineRule="auto"/>
+              <w:ind w:firstLine="0"/>
+              <w:jc w:val="center"/>
+            </w:pPr>
+            <w:r/>
+            <w:r>
+              <w:rPr>
+                <w:rFonts w:ascii="Times New Roman" w:hAnsi="Times New Roman" w:eastAsia="楷体"/>
+                <w:b w:val="0"/>
+                <w:color w:val="000000"/>
+                <w:sz w:val="18"/>
+              </w:rPr>
+              <w:t>—</w:t>
+            </w:r>
+          </w:p>
+        </w:tc>
+      </w:tr>
+      <w:tr>
+        <w:tc>
+          <w:tcPr>
+            <w:tcW w:type="dxa" w:w="1344"/>
+            <w:vAlign w:val="center"/>
+            <w:tcBorders>
+              <w:top w:val="single" w:sz="4" w:color="A6A6A6"/>
+              <w:left w:val="single" w:sz="4" w:color="A6A6A6"/>
+              <w:bottom w:val="single" w:sz="4" w:color="A6A6A6"/>
+              <w:right w:val="single" w:sz="4" w:color="A6A6A6"/>
+            </w:tcBorders>
+          </w:tcPr>
+          <w:p>
+            <w:pPr>
+              <w:spacing w:before="0" w:after="0" w:line="276" w:lineRule="auto"/>
+              <w:ind w:firstLine="0"/>
+              <w:jc w:val="left"/>
+            </w:pPr>
+            <w:r/>
+            <w:r>
+              <w:rPr>
+                <w:rFonts w:ascii="Times New Roman" w:hAnsi="Times New Roman" w:eastAsia="楷体"/>
+                <w:b w:val="0"/>
+                <w:color w:val="000000"/>
+                <w:sz w:val="18"/>
+              </w:rPr>
+              <w:t>乐山市</w:t>
+            </w:r>
+          </w:p>
+        </w:tc>
+        <w:tc>
+          <w:tcPr>
+            <w:tcW w:type="dxa" w:w="1344"/>
+            <w:vAlign w:val="center"/>
+            <w:tcBorders>
+              <w:top w:val="single" w:sz="4" w:color="A6A6A6"/>
+              <w:left w:val="single" w:sz="4" w:color="A6A6A6"/>
+              <w:bottom w:val="single" w:sz="4" w:color="A6A6A6"/>
+              <w:right w:val="single" w:sz="4" w:color="A6A6A6"/>
+            </w:tcBorders>
+          </w:tcPr>
+          <w:p>
+            <w:pPr>
+              <w:spacing w:before="0" w:after="0" w:line="276" w:lineRule="auto"/>
+              <w:ind w:firstLine="0"/>
+              <w:jc w:val="center"/>
+            </w:pPr>
+            <w:r/>
+            <w:r>
+              <w:rPr>
+                <w:rFonts w:ascii="Times New Roman" w:hAnsi="Times New Roman" w:eastAsia="楷体"/>
+                <w:b w:val="0"/>
+                <w:color w:val="000000"/>
+                <w:sz w:val="18"/>
+              </w:rPr>
+              <w:t>2,501.54</w:t>
+            </w:r>
+          </w:p>
+        </w:tc>
+        <w:tc>
+          <w:tcPr>
+            <w:tcW w:type="dxa" w:w="1344"/>
+            <w:vAlign w:val="center"/>
+            <w:tcBorders>
+              <w:top w:val="single" w:sz="4" w:color="A6A6A6"/>
+              <w:left w:val="single" w:sz="4" w:color="A6A6A6"/>
+              <w:bottom w:val="single" w:sz="4" w:color="A6A6A6"/>
+              <w:right w:val="single" w:sz="4" w:color="A6A6A6"/>
+            </w:tcBorders>
+          </w:tcPr>
+          <w:p>
+            <w:pPr>
+              <w:spacing w:before="0" w:after="0" w:line="276" w:lineRule="auto"/>
+              <w:ind w:firstLine="0"/>
+              <w:jc w:val="center"/>
+            </w:pPr>
+            <w:r/>
+            <w:r>
+              <w:rPr>
+                <w:rFonts w:ascii="Times New Roman" w:hAnsi="Times New Roman" w:eastAsia="楷体"/>
+                <w:b w:val="0"/>
+                <w:color w:val="000000"/>
+                <w:sz w:val="18"/>
+              </w:rPr>
+              <w:t>—</w:t>
+            </w:r>
+          </w:p>
+        </w:tc>
+        <w:tc>
+          <w:tcPr>
+            <w:tcW w:type="dxa" w:w="1344"/>
+            <w:vAlign w:val="center"/>
+            <w:tcBorders>
+              <w:top w:val="single" w:sz="4" w:color="A6A6A6"/>
+              <w:left w:val="single" w:sz="4" w:color="A6A6A6"/>
+              <w:bottom w:val="single" w:sz="4" w:color="A6A6A6"/>
+              <w:right w:val="single" w:sz="4" w:color="A6A6A6"/>
+            </w:tcBorders>
+          </w:tcPr>
+          <w:p>
+            <w:pPr>
+              <w:spacing w:before="0" w:after="0" w:line="276" w:lineRule="auto"/>
+              <w:ind w:firstLine="0"/>
+              <w:jc w:val="center"/>
+            </w:pPr>
+            <w:r/>
+            <w:r>
+              <w:rPr>
+                <w:rFonts w:ascii="Times New Roman" w:hAnsi="Times New Roman" w:eastAsia="楷体"/>
+                <w:b w:val="0"/>
+                <w:color w:val="000000"/>
+                <w:sz w:val="18"/>
+              </w:rPr>
+              <w:t>3.10%</w:t>
+            </w:r>
+          </w:p>
+        </w:tc>
+        <w:tc>
+          <w:tcPr>
+            <w:tcW w:type="dxa" w:w="1344"/>
+            <w:vAlign w:val="center"/>
+            <w:tcBorders>
+              <w:top w:val="single" w:sz="4" w:color="A6A6A6"/>
+              <w:left w:val="single" w:sz="4" w:color="A6A6A6"/>
+              <w:bottom w:val="single" w:sz="4" w:color="A6A6A6"/>
+              <w:right w:val="single" w:sz="4" w:color="A6A6A6"/>
+            </w:tcBorders>
+          </w:tcPr>
+          <w:p>
+            <w:pPr>
+              <w:spacing w:before="0" w:after="0" w:line="276" w:lineRule="auto"/>
+              <w:ind w:firstLine="0"/>
+              <w:jc w:val="center"/>
+            </w:pPr>
+            <w:r/>
+            <w:r>
+              <w:rPr>
+                <w:rFonts w:ascii="Times New Roman" w:hAnsi="Times New Roman" w:eastAsia="楷体"/>
+                <w:b w:val="0"/>
+                <w:color w:val="000000"/>
+                <w:sz w:val="18"/>
+              </w:rPr>
+              <w:t>10.7:38.7:50.6</w:t>
+            </w:r>
+          </w:p>
+        </w:tc>
+        <w:tc>
+          <w:tcPr>
+            <w:tcW w:type="dxa" w:w="1344"/>
+            <w:vAlign w:val="center"/>
+            <w:tcBorders>
+              <w:top w:val="single" w:sz="4" w:color="A6A6A6"/>
+              <w:left w:val="single" w:sz="4" w:color="A6A6A6"/>
+              <w:bottom w:val="single" w:sz="4" w:color="A6A6A6"/>
+              <w:right w:val="single" w:sz="4" w:color="A6A6A6"/>
+            </w:tcBorders>
+          </w:tcPr>
+          <w:p>
+            <w:pPr>
+              <w:spacing w:before="0" w:after="0" w:line="276" w:lineRule="auto"/>
+              <w:ind w:firstLine="0"/>
+              <w:jc w:val="center"/>
+            </w:pPr>
+            <w:r/>
+            <w:r>
+              <w:rPr>
+                <w:rFonts w:ascii="Times New Roman" w:hAnsi="Times New Roman" w:eastAsia="楷体"/>
+                <w:b w:val="0"/>
+                <w:color w:val="000000"/>
+                <w:sz w:val="18"/>
+              </w:rPr>
+              <w:t>172.16</w:t>
+            </w:r>
+          </w:p>
+        </w:tc>
+        <w:tc>
+          <w:tcPr>
+            <w:tcW w:type="dxa" w:w="1344"/>
+            <w:vAlign w:val="center"/>
+            <w:tcBorders>
+              <w:top w:val="single" w:sz="4" w:color="A6A6A6"/>
+              <w:left w:val="single" w:sz="4" w:color="A6A6A6"/>
+              <w:bottom w:val="single" w:sz="4" w:color="A6A6A6"/>
+              <w:right w:val="single" w:sz="4" w:color="A6A6A6"/>
+            </w:tcBorders>
+          </w:tcPr>
+          <w:p>
+            <w:pPr>
+              <w:spacing w:before="0" w:after="0" w:line="276" w:lineRule="auto"/>
+              <w:ind w:firstLine="0"/>
+              <w:jc w:val="center"/>
+            </w:pPr>
+            <w:r/>
+            <w:r>
+              <w:rPr>
+                <w:rFonts w:ascii="Times New Roman" w:hAnsi="Times New Roman" w:eastAsia="楷体"/>
+                <w:b w:val="0"/>
+                <w:color w:val="000000"/>
+                <w:sz w:val="18"/>
+              </w:rPr>
+              <w:t>—</w:t>
+            </w:r>
+          </w:p>
+        </w:tc>
+      </w:tr>
+      <w:tr>
+        <w:tc>
+          <w:tcPr>
+            <w:tcW w:type="dxa" w:w="1344"/>
+            <w:vAlign w:val="center"/>
+            <w:tcBorders>
+              <w:top w:val="single" w:sz="4" w:color="A6A6A6"/>
+              <w:left w:val="single" w:sz="4" w:color="A6A6A6"/>
+              <w:bottom w:val="single" w:sz="4" w:color="A6A6A6"/>
+              <w:right w:val="single" w:sz="4" w:color="A6A6A6"/>
+            </w:tcBorders>
+          </w:tcPr>
+          <w:p>
+            <w:pPr>
+              <w:spacing w:before="0" w:after="0" w:line="276" w:lineRule="auto"/>
+              <w:ind w:firstLine="0"/>
+              <w:jc w:val="left"/>
+            </w:pPr>
+            <w:r/>
+            <w:r>
+              <w:rPr>
+                <w:rFonts w:ascii="Times New Roman" w:hAnsi="Times New Roman" w:eastAsia="楷体"/>
+                <w:b w:val="0"/>
+                <w:color w:val="000000"/>
+                <w:sz w:val="18"/>
+              </w:rPr>
+              <w:t>内江市</w:t>
+            </w:r>
+          </w:p>
+        </w:tc>
+        <w:tc>
+          <w:tcPr>
+            <w:tcW w:type="dxa" w:w="1344"/>
+            <w:vAlign w:val="center"/>
+            <w:tcBorders>
+              <w:top w:val="single" w:sz="4" w:color="A6A6A6"/>
+              <w:left w:val="single" w:sz="4" w:color="A6A6A6"/>
+              <w:bottom w:val="single" w:sz="4" w:color="A6A6A6"/>
+              <w:right w:val="single" w:sz="4" w:color="A6A6A6"/>
+            </w:tcBorders>
+          </w:tcPr>
+          <w:p>
+            <w:pPr>
+              <w:spacing w:before="0" w:after="0" w:line="276" w:lineRule="auto"/>
+              <w:ind w:firstLine="0"/>
+              <w:jc w:val="center"/>
+            </w:pPr>
+            <w:r/>
+            <w:r>
+              <w:rPr>
+                <w:rFonts w:ascii="Times New Roman" w:hAnsi="Times New Roman" w:eastAsia="楷体"/>
+                <w:b w:val="0"/>
+                <w:color w:val="000000"/>
+                <w:sz w:val="18"/>
+              </w:rPr>
+              <w:t>2,050.66</w:t>
+            </w:r>
+          </w:p>
+        </w:tc>
+        <w:tc>
+          <w:tcPr>
+            <w:tcW w:type="dxa" w:w="1344"/>
+            <w:vAlign w:val="center"/>
+            <w:tcBorders>
+              <w:top w:val="single" w:sz="4" w:color="A6A6A6"/>
+              <w:left w:val="single" w:sz="4" w:color="A6A6A6"/>
+              <w:bottom w:val="single" w:sz="4" w:color="A6A6A6"/>
+              <w:right w:val="single" w:sz="4" w:color="A6A6A6"/>
+            </w:tcBorders>
+          </w:tcPr>
+          <w:p>
+            <w:pPr>
+              <w:spacing w:before="0" w:after="0" w:line="276" w:lineRule="auto"/>
+              <w:ind w:firstLine="0"/>
+              <w:jc w:val="center"/>
+            </w:pPr>
+            <w:r/>
+            <w:r>
+              <w:rPr>
+                <w:rFonts w:ascii="Times New Roman" w:hAnsi="Times New Roman" w:eastAsia="楷体"/>
+                <w:b w:val="0"/>
+                <w:color w:val="000000"/>
+                <w:sz w:val="18"/>
+              </w:rPr>
+              <w:t>6.75</w:t>
+            </w:r>
+          </w:p>
+        </w:tc>
+        <w:tc>
+          <w:tcPr>
+            <w:tcW w:type="dxa" w:w="1344"/>
+            <w:vAlign w:val="center"/>
+            <w:tcBorders>
+              <w:top w:val="single" w:sz="4" w:color="A6A6A6"/>
+              <w:left w:val="single" w:sz="4" w:color="A6A6A6"/>
+              <w:bottom w:val="single" w:sz="4" w:color="A6A6A6"/>
+              <w:right w:val="single" w:sz="4" w:color="A6A6A6"/>
+            </w:tcBorders>
+          </w:tcPr>
+          <w:p>
+            <w:pPr>
+              <w:spacing w:before="0" w:after="0" w:line="276" w:lineRule="auto"/>
+              <w:ind w:firstLine="0"/>
+              <w:jc w:val="center"/>
+            </w:pPr>
+            <w:r/>
+            <w:r>
+              <w:rPr>
+                <w:rFonts w:ascii="Times New Roman" w:hAnsi="Times New Roman" w:eastAsia="楷体"/>
+                <w:b w:val="0"/>
+                <w:color w:val="000000"/>
+                <w:sz w:val="18"/>
+              </w:rPr>
+              <w:t>6.60%</w:t>
+            </w:r>
+          </w:p>
+        </w:tc>
+        <w:tc>
+          <w:tcPr>
+            <w:tcW w:type="dxa" w:w="1344"/>
+            <w:vAlign w:val="center"/>
+            <w:tcBorders>
+              <w:top w:val="single" w:sz="4" w:color="A6A6A6"/>
+              <w:left w:val="single" w:sz="4" w:color="A6A6A6"/>
+              <w:bottom w:val="single" w:sz="4" w:color="A6A6A6"/>
+              <w:right w:val="single" w:sz="4" w:color="A6A6A6"/>
+            </w:tcBorders>
+          </w:tcPr>
+          <w:p>
+            <w:pPr>
+              <w:spacing w:before="0" w:after="0" w:line="276" w:lineRule="auto"/>
+              <w:ind w:firstLine="0"/>
+              <w:jc w:val="center"/>
+            </w:pPr>
+            <w:r/>
+            <w:r>
+              <w:rPr>
+                <w:rFonts w:ascii="Times New Roman" w:hAnsi="Times New Roman" w:eastAsia="楷体"/>
+                <w:b w:val="0"/>
+                <w:color w:val="000000"/>
+                <w:sz w:val="18"/>
+              </w:rPr>
+              <w:t>13.4:34.4:52.2</w:t>
+            </w:r>
+          </w:p>
+        </w:tc>
+        <w:tc>
+          <w:tcPr>
+            <w:tcW w:type="dxa" w:w="1344"/>
+            <w:vAlign w:val="center"/>
+            <w:tcBorders>
+              <w:top w:val="single" w:sz="4" w:color="A6A6A6"/>
+              <w:left w:val="single" w:sz="4" w:color="A6A6A6"/>
+              <w:bottom w:val="single" w:sz="4" w:color="A6A6A6"/>
+              <w:right w:val="single" w:sz="4" w:color="A6A6A6"/>
+            </w:tcBorders>
+          </w:tcPr>
+          <w:p>
+            <w:pPr>
+              <w:spacing w:before="0" w:after="0" w:line="276" w:lineRule="auto"/>
+              <w:ind w:firstLine="0"/>
+              <w:jc w:val="center"/>
+            </w:pPr>
+            <w:r/>
+            <w:r>
+              <w:rPr>
+                <w:rFonts w:ascii="Times New Roman" w:hAnsi="Times New Roman" w:eastAsia="楷体"/>
+                <w:b w:val="0"/>
+                <w:color w:val="000000"/>
+                <w:sz w:val="18"/>
+              </w:rPr>
+              <w:t>93.43</w:t>
+            </w:r>
+          </w:p>
+        </w:tc>
+        <w:tc>
+          <w:tcPr>
+            <w:tcW w:type="dxa" w:w="1344"/>
+            <w:vAlign w:val="center"/>
+            <w:tcBorders>
+              <w:top w:val="single" w:sz="4" w:color="A6A6A6"/>
+              <w:left w:val="single" w:sz="4" w:color="A6A6A6"/>
+              <w:bottom w:val="single" w:sz="4" w:color="A6A6A6"/>
+              <w:right w:val="single" w:sz="4" w:color="A6A6A6"/>
+            </w:tcBorders>
+          </w:tcPr>
+          <w:p>
+            <w:pPr>
+              <w:spacing w:before="0" w:after="0" w:line="276" w:lineRule="auto"/>
+              <w:ind w:firstLine="0"/>
+              <w:jc w:val="center"/>
+            </w:pPr>
+            <w:r/>
+            <w:r>
+              <w:rPr>
+                <w:rFonts w:ascii="Times New Roman" w:hAnsi="Times New Roman" w:eastAsia="楷体"/>
+                <w:b w:val="0"/>
+                <w:color w:val="000000"/>
+                <w:sz w:val="18"/>
+              </w:rPr>
+              <w:t>—</w:t>
+            </w:r>
+          </w:p>
+        </w:tc>
+      </w:tr>
+      <w:tr>
+        <w:tc>
+          <w:tcPr>
+            <w:tcW w:type="dxa" w:w="1344"/>
+            <w:vAlign w:val="center"/>
+            <w:tcBorders>
+              <w:top w:val="single" w:sz="4" w:color="A6A6A6"/>
+              <w:left w:val="single" w:sz="4" w:color="A6A6A6"/>
+              <w:bottom w:val="single" w:sz="4" w:color="A6A6A6"/>
+              <w:right w:val="single" w:sz="4" w:color="A6A6A6"/>
+            </w:tcBorders>
+          </w:tcPr>
+          <w:p>
+            <w:pPr>
+              <w:spacing w:before="0" w:after="0" w:line="276" w:lineRule="auto"/>
+              <w:ind w:firstLine="0"/>
+              <w:jc w:val="left"/>
+            </w:pPr>
+            <w:r/>
+            <w:r>
+              <w:rPr>
+                <w:rFonts w:ascii="Times New Roman" w:hAnsi="Times New Roman" w:eastAsia="楷体"/>
+                <w:b w:val="0"/>
+                <w:color w:val="000000"/>
+                <w:sz w:val="18"/>
+              </w:rPr>
+              <w:t>眉山市</w:t>
+            </w:r>
+          </w:p>
+        </w:tc>
+        <w:tc>
+          <w:tcPr>
+            <w:tcW w:type="dxa" w:w="1344"/>
+            <w:vAlign w:val="center"/>
+            <w:tcBorders>
+              <w:top w:val="single" w:sz="4" w:color="A6A6A6"/>
+              <w:left w:val="single" w:sz="4" w:color="A6A6A6"/>
+              <w:bottom w:val="single" w:sz="4" w:color="A6A6A6"/>
+              <w:right w:val="single" w:sz="4" w:color="A6A6A6"/>
+            </w:tcBorders>
+          </w:tcPr>
+          <w:p>
+            <w:pPr>
+              <w:spacing w:before="0" w:after="0" w:line="276" w:lineRule="auto"/>
+              <w:ind w:firstLine="0"/>
+              <w:jc w:val="center"/>
+            </w:pPr>
+            <w:r/>
+            <w:r>
+              <w:rPr>
+                <w:rFonts w:ascii="Times New Roman" w:hAnsi="Times New Roman" w:eastAsia="楷体"/>
+                <w:b w:val="0"/>
+                <w:color w:val="000000"/>
+                <w:sz w:val="18"/>
+              </w:rPr>
+              <w:t>2,008.72</w:t>
+            </w:r>
+          </w:p>
+        </w:tc>
+        <w:tc>
+          <w:tcPr>
+            <w:tcW w:type="dxa" w:w="1344"/>
+            <w:vAlign w:val="center"/>
+            <w:tcBorders>
+              <w:top w:val="single" w:sz="4" w:color="A6A6A6"/>
+              <w:left w:val="single" w:sz="4" w:color="A6A6A6"/>
+              <w:bottom w:val="single" w:sz="4" w:color="A6A6A6"/>
+              <w:right w:val="single" w:sz="4" w:color="A6A6A6"/>
+            </w:tcBorders>
+          </w:tcPr>
+          <w:p>
+            <w:pPr>
+              <w:spacing w:before="0" w:after="0" w:line="276" w:lineRule="auto"/>
+              <w:ind w:firstLine="0"/>
+              <w:jc w:val="center"/>
+            </w:pPr>
+            <w:r/>
+            <w:r>
+              <w:rPr>
+                <w:rFonts w:ascii="Times New Roman" w:hAnsi="Times New Roman" w:eastAsia="楷体"/>
+                <w:b w:val="0"/>
+                <w:color w:val="000000"/>
+                <w:sz w:val="18"/>
+              </w:rPr>
+              <w:t>6.83</w:t>
+            </w:r>
+          </w:p>
+        </w:tc>
+        <w:tc>
+          <w:tcPr>
+            <w:tcW w:type="dxa" w:w="1344"/>
+            <w:vAlign w:val="center"/>
+            <w:tcBorders>
+              <w:top w:val="single" w:sz="4" w:color="A6A6A6"/>
+              <w:left w:val="single" w:sz="4" w:color="A6A6A6"/>
+              <w:bottom w:val="single" w:sz="4" w:color="A6A6A6"/>
+              <w:right w:val="single" w:sz="4" w:color="A6A6A6"/>
+            </w:tcBorders>
+          </w:tcPr>
+          <w:p>
+            <w:pPr>
+              <w:spacing w:before="0" w:after="0" w:line="276" w:lineRule="auto"/>
+              <w:ind w:firstLine="0"/>
+              <w:jc w:val="center"/>
+            </w:pPr>
+            <w:r/>
+            <w:r>
+              <w:rPr>
+                <w:rFonts w:ascii="Times New Roman" w:hAnsi="Times New Roman" w:eastAsia="楷体"/>
+                <w:b w:val="0"/>
+                <w:color w:val="000000"/>
+                <w:sz w:val="18"/>
+              </w:rPr>
+              <w:t>7.10%</w:t>
+            </w:r>
+          </w:p>
+        </w:tc>
+        <w:tc>
+          <w:tcPr>
+            <w:tcW w:type="dxa" w:w="1344"/>
+            <w:vAlign w:val="center"/>
+            <w:tcBorders>
+              <w:top w:val="single" w:sz="4" w:color="A6A6A6"/>
+              <w:left w:val="single" w:sz="4" w:color="A6A6A6"/>
+              <w:bottom w:val="single" w:sz="4" w:color="A6A6A6"/>
+              <w:right w:val="single" w:sz="4" w:color="A6A6A6"/>
+            </w:tcBorders>
+          </w:tcPr>
+          <w:p>
+            <w:pPr>
+              <w:spacing w:before="0" w:after="0" w:line="276" w:lineRule="auto"/>
+              <w:ind w:firstLine="0"/>
+              <w:jc w:val="center"/>
+            </w:pPr>
+            <w:r/>
+            <w:r>
+              <w:rPr>
+                <w:rFonts w:ascii="Times New Roman" w:hAnsi="Times New Roman" w:eastAsia="楷体"/>
+                <w:b w:val="0"/>
+                <w:color w:val="000000"/>
+                <w:sz w:val="18"/>
+              </w:rPr>
+              <w:t>11.8:39.6:48.6</w:t>
+            </w:r>
+          </w:p>
+        </w:tc>
+        <w:tc>
+          <w:tcPr>
+            <w:tcW w:type="dxa" w:w="1344"/>
+            <w:vAlign w:val="center"/>
+            <w:tcBorders>
+              <w:top w:val="single" w:sz="4" w:color="A6A6A6"/>
+              <w:left w:val="single" w:sz="4" w:color="A6A6A6"/>
+              <w:bottom w:val="single" w:sz="4" w:color="A6A6A6"/>
+              <w:right w:val="single" w:sz="4" w:color="A6A6A6"/>
+            </w:tcBorders>
+          </w:tcPr>
+          <w:p>
+            <w:pPr>
+              <w:spacing w:before="0" w:after="0" w:line="276" w:lineRule="auto"/>
+              <w:ind w:firstLine="0"/>
+              <w:jc w:val="center"/>
+            </w:pPr>
+            <w:r/>
+            <w:r>
+              <w:rPr>
+                <w:rFonts w:ascii="Times New Roman" w:hAnsi="Times New Roman" w:eastAsia="楷体"/>
+                <w:b w:val="0"/>
+                <w:color w:val="000000"/>
+                <w:sz w:val="18"/>
+              </w:rPr>
+              <w:t>164.47</w:t>
+            </w:r>
+          </w:p>
+        </w:tc>
+        <w:tc>
+          <w:tcPr>
+            <w:tcW w:type="dxa" w:w="1344"/>
+            <w:vAlign w:val="center"/>
+            <w:tcBorders>
+              <w:top w:val="single" w:sz="4" w:color="A6A6A6"/>
+              <w:left w:val="single" w:sz="4" w:color="A6A6A6"/>
+              <w:bottom w:val="single" w:sz="4" w:color="A6A6A6"/>
+              <w:right w:val="single" w:sz="4" w:color="A6A6A6"/>
+            </w:tcBorders>
+          </w:tcPr>
+          <w:p>
+            <w:pPr>
+              <w:spacing w:before="0" w:after="0" w:line="276" w:lineRule="auto"/>
+              <w:ind w:firstLine="0"/>
+              <w:jc w:val="center"/>
+            </w:pPr>
+            <w:r/>
+            <w:r>
+              <w:rPr>
+                <w:rFonts w:ascii="Times New Roman" w:hAnsi="Times New Roman" w:eastAsia="楷体"/>
+                <w:b w:val="0"/>
+                <w:color w:val="000000"/>
+                <w:sz w:val="18"/>
+              </w:rPr>
+              <w:t>292.20</w:t>
+            </w:r>
+          </w:p>
+        </w:tc>
+      </w:tr>
+      <w:tr>
+        <w:tc>
+          <w:tcPr>
+            <w:tcW w:type="dxa" w:w="1344"/>
+            <w:vAlign w:val="center"/>
+            <w:tcBorders>
+              <w:top w:val="single" w:sz="4" w:color="A6A6A6"/>
+              <w:left w:val="single" w:sz="4" w:color="A6A6A6"/>
+              <w:bottom w:val="single" w:sz="4" w:color="A6A6A6"/>
+              <w:right w:val="single" w:sz="4" w:color="A6A6A6"/>
+            </w:tcBorders>
+          </w:tcPr>
+          <w:p>
+            <w:pPr>
+              <w:spacing w:before="0" w:after="0" w:line="276" w:lineRule="auto"/>
+              <w:ind w:firstLine="0"/>
+              <w:jc w:val="left"/>
+            </w:pPr>
+            <w:r/>
+            <w:r>
+              <w:rPr>
+                <w:rFonts w:ascii="Times New Roman" w:hAnsi="Times New Roman" w:eastAsia="楷体"/>
+                <w:b w:val="0"/>
+                <w:color w:val="000000"/>
+                <w:sz w:val="18"/>
+              </w:rPr>
+              <w:t>自贡市</w:t>
+            </w:r>
+          </w:p>
+        </w:tc>
+        <w:tc>
+          <w:tcPr>
+            <w:tcW w:type="dxa" w:w="1344"/>
+            <w:vAlign w:val="center"/>
+            <w:tcBorders>
+              <w:top w:val="single" w:sz="4" w:color="A6A6A6"/>
+              <w:left w:val="single" w:sz="4" w:color="A6A6A6"/>
+              <w:bottom w:val="single" w:sz="4" w:color="A6A6A6"/>
+              <w:right w:val="single" w:sz="4" w:color="A6A6A6"/>
+            </w:tcBorders>
+          </w:tcPr>
+          <w:p>
+            <w:pPr>
+              <w:spacing w:before="0" w:after="0" w:line="276" w:lineRule="auto"/>
+              <w:ind w:firstLine="0"/>
+              <w:jc w:val="center"/>
+            </w:pPr>
+            <w:r/>
+            <w:r>
+              <w:rPr>
+                <w:rFonts w:ascii="Times New Roman" w:hAnsi="Times New Roman" w:eastAsia="楷体"/>
+                <w:b w:val="0"/>
+                <w:color w:val="000000"/>
+                <w:sz w:val="18"/>
+              </w:rPr>
+              <w:t>2,003.66</w:t>
+            </w:r>
+          </w:p>
+        </w:tc>
+        <w:tc>
+          <w:tcPr>
+            <w:tcW w:type="dxa" w:w="1344"/>
+            <w:vAlign w:val="center"/>
+            <w:tcBorders>
+              <w:top w:val="single" w:sz="4" w:color="A6A6A6"/>
+              <w:left w:val="single" w:sz="4" w:color="A6A6A6"/>
+              <w:bottom w:val="single" w:sz="4" w:color="A6A6A6"/>
+              <w:right w:val="single" w:sz="4" w:color="A6A6A6"/>
+            </w:tcBorders>
+          </w:tcPr>
+          <w:p>
+            <w:pPr>
+              <w:spacing w:before="0" w:after="0" w:line="276" w:lineRule="auto"/>
+              <w:ind w:firstLine="0"/>
+              <w:jc w:val="center"/>
+            </w:pPr>
+            <w:r/>
+            <w:r>
+              <w:rPr>
+                <w:rFonts w:ascii="Times New Roman" w:hAnsi="Times New Roman" w:eastAsia="楷体"/>
+                <w:b w:val="0"/>
+                <w:color w:val="000000"/>
+                <w:sz w:val="18"/>
+              </w:rPr>
+              <w:t>8.32</w:t>
+            </w:r>
+          </w:p>
+        </w:tc>
+        <w:tc>
+          <w:tcPr>
+            <w:tcW w:type="dxa" w:w="1344"/>
+            <w:vAlign w:val="center"/>
+            <w:tcBorders>
+              <w:top w:val="single" w:sz="4" w:color="A6A6A6"/>
+              <w:left w:val="single" w:sz="4" w:color="A6A6A6"/>
+              <w:bottom w:val="single" w:sz="4" w:color="A6A6A6"/>
+              <w:right w:val="single" w:sz="4" w:color="A6A6A6"/>
+            </w:tcBorders>
+          </w:tcPr>
+          <w:p>
+            <w:pPr>
+              <w:spacing w:before="0" w:after="0" w:line="276" w:lineRule="auto"/>
+              <w:ind w:firstLine="0"/>
+              <w:jc w:val="center"/>
+            </w:pPr>
+            <w:r/>
+            <w:r>
+              <w:rPr>
+                <w:rFonts w:ascii="Times New Roman" w:hAnsi="Times New Roman" w:eastAsia="楷体"/>
+                <w:b w:val="0"/>
+                <w:color w:val="000000"/>
+                <w:sz w:val="18"/>
+              </w:rPr>
+              <w:t>6.90%</w:t>
+            </w:r>
+          </w:p>
+        </w:tc>
+        <w:tc>
+          <w:tcPr>
+            <w:tcW w:type="dxa" w:w="1344"/>
+            <w:vAlign w:val="center"/>
+            <w:tcBorders>
+              <w:top w:val="single" w:sz="4" w:color="A6A6A6"/>
+              <w:left w:val="single" w:sz="4" w:color="A6A6A6"/>
+              <w:bottom w:val="single" w:sz="4" w:color="A6A6A6"/>
+              <w:right w:val="single" w:sz="4" w:color="A6A6A6"/>
+            </w:tcBorders>
+          </w:tcPr>
+          <w:p>
+            <w:pPr>
+              <w:spacing w:before="0" w:after="0" w:line="276" w:lineRule="auto"/>
+              <w:ind w:firstLine="0"/>
+              <w:jc w:val="center"/>
+            </w:pPr>
+            <w:r/>
+            <w:r>
+              <w:rPr>
+                <w:rFonts w:ascii="Times New Roman" w:hAnsi="Times New Roman" w:eastAsia="楷体"/>
+                <w:b w:val="0"/>
+                <w:color w:val="000000"/>
+                <w:sz w:val="18"/>
+              </w:rPr>
+              <w:t>11.9:28.2:59.9</w:t>
+            </w:r>
+          </w:p>
+        </w:tc>
+        <w:tc>
+          <w:tcPr>
+            <w:tcW w:type="dxa" w:w="1344"/>
+            <w:vAlign w:val="center"/>
+            <w:tcBorders>
+              <w:top w:val="single" w:sz="4" w:color="A6A6A6"/>
+              <w:left w:val="single" w:sz="4" w:color="A6A6A6"/>
+              <w:bottom w:val="single" w:sz="4" w:color="A6A6A6"/>
+              <w:right w:val="single" w:sz="4" w:color="A6A6A6"/>
+            </w:tcBorders>
+          </w:tcPr>
+          <w:p>
+            <w:pPr>
+              <w:spacing w:before="0" w:after="0" w:line="276" w:lineRule="auto"/>
+              <w:ind w:firstLine="0"/>
+              <w:jc w:val="center"/>
+            </w:pPr>
+            <w:r/>
+            <w:r>
+              <w:rPr>
+                <w:rFonts w:ascii="Times New Roman" w:hAnsi="Times New Roman" w:eastAsia="楷体"/>
+                <w:b w:val="0"/>
+                <w:color w:val="000000"/>
+                <w:sz w:val="18"/>
+              </w:rPr>
+              <w:t>87.25</w:t>
+            </w:r>
+          </w:p>
+        </w:tc>
+        <w:tc>
+          <w:tcPr>
+            <w:tcW w:type="dxa" w:w="1344"/>
+            <w:vAlign w:val="center"/>
+            <w:tcBorders>
+              <w:top w:val="single" w:sz="4" w:color="A6A6A6"/>
+              <w:left w:val="single" w:sz="4" w:color="A6A6A6"/>
+              <w:bottom w:val="single" w:sz="4" w:color="A6A6A6"/>
+              <w:right w:val="single" w:sz="4" w:color="A6A6A6"/>
+            </w:tcBorders>
+          </w:tcPr>
+          <w:p>
+            <w:pPr>
+              <w:spacing w:before="0" w:after="0" w:line="276" w:lineRule="auto"/>
+              <w:ind w:firstLine="0"/>
+              <w:jc w:val="center"/>
+            </w:pPr>
+            <w:r/>
+            <w:r>
+              <w:rPr>
+                <w:rFonts w:ascii="Times New Roman" w:hAnsi="Times New Roman" w:eastAsia="楷体"/>
+                <w:b w:val="0"/>
+                <w:color w:val="000000"/>
+                <w:sz w:val="18"/>
+              </w:rPr>
+              <w:t>240.50</w:t>
+            </w:r>
+          </w:p>
+        </w:tc>
+      </w:tr>
+      <w:tr>
+        <w:tc>
+          <w:tcPr>
+            <w:tcW w:type="dxa" w:w="1344"/>
+            <w:vAlign w:val="center"/>
+            <w:tcBorders>
+              <w:top w:val="single" w:sz="4" w:color="A6A6A6"/>
+              <w:left w:val="single" w:sz="4" w:color="A6A6A6"/>
+              <w:bottom w:val="single" w:sz="4" w:color="A6A6A6"/>
+              <w:right w:val="single" w:sz="4" w:color="A6A6A6"/>
+            </w:tcBorders>
+          </w:tcPr>
+          <w:p>
+            <w:pPr>
+              <w:spacing w:before="0" w:after="0" w:line="276" w:lineRule="auto"/>
+              <w:ind w:firstLine="0"/>
+              <w:jc w:val="left"/>
+            </w:pPr>
+            <w:r/>
+            <w:r>
+              <w:rPr>
+                <w:rFonts w:ascii="Times New Roman" w:hAnsi="Times New Roman" w:eastAsia="楷体"/>
+                <w:b w:val="0"/>
+                <w:color w:val="000000"/>
+                <w:sz w:val="18"/>
+              </w:rPr>
+              <w:t>遂宁市</w:t>
+            </w:r>
+          </w:p>
+        </w:tc>
+        <w:tc>
+          <w:tcPr>
+            <w:tcW w:type="dxa" w:w="1344"/>
+            <w:vAlign w:val="center"/>
+            <w:tcBorders>
+              <w:top w:val="single" w:sz="4" w:color="A6A6A6"/>
+              <w:left w:val="single" w:sz="4" w:color="A6A6A6"/>
+              <w:bottom w:val="single" w:sz="4" w:color="A6A6A6"/>
+              <w:right w:val="single" w:sz="4" w:color="A6A6A6"/>
+            </w:tcBorders>
+          </w:tcPr>
+          <w:p>
+            <w:pPr>
+              <w:spacing w:before="0" w:after="0" w:line="276" w:lineRule="auto"/>
+              <w:ind w:firstLine="0"/>
+              <w:jc w:val="center"/>
+            </w:pPr>
+            <w:r/>
+            <w:r>
+              <w:rPr>
+                <w:rFonts w:ascii="Times New Roman" w:hAnsi="Times New Roman" w:eastAsia="楷体"/>
+                <w:b w:val="0"/>
+                <w:color w:val="000000"/>
+                <w:sz w:val="18"/>
+              </w:rPr>
+              <w:t>2,002.14</w:t>
+            </w:r>
+          </w:p>
+        </w:tc>
+        <w:tc>
+          <w:tcPr>
+            <w:tcW w:type="dxa" w:w="1344"/>
+            <w:vAlign w:val="center"/>
+            <w:tcBorders>
+              <w:top w:val="single" w:sz="4" w:color="A6A6A6"/>
+              <w:left w:val="single" w:sz="4" w:color="A6A6A6"/>
+              <w:bottom w:val="single" w:sz="4" w:color="A6A6A6"/>
+              <w:right w:val="single" w:sz="4" w:color="A6A6A6"/>
+            </w:tcBorders>
+          </w:tcPr>
+          <w:p>
+            <w:pPr>
+              <w:spacing w:before="0" w:after="0" w:line="276" w:lineRule="auto"/>
+              <w:ind w:firstLine="0"/>
+              <w:jc w:val="center"/>
+            </w:pPr>
+            <w:r/>
+            <w:r>
+              <w:rPr>
+                <w:rFonts w:ascii="Times New Roman" w:hAnsi="Times New Roman" w:eastAsia="楷体"/>
+                <w:b w:val="0"/>
+                <w:color w:val="000000"/>
+                <w:sz w:val="18"/>
+              </w:rPr>
+              <w:t>7.29</w:t>
+            </w:r>
+          </w:p>
+        </w:tc>
+        <w:tc>
+          <w:tcPr>
+            <w:tcW w:type="dxa" w:w="1344"/>
+            <w:vAlign w:val="center"/>
+            <w:tcBorders>
+              <w:top w:val="single" w:sz="4" w:color="A6A6A6"/>
+              <w:left w:val="single" w:sz="4" w:color="A6A6A6"/>
+              <w:bottom w:val="single" w:sz="4" w:color="A6A6A6"/>
+              <w:right w:val="single" w:sz="4" w:color="A6A6A6"/>
+            </w:tcBorders>
+          </w:tcPr>
+          <w:p>
+            <w:pPr>
+              <w:spacing w:before="0" w:after="0" w:line="276" w:lineRule="auto"/>
+              <w:ind w:firstLine="0"/>
+              <w:jc w:val="center"/>
+            </w:pPr>
+            <w:r/>
+            <w:r>
+              <w:rPr>
+                <w:rFonts w:ascii="Times New Roman" w:hAnsi="Times New Roman" w:eastAsia="楷体"/>
+                <w:b w:val="0"/>
+                <w:color w:val="000000"/>
+                <w:sz w:val="18"/>
+              </w:rPr>
+              <w:t>7.10%</w:t>
+            </w:r>
+          </w:p>
+        </w:tc>
+        <w:tc>
+          <w:tcPr>
+            <w:tcW w:type="dxa" w:w="1344"/>
+            <w:vAlign w:val="center"/>
+            <w:tcBorders>
+              <w:top w:val="single" w:sz="4" w:color="A6A6A6"/>
+              <w:left w:val="single" w:sz="4" w:color="A6A6A6"/>
+              <w:bottom w:val="single" w:sz="4" w:color="A6A6A6"/>
+              <w:right w:val="single" w:sz="4" w:color="A6A6A6"/>
+            </w:tcBorders>
+          </w:tcPr>
+          <w:p>
+            <w:pPr>
+              <w:spacing w:before="0" w:after="0" w:line="276" w:lineRule="auto"/>
+              <w:ind w:firstLine="0"/>
+              <w:jc w:val="center"/>
+            </w:pPr>
+            <w:r/>
+            <w:r>
+              <w:rPr>
+                <w:rFonts w:ascii="Times New Roman" w:hAnsi="Times New Roman" w:eastAsia="楷体"/>
+                <w:b w:val="0"/>
+                <w:color w:val="000000"/>
+                <w:sz w:val="18"/>
+              </w:rPr>
+              <w:t>10.6:42.9:46.5</w:t>
+            </w:r>
+          </w:p>
+        </w:tc>
+        <w:tc>
+          <w:tcPr>
+            <w:tcW w:type="dxa" w:w="1344"/>
+            <w:vAlign w:val="center"/>
+            <w:tcBorders>
+              <w:top w:val="single" w:sz="4" w:color="A6A6A6"/>
+              <w:left w:val="single" w:sz="4" w:color="A6A6A6"/>
+              <w:bottom w:val="single" w:sz="4" w:color="A6A6A6"/>
+              <w:right w:val="single" w:sz="4" w:color="A6A6A6"/>
+            </w:tcBorders>
+          </w:tcPr>
+          <w:p>
+            <w:pPr>
+              <w:spacing w:before="0" w:after="0" w:line="276" w:lineRule="auto"/>
+              <w:ind w:firstLine="0"/>
+              <w:jc w:val="center"/>
+            </w:pPr>
+            <w:r/>
+            <w:r>
+              <w:rPr>
+                <w:rFonts w:ascii="Times New Roman" w:hAnsi="Times New Roman" w:eastAsia="楷体"/>
+                <w:b w:val="0"/>
+                <w:color w:val="000000"/>
+                <w:sz w:val="18"/>
+              </w:rPr>
+              <w:t>106.84</w:t>
+            </w:r>
+          </w:p>
+        </w:tc>
+        <w:tc>
+          <w:tcPr>
+            <w:tcW w:type="dxa" w:w="1344"/>
+            <w:vAlign w:val="center"/>
+            <w:tcBorders>
+              <w:top w:val="single" w:sz="4" w:color="A6A6A6"/>
+              <w:left w:val="single" w:sz="4" w:color="A6A6A6"/>
+              <w:bottom w:val="single" w:sz="4" w:color="A6A6A6"/>
+              <w:right w:val="single" w:sz="4" w:color="A6A6A6"/>
+            </w:tcBorders>
+          </w:tcPr>
+          <w:p>
+            <w:pPr>
+              <w:spacing w:before="0" w:after="0" w:line="276" w:lineRule="auto"/>
+              <w:ind w:firstLine="0"/>
+              <w:jc w:val="center"/>
+            </w:pPr>
+            <w:r/>
+            <w:r>
+              <w:rPr>
+                <w:rFonts w:ascii="Times New Roman" w:hAnsi="Times New Roman" w:eastAsia="楷体"/>
+                <w:b w:val="0"/>
+                <w:color w:val="000000"/>
+                <w:sz w:val="18"/>
+              </w:rPr>
+              <w:t>274.70</w:t>
+            </w:r>
+          </w:p>
+        </w:tc>
+      </w:tr>
+      <w:tr>
+        <w:tc>
+          <w:tcPr>
+            <w:tcW w:type="dxa" w:w="1344"/>
+            <w:vAlign w:val="center"/>
+            <w:tcBorders>
+              <w:top w:val="single" w:sz="4" w:color="A6A6A6"/>
+              <w:left w:val="single" w:sz="4" w:color="A6A6A6"/>
+              <w:bottom w:val="single" w:sz="4" w:color="A6A6A6"/>
+              <w:right w:val="single" w:sz="4" w:color="A6A6A6"/>
+            </w:tcBorders>
+          </w:tcPr>
+          <w:p>
+            <w:pPr>
+              <w:spacing w:before="0" w:after="0" w:line="276" w:lineRule="auto"/>
+              <w:ind w:firstLine="0"/>
+              <w:jc w:val="left"/>
+            </w:pPr>
+            <w:r/>
+            <w:r>
+              <w:rPr>
+                <w:rFonts w:ascii="Times New Roman" w:hAnsi="Times New Roman" w:eastAsia="楷体"/>
+                <w:b w:val="0"/>
+                <w:color w:val="000000"/>
+                <w:sz w:val="18"/>
+              </w:rPr>
+              <w:t>广安市</w:t>
+            </w:r>
+          </w:p>
+        </w:tc>
+        <w:tc>
+          <w:tcPr>
+            <w:tcW w:type="dxa" w:w="1344"/>
+            <w:vAlign w:val="center"/>
+            <w:tcBorders>
+              <w:top w:val="single" w:sz="4" w:color="A6A6A6"/>
+              <w:left w:val="single" w:sz="4" w:color="A6A6A6"/>
+              <w:bottom w:val="single" w:sz="4" w:color="A6A6A6"/>
+              <w:right w:val="single" w:sz="4" w:color="A6A6A6"/>
+            </w:tcBorders>
+          </w:tcPr>
+          <w:p>
+            <w:pPr>
+              <w:spacing w:before="0" w:after="0" w:line="276" w:lineRule="auto"/>
+              <w:ind w:firstLine="0"/>
+              <w:jc w:val="center"/>
+            </w:pPr>
+            <w:r/>
+            <w:r>
+              <w:rPr>
+                <w:rFonts w:ascii="Times New Roman" w:hAnsi="Times New Roman" w:eastAsia="楷体"/>
+                <w:b w:val="0"/>
+                <w:color w:val="000000"/>
+                <w:sz w:val="18"/>
+              </w:rPr>
+              <w:t>1,700.87</w:t>
+            </w:r>
+          </w:p>
+        </w:tc>
+        <w:tc>
+          <w:tcPr>
+            <w:tcW w:type="dxa" w:w="1344"/>
+            <w:vAlign w:val="center"/>
+            <w:tcBorders>
+              <w:top w:val="single" w:sz="4" w:color="A6A6A6"/>
+              <w:left w:val="single" w:sz="4" w:color="A6A6A6"/>
+              <w:bottom w:val="single" w:sz="4" w:color="A6A6A6"/>
+              <w:right w:val="single" w:sz="4" w:color="A6A6A6"/>
+            </w:tcBorders>
+          </w:tcPr>
+          <w:p>
+            <w:pPr>
+              <w:spacing w:before="0" w:after="0" w:line="276" w:lineRule="auto"/>
+              <w:ind w:firstLine="0"/>
+              <w:jc w:val="center"/>
+            </w:pPr>
+            <w:r/>
+            <w:r>
+              <w:rPr>
+                <w:rFonts w:ascii="Times New Roman" w:hAnsi="Times New Roman" w:eastAsia="楷体"/>
+                <w:b w:val="0"/>
+                <w:color w:val="000000"/>
+                <w:sz w:val="18"/>
+              </w:rPr>
+              <w:t>—</w:t>
+            </w:r>
+          </w:p>
+        </w:tc>
+        <w:tc>
+          <w:tcPr>
+            <w:tcW w:type="dxa" w:w="1344"/>
+            <w:vAlign w:val="center"/>
+            <w:tcBorders>
+              <w:top w:val="single" w:sz="4" w:color="A6A6A6"/>
+              <w:left w:val="single" w:sz="4" w:color="A6A6A6"/>
+              <w:bottom w:val="single" w:sz="4" w:color="A6A6A6"/>
+              <w:right w:val="single" w:sz="4" w:color="A6A6A6"/>
+            </w:tcBorders>
+          </w:tcPr>
+          <w:p>
+            <w:pPr>
+              <w:spacing w:before="0" w:after="0" w:line="276" w:lineRule="auto"/>
+              <w:ind w:firstLine="0"/>
+              <w:jc w:val="center"/>
+            </w:pPr>
+            <w:r/>
+            <w:r>
+              <w:rPr>
+                <w:rFonts w:ascii="Times New Roman" w:hAnsi="Times New Roman" w:eastAsia="楷体"/>
+                <w:b w:val="0"/>
+                <w:color w:val="000000"/>
+                <w:sz w:val="18"/>
+              </w:rPr>
+              <w:t>5.70%</w:t>
+            </w:r>
+          </w:p>
+        </w:tc>
+        <w:tc>
+          <w:tcPr>
+            <w:tcW w:type="dxa" w:w="1344"/>
+            <w:vAlign w:val="center"/>
+            <w:tcBorders>
+              <w:top w:val="single" w:sz="4" w:color="A6A6A6"/>
+              <w:left w:val="single" w:sz="4" w:color="A6A6A6"/>
+              <w:bottom w:val="single" w:sz="4" w:color="A6A6A6"/>
+              <w:right w:val="single" w:sz="4" w:color="A6A6A6"/>
+            </w:tcBorders>
+          </w:tcPr>
+          <w:p>
+            <w:pPr>
+              <w:spacing w:before="0" w:after="0" w:line="276" w:lineRule="auto"/>
+              <w:ind w:firstLine="0"/>
+              <w:jc w:val="center"/>
+            </w:pPr>
+            <w:r/>
+            <w:r>
+              <w:rPr>
+                <w:rFonts w:ascii="Times New Roman" w:hAnsi="Times New Roman" w:eastAsia="楷体"/>
+                <w:b w:val="0"/>
+                <w:color w:val="000000"/>
+                <w:sz w:val="18"/>
+              </w:rPr>
+              <w:t>13.7:28.2:58.1</w:t>
+            </w:r>
+          </w:p>
+        </w:tc>
+        <w:tc>
+          <w:tcPr>
+            <w:tcW w:type="dxa" w:w="1344"/>
+            <w:vAlign w:val="center"/>
+            <w:tcBorders>
+              <w:top w:val="single" w:sz="4" w:color="A6A6A6"/>
+              <w:left w:val="single" w:sz="4" w:color="A6A6A6"/>
+              <w:bottom w:val="single" w:sz="4" w:color="A6A6A6"/>
+              <w:right w:val="single" w:sz="4" w:color="A6A6A6"/>
+            </w:tcBorders>
+          </w:tcPr>
+          <w:p>
+            <w:pPr>
+              <w:spacing w:before="0" w:after="0" w:line="276" w:lineRule="auto"/>
+              <w:ind w:firstLine="0"/>
+              <w:jc w:val="center"/>
+            </w:pPr>
+            <w:r/>
+            <w:r>
+              <w:rPr>
+                <w:rFonts w:ascii="Times New Roman" w:hAnsi="Times New Roman" w:eastAsia="楷体"/>
+                <w:b w:val="0"/>
+                <w:color w:val="000000"/>
+                <w:sz w:val="18"/>
+              </w:rPr>
+              <w:t>109.01</w:t>
+            </w:r>
+          </w:p>
+        </w:tc>
+        <w:tc>
+          <w:tcPr>
+            <w:tcW w:type="dxa" w:w="1344"/>
+            <w:vAlign w:val="center"/>
+            <w:tcBorders>
+              <w:top w:val="single" w:sz="4" w:color="A6A6A6"/>
+              <w:left w:val="single" w:sz="4" w:color="A6A6A6"/>
+              <w:bottom w:val="single" w:sz="4" w:color="A6A6A6"/>
+              <w:right w:val="single" w:sz="4" w:color="A6A6A6"/>
+            </w:tcBorders>
+          </w:tcPr>
+          <w:p>
+            <w:pPr>
+              <w:spacing w:before="0" w:after="0" w:line="276" w:lineRule="auto"/>
+              <w:ind w:firstLine="0"/>
+              <w:jc w:val="center"/>
+            </w:pPr>
+            <w:r/>
+            <w:r>
+              <w:rPr>
+                <w:rFonts w:ascii="Times New Roman" w:hAnsi="Times New Roman" w:eastAsia="楷体"/>
+                <w:b w:val="0"/>
+                <w:color w:val="000000"/>
+                <w:sz w:val="18"/>
+              </w:rPr>
+              <w:t>—</w:t>
+            </w:r>
+          </w:p>
+        </w:tc>
+      </w:tr>
+      <w:tr>
+        <w:tc>
+          <w:tcPr>
+            <w:tcW w:type="dxa" w:w="1344"/>
+            <w:vAlign w:val="center"/>
+            <w:tcBorders>
+              <w:top w:val="single" w:sz="4" w:color="A6A6A6"/>
+              <w:left w:val="single" w:sz="4" w:color="A6A6A6"/>
+              <w:bottom w:val="single" w:sz="4" w:color="A6A6A6"/>
+              <w:right w:val="single" w:sz="4" w:color="A6A6A6"/>
+            </w:tcBorders>
+          </w:tcPr>
+          <w:p>
+            <w:pPr>
+              <w:spacing w:before="0" w:after="0" w:line="276" w:lineRule="auto"/>
+              <w:ind w:firstLine="0"/>
+              <w:jc w:val="left"/>
+            </w:pPr>
+            <w:r/>
+            <w:r>
+              <w:rPr>
+                <w:rFonts w:ascii="Times New Roman" w:hAnsi="Times New Roman" w:eastAsia="楷体"/>
+                <w:b w:val="0"/>
+                <w:color w:val="000000"/>
+                <w:sz w:val="18"/>
+              </w:rPr>
+              <w:t>攀枝花市</w:t>
+            </w:r>
+          </w:p>
+        </w:tc>
+        <w:tc>
+          <w:tcPr>
+            <w:tcW w:type="dxa" w:w="1344"/>
+            <w:vAlign w:val="center"/>
+            <w:tcBorders>
+              <w:top w:val="single" w:sz="4" w:color="A6A6A6"/>
+              <w:left w:val="single" w:sz="4" w:color="A6A6A6"/>
+              <w:bottom w:val="single" w:sz="4" w:color="A6A6A6"/>
+              <w:right w:val="single" w:sz="4" w:color="A6A6A6"/>
+            </w:tcBorders>
+          </w:tcPr>
+          <w:p>
+            <w:pPr>
+              <w:spacing w:before="0" w:after="0" w:line="276" w:lineRule="auto"/>
+              <w:ind w:firstLine="0"/>
+              <w:jc w:val="center"/>
+            </w:pPr>
+            <w:r/>
+            <w:r>
+              <w:rPr>
+                <w:rFonts w:ascii="Times New Roman" w:hAnsi="Times New Roman" w:eastAsia="楷体"/>
+                <w:b w:val="0"/>
+                <w:color w:val="000000"/>
+                <w:sz w:val="18"/>
+              </w:rPr>
+              <w:t>1,409.57</w:t>
+            </w:r>
+          </w:p>
+        </w:tc>
+        <w:tc>
+          <w:tcPr>
+            <w:tcW w:type="dxa" w:w="1344"/>
+            <w:vAlign w:val="center"/>
+            <w:tcBorders>
+              <w:top w:val="single" w:sz="4" w:color="A6A6A6"/>
+              <w:left w:val="single" w:sz="4" w:color="A6A6A6"/>
+              <w:bottom w:val="single" w:sz="4" w:color="A6A6A6"/>
+              <w:right w:val="single" w:sz="4" w:color="A6A6A6"/>
+            </w:tcBorders>
+          </w:tcPr>
+          <w:p>
+            <w:pPr>
+              <w:spacing w:before="0" w:after="0" w:line="276" w:lineRule="auto"/>
+              <w:ind w:firstLine="0"/>
+              <w:jc w:val="center"/>
+            </w:pPr>
+            <w:r/>
+            <w:r>
+              <w:rPr>
+                <w:rFonts w:ascii="Times New Roman" w:hAnsi="Times New Roman" w:eastAsia="楷体"/>
+                <w:b w:val="0"/>
+                <w:color w:val="000000"/>
+                <w:sz w:val="18"/>
+              </w:rPr>
+              <w:t>11.50</w:t>
+            </w:r>
+          </w:p>
+        </w:tc>
+        <w:tc>
+          <w:tcPr>
+            <w:tcW w:type="dxa" w:w="1344"/>
+            <w:vAlign w:val="center"/>
+            <w:tcBorders>
+              <w:top w:val="single" w:sz="4" w:color="A6A6A6"/>
+              <w:left w:val="single" w:sz="4" w:color="A6A6A6"/>
+              <w:bottom w:val="single" w:sz="4" w:color="A6A6A6"/>
+              <w:right w:val="single" w:sz="4" w:color="A6A6A6"/>
+            </w:tcBorders>
+          </w:tcPr>
+          <w:p>
+            <w:pPr>
+              <w:spacing w:before="0" w:after="0" w:line="276" w:lineRule="auto"/>
+              <w:ind w:firstLine="0"/>
+              <w:jc w:val="center"/>
+            </w:pPr>
+            <w:r/>
+            <w:r>
+              <w:rPr>
+                <w:rFonts w:ascii="Times New Roman" w:hAnsi="Times New Roman" w:eastAsia="楷体"/>
+                <w:b w:val="0"/>
+                <w:color w:val="000000"/>
+                <w:sz w:val="18"/>
+              </w:rPr>
+              <w:t>3.20%</w:t>
+            </w:r>
+          </w:p>
+        </w:tc>
+        <w:tc>
+          <w:tcPr>
+            <w:tcW w:type="dxa" w:w="1344"/>
+            <w:vAlign w:val="center"/>
+            <w:tcBorders>
+              <w:top w:val="single" w:sz="4" w:color="A6A6A6"/>
+              <w:left w:val="single" w:sz="4" w:color="A6A6A6"/>
+              <w:bottom w:val="single" w:sz="4" w:color="A6A6A6"/>
+              <w:right w:val="single" w:sz="4" w:color="A6A6A6"/>
+            </w:tcBorders>
+          </w:tcPr>
+          <w:p>
+            <w:pPr>
+              <w:spacing w:before="0" w:after="0" w:line="276" w:lineRule="auto"/>
+              <w:ind w:firstLine="0"/>
+              <w:jc w:val="center"/>
+            </w:pPr>
+            <w:r/>
+            <w:r>
+              <w:rPr>
+                <w:rFonts w:ascii="Times New Roman" w:hAnsi="Times New Roman" w:eastAsia="楷体"/>
+                <w:b w:val="0"/>
+                <w:color w:val="000000"/>
+                <w:sz w:val="18"/>
+              </w:rPr>
+              <w:t>7.3:54.8:37.9</w:t>
+            </w:r>
+          </w:p>
+        </w:tc>
+        <w:tc>
+          <w:tcPr>
+            <w:tcW w:type="dxa" w:w="1344"/>
+            <w:vAlign w:val="center"/>
+            <w:tcBorders>
+              <w:top w:val="single" w:sz="4" w:color="A6A6A6"/>
+              <w:left w:val="single" w:sz="4" w:color="A6A6A6"/>
+              <w:bottom w:val="single" w:sz="4" w:color="A6A6A6"/>
+              <w:right w:val="single" w:sz="4" w:color="A6A6A6"/>
+            </w:tcBorders>
+          </w:tcPr>
+          <w:p>
+            <w:pPr>
+              <w:spacing w:before="0" w:after="0" w:line="276" w:lineRule="auto"/>
+              <w:ind w:firstLine="0"/>
+              <w:jc w:val="center"/>
+            </w:pPr>
+            <w:r/>
+            <w:r>
+              <w:rPr>
+                <w:rFonts w:ascii="Times New Roman" w:hAnsi="Times New Roman" w:eastAsia="楷体"/>
+                <w:b w:val="0"/>
+                <w:color w:val="000000"/>
+                <w:sz w:val="18"/>
+              </w:rPr>
+              <w:t>105.18</w:t>
+            </w:r>
+          </w:p>
+        </w:tc>
+        <w:tc>
+          <w:tcPr>
+            <w:tcW w:type="dxa" w:w="1344"/>
+            <w:vAlign w:val="center"/>
+            <w:tcBorders>
+              <w:top w:val="single" w:sz="4" w:color="A6A6A6"/>
+              <w:left w:val="single" w:sz="4" w:color="A6A6A6"/>
+              <w:bottom w:val="single" w:sz="4" w:color="A6A6A6"/>
+              <w:right w:val="single" w:sz="4" w:color="A6A6A6"/>
+            </w:tcBorders>
+          </w:tcPr>
+          <w:p>
+            <w:pPr>
+              <w:spacing w:before="0" w:after="0" w:line="276" w:lineRule="auto"/>
+              <w:ind w:firstLine="0"/>
+              <w:jc w:val="center"/>
+            </w:pPr>
+            <w:r/>
+            <w:r>
+              <w:rPr>
+                <w:rFonts w:ascii="Times New Roman" w:hAnsi="Times New Roman" w:eastAsia="楷体"/>
+                <w:b w:val="0"/>
+                <w:color w:val="000000"/>
+                <w:sz w:val="18"/>
+              </w:rPr>
+              <w:t>122.20</w:t>
+            </w:r>
+          </w:p>
+        </w:tc>
+      </w:tr>
+      <w:tr>
+        <w:tc>
+          <w:tcPr>
+            <w:tcW w:type="dxa" w:w="1344"/>
+            <w:vAlign w:val="center"/>
+            <w:tcBorders>
+              <w:top w:val="single" w:sz="4" w:color="A6A6A6"/>
+              <w:left w:val="single" w:sz="4" w:color="A6A6A6"/>
+              <w:bottom w:val="single" w:sz="4" w:color="A6A6A6"/>
+              <w:right w:val="single" w:sz="4" w:color="A6A6A6"/>
+            </w:tcBorders>
+          </w:tcPr>
+          <w:p>
+            <w:pPr>
+              <w:spacing w:before="0" w:after="0" w:line="276" w:lineRule="auto"/>
+              <w:ind w:firstLine="0"/>
+              <w:jc w:val="left"/>
+            </w:pPr>
+            <w:r/>
+            <w:r>
+              <w:rPr>
+                <w:rFonts w:ascii="Times New Roman" w:hAnsi="Times New Roman" w:eastAsia="楷体"/>
+                <w:b w:val="0"/>
+                <w:color w:val="000000"/>
+                <w:sz w:val="18"/>
+              </w:rPr>
+              <w:t>广元市</w:t>
+            </w:r>
+          </w:p>
+        </w:tc>
+        <w:tc>
+          <w:tcPr>
+            <w:tcW w:type="dxa" w:w="1344"/>
+            <w:vAlign w:val="center"/>
+            <w:tcBorders>
+              <w:top w:val="single" w:sz="4" w:color="A6A6A6"/>
+              <w:left w:val="single" w:sz="4" w:color="A6A6A6"/>
+              <w:bottom w:val="single" w:sz="4" w:color="A6A6A6"/>
+              <w:right w:val="single" w:sz="4" w:color="A6A6A6"/>
+            </w:tcBorders>
+          </w:tcPr>
+          <w:p>
+            <w:pPr>
+              <w:spacing w:before="0" w:after="0" w:line="276" w:lineRule="auto"/>
+              <w:ind w:firstLine="0"/>
+              <w:jc w:val="center"/>
+            </w:pPr>
+            <w:r/>
+            <w:r>
+              <w:rPr>
+                <w:rFonts w:ascii="Times New Roman" w:hAnsi="Times New Roman" w:eastAsia="楷体"/>
+                <w:b w:val="0"/>
+                <w:color w:val="000000"/>
+                <w:sz w:val="18"/>
+              </w:rPr>
+              <w:t>1,348.78</w:t>
+            </w:r>
+          </w:p>
+        </w:tc>
+        <w:tc>
+          <w:tcPr>
+            <w:tcW w:type="dxa" w:w="1344"/>
+            <w:vAlign w:val="center"/>
+            <w:tcBorders>
+              <w:top w:val="single" w:sz="4" w:color="A6A6A6"/>
+              <w:left w:val="single" w:sz="4" w:color="A6A6A6"/>
+              <w:bottom w:val="single" w:sz="4" w:color="A6A6A6"/>
+              <w:right w:val="single" w:sz="4" w:color="A6A6A6"/>
+            </w:tcBorders>
+          </w:tcPr>
+          <w:p>
+            <w:pPr>
+              <w:spacing w:before="0" w:after="0" w:line="276" w:lineRule="auto"/>
+              <w:ind w:firstLine="0"/>
+              <w:jc w:val="center"/>
+            </w:pPr>
+            <w:r/>
+            <w:r>
+              <w:rPr>
+                <w:rFonts w:ascii="Times New Roman" w:hAnsi="Times New Roman" w:eastAsia="楷体"/>
+                <w:b w:val="0"/>
+                <w:color w:val="000000"/>
+                <w:sz w:val="18"/>
+              </w:rPr>
+              <w:t>—</w:t>
+            </w:r>
+          </w:p>
+        </w:tc>
+        <w:tc>
+          <w:tcPr>
+            <w:tcW w:type="dxa" w:w="1344"/>
+            <w:vAlign w:val="center"/>
+            <w:tcBorders>
+              <w:top w:val="single" w:sz="4" w:color="A6A6A6"/>
+              <w:left w:val="single" w:sz="4" w:color="A6A6A6"/>
+              <w:bottom w:val="single" w:sz="4" w:color="A6A6A6"/>
+              <w:right w:val="single" w:sz="4" w:color="A6A6A6"/>
+            </w:tcBorders>
+          </w:tcPr>
+          <w:p>
+            <w:pPr>
+              <w:spacing w:before="0" w:after="0" w:line="276" w:lineRule="auto"/>
+              <w:ind w:firstLine="0"/>
+              <w:jc w:val="center"/>
+            </w:pPr>
+            <w:r/>
+            <w:r>
+              <w:rPr>
+                <w:rFonts w:ascii="Times New Roman" w:hAnsi="Times New Roman" w:eastAsia="楷体"/>
+                <w:b w:val="0"/>
+                <w:color w:val="000000"/>
+                <w:sz w:val="18"/>
+              </w:rPr>
+              <w:t>6.40%</w:t>
+            </w:r>
+          </w:p>
+        </w:tc>
+        <w:tc>
+          <w:tcPr>
+            <w:tcW w:type="dxa" w:w="1344"/>
+            <w:vAlign w:val="center"/>
+            <w:tcBorders>
+              <w:top w:val="single" w:sz="4" w:color="A6A6A6"/>
+              <w:left w:val="single" w:sz="4" w:color="A6A6A6"/>
+              <w:bottom w:val="single" w:sz="4" w:color="A6A6A6"/>
+              <w:right w:val="single" w:sz="4" w:color="A6A6A6"/>
+            </w:tcBorders>
+          </w:tcPr>
+          <w:p>
+            <w:pPr>
+              <w:spacing w:before="0" w:after="0" w:line="276" w:lineRule="auto"/>
+              <w:ind w:firstLine="0"/>
+              <w:jc w:val="center"/>
+            </w:pPr>
+            <w:r/>
+            <w:r>
+              <w:rPr>
+                <w:rFonts w:ascii="Times New Roman" w:hAnsi="Times New Roman" w:eastAsia="楷体"/>
+                <w:b w:val="0"/>
+                <w:color w:val="000000"/>
+                <w:sz w:val="18"/>
+              </w:rPr>
+              <w:t>16.3:32.3:51.4</w:t>
+            </w:r>
+          </w:p>
+        </w:tc>
+        <w:tc>
+          <w:tcPr>
+            <w:tcW w:type="dxa" w:w="1344"/>
+            <w:vAlign w:val="center"/>
+            <w:tcBorders>
+              <w:top w:val="single" w:sz="4" w:color="A6A6A6"/>
+              <w:left w:val="single" w:sz="4" w:color="A6A6A6"/>
+              <w:bottom w:val="single" w:sz="4" w:color="A6A6A6"/>
+              <w:right w:val="single" w:sz="4" w:color="A6A6A6"/>
+            </w:tcBorders>
+          </w:tcPr>
+          <w:p>
+            <w:pPr>
+              <w:spacing w:before="0" w:after="0" w:line="276" w:lineRule="auto"/>
+              <w:ind w:firstLine="0"/>
+              <w:jc w:val="center"/>
+            </w:pPr>
+            <w:r/>
+            <w:r>
+              <w:rPr>
+                <w:rFonts w:ascii="Times New Roman" w:hAnsi="Times New Roman" w:eastAsia="楷体"/>
+                <w:b w:val="0"/>
+                <w:color w:val="000000"/>
+                <w:sz w:val="18"/>
+              </w:rPr>
+              <w:t>77.50</w:t>
+            </w:r>
+          </w:p>
+        </w:tc>
+        <w:tc>
+          <w:tcPr>
+            <w:tcW w:type="dxa" w:w="1344"/>
+            <w:vAlign w:val="center"/>
+            <w:tcBorders>
+              <w:top w:val="single" w:sz="4" w:color="A6A6A6"/>
+              <w:left w:val="single" w:sz="4" w:color="A6A6A6"/>
+              <w:bottom w:val="single" w:sz="4" w:color="A6A6A6"/>
+              <w:right w:val="single" w:sz="4" w:color="A6A6A6"/>
+            </w:tcBorders>
+          </w:tcPr>
+          <w:p>
+            <w:pPr>
+              <w:spacing w:before="0" w:after="0" w:line="276" w:lineRule="auto"/>
+              <w:ind w:firstLine="0"/>
+              <w:jc w:val="center"/>
+            </w:pPr>
+            <w:r/>
+            <w:r>
+              <w:rPr>
+                <w:rFonts w:ascii="Times New Roman" w:hAnsi="Times New Roman" w:eastAsia="楷体"/>
+                <w:b w:val="0"/>
+                <w:color w:val="000000"/>
+                <w:sz w:val="18"/>
+              </w:rPr>
+              <w:t>—</w:t>
+            </w:r>
+          </w:p>
+        </w:tc>
+      </w:tr>
+      <w:tr>
+        <w:tc>
+          <w:tcPr>
+            <w:tcW w:type="dxa" w:w="1344"/>
+            <w:vAlign w:val="center"/>
+            <w:tcBorders>
+              <w:top w:val="single" w:sz="4" w:color="A6A6A6"/>
+              <w:left w:val="single" w:sz="4" w:color="A6A6A6"/>
+              <w:bottom w:val="single" w:sz="4" w:color="A6A6A6"/>
+              <w:right w:val="single" w:sz="4" w:color="A6A6A6"/>
+            </w:tcBorders>
+          </w:tcPr>
+          <w:p>
+            <w:pPr>
+              <w:spacing w:before="0" w:after="0" w:line="276" w:lineRule="auto"/>
+              <w:ind w:firstLine="0"/>
+              <w:jc w:val="left"/>
+            </w:pPr>
+            <w:r/>
+            <w:r>
+              <w:rPr>
+                <w:rFonts w:ascii="Times New Roman" w:hAnsi="Times New Roman" w:eastAsia="楷体"/>
+                <w:b w:val="0"/>
+                <w:color w:val="000000"/>
+                <w:sz w:val="18"/>
+              </w:rPr>
+              <w:t>资阳市</w:t>
+            </w:r>
+          </w:p>
+        </w:tc>
+        <w:tc>
+          <w:tcPr>
+            <w:tcW w:type="dxa" w:w="1344"/>
+            <w:vAlign w:val="center"/>
+            <w:tcBorders>
+              <w:top w:val="single" w:sz="4" w:color="A6A6A6"/>
+              <w:left w:val="single" w:sz="4" w:color="A6A6A6"/>
+              <w:bottom w:val="single" w:sz="4" w:color="A6A6A6"/>
+              <w:right w:val="single" w:sz="4" w:color="A6A6A6"/>
+            </w:tcBorders>
+          </w:tcPr>
+          <w:p>
+            <w:pPr>
+              <w:spacing w:before="0" w:after="0" w:line="276" w:lineRule="auto"/>
+              <w:ind w:firstLine="0"/>
+              <w:jc w:val="center"/>
+            </w:pPr>
+            <w:r/>
+            <w:r>
+              <w:rPr>
+                <w:rFonts w:ascii="Times New Roman" w:hAnsi="Times New Roman" w:eastAsia="楷体"/>
+                <w:b w:val="0"/>
+                <w:color w:val="000000"/>
+                <w:sz w:val="18"/>
+              </w:rPr>
+              <w:t>1,150.81</w:t>
+            </w:r>
+          </w:p>
+        </w:tc>
+        <w:tc>
+          <w:tcPr>
+            <w:tcW w:type="dxa" w:w="1344"/>
+            <w:vAlign w:val="center"/>
+            <w:tcBorders>
+              <w:top w:val="single" w:sz="4" w:color="A6A6A6"/>
+              <w:left w:val="single" w:sz="4" w:color="A6A6A6"/>
+              <w:bottom w:val="single" w:sz="4" w:color="A6A6A6"/>
+              <w:right w:val="single" w:sz="4" w:color="A6A6A6"/>
+            </w:tcBorders>
+          </w:tcPr>
+          <w:p>
+            <w:pPr>
+              <w:spacing w:before="0" w:after="0" w:line="276" w:lineRule="auto"/>
+              <w:ind w:firstLine="0"/>
+              <w:jc w:val="center"/>
+            </w:pPr>
+            <w:r/>
+            <w:r>
+              <w:rPr>
+                <w:rFonts w:ascii="Times New Roman" w:hAnsi="Times New Roman" w:eastAsia="楷体"/>
+                <w:b w:val="0"/>
+                <w:color w:val="000000"/>
+                <w:sz w:val="18"/>
+              </w:rPr>
+              <w:t>5.24</w:t>
+            </w:r>
+          </w:p>
+        </w:tc>
+        <w:tc>
+          <w:tcPr>
+            <w:tcW w:type="dxa" w:w="1344"/>
+            <w:vAlign w:val="center"/>
+            <w:tcBorders>
+              <w:top w:val="single" w:sz="4" w:color="A6A6A6"/>
+              <w:left w:val="single" w:sz="4" w:color="A6A6A6"/>
+              <w:bottom w:val="single" w:sz="4" w:color="A6A6A6"/>
+              <w:right w:val="single" w:sz="4" w:color="A6A6A6"/>
+            </w:tcBorders>
+          </w:tcPr>
+          <w:p>
+            <w:pPr>
+              <w:spacing w:before="0" w:after="0" w:line="276" w:lineRule="auto"/>
+              <w:ind w:firstLine="0"/>
+              <w:jc w:val="center"/>
+            </w:pPr>
+            <w:r/>
+            <w:r>
+              <w:rPr>
+                <w:rFonts w:ascii="Times New Roman" w:hAnsi="Times New Roman" w:eastAsia="楷体"/>
+                <w:b w:val="0"/>
+                <w:color w:val="000000"/>
+                <w:sz w:val="18"/>
+              </w:rPr>
+              <w:t>5.80%</w:t>
+            </w:r>
+          </w:p>
+        </w:tc>
+        <w:tc>
+          <w:tcPr>
+            <w:tcW w:type="dxa" w:w="1344"/>
+            <w:vAlign w:val="center"/>
+            <w:tcBorders>
+              <w:top w:val="single" w:sz="4" w:color="A6A6A6"/>
+              <w:left w:val="single" w:sz="4" w:color="A6A6A6"/>
+              <w:bottom w:val="single" w:sz="4" w:color="A6A6A6"/>
+              <w:right w:val="single" w:sz="4" w:color="A6A6A6"/>
+            </w:tcBorders>
+          </w:tcPr>
+          <w:p>
+            <w:pPr>
+              <w:spacing w:before="0" w:after="0" w:line="276" w:lineRule="auto"/>
+              <w:ind w:firstLine="0"/>
+              <w:jc w:val="center"/>
+            </w:pPr>
+            <w:r/>
+            <w:r>
+              <w:rPr>
+                <w:rFonts w:ascii="Times New Roman" w:hAnsi="Times New Roman" w:eastAsia="楷体"/>
+                <w:b w:val="0"/>
+                <w:color w:val="000000"/>
+                <w:sz w:val="18"/>
+              </w:rPr>
+              <w:t>18.8:28.3:52.9</w:t>
+            </w:r>
+          </w:p>
+        </w:tc>
+        <w:tc>
+          <w:tcPr>
+            <w:tcW w:type="dxa" w:w="1344"/>
+            <w:vAlign w:val="center"/>
+            <w:tcBorders>
+              <w:top w:val="single" w:sz="4" w:color="A6A6A6"/>
+              <w:left w:val="single" w:sz="4" w:color="A6A6A6"/>
+              <w:bottom w:val="single" w:sz="4" w:color="A6A6A6"/>
+              <w:right w:val="single" w:sz="4" w:color="A6A6A6"/>
+            </w:tcBorders>
+          </w:tcPr>
+          <w:p>
+            <w:pPr>
+              <w:spacing w:before="0" w:after="0" w:line="276" w:lineRule="auto"/>
+              <w:ind w:firstLine="0"/>
+              <w:jc w:val="center"/>
+            </w:pPr>
+            <w:r/>
+            <w:r>
+              <w:rPr>
+                <w:rFonts w:ascii="Times New Roman" w:hAnsi="Times New Roman" w:eastAsia="楷体"/>
+                <w:b w:val="0"/>
+                <w:color w:val="000000"/>
+                <w:sz w:val="18"/>
+              </w:rPr>
+              <w:t>73.65</w:t>
+            </w:r>
+          </w:p>
+        </w:tc>
+        <w:tc>
+          <w:tcPr>
+            <w:tcW w:type="dxa" w:w="1344"/>
+            <w:vAlign w:val="center"/>
+            <w:tcBorders>
+              <w:top w:val="single" w:sz="4" w:color="A6A6A6"/>
+              <w:left w:val="single" w:sz="4" w:color="A6A6A6"/>
+              <w:bottom w:val="single" w:sz="4" w:color="A6A6A6"/>
+              <w:right w:val="single" w:sz="4" w:color="A6A6A6"/>
+            </w:tcBorders>
+          </w:tcPr>
+          <w:p>
+            <w:pPr>
+              <w:spacing w:before="0" w:after="0" w:line="276" w:lineRule="auto"/>
+              <w:ind w:firstLine="0"/>
+              <w:jc w:val="center"/>
+            </w:pPr>
+            <w:r/>
+            <w:r>
+              <w:rPr>
+                <w:rFonts w:ascii="Times New Roman" w:hAnsi="Times New Roman" w:eastAsia="楷体"/>
+                <w:b w:val="0"/>
+                <w:color w:val="000000"/>
+                <w:sz w:val="18"/>
+              </w:rPr>
+              <w:t>219.50</w:t>
+            </w:r>
+          </w:p>
+        </w:tc>
+      </w:tr>
+      <w:tr>
+        <w:tc>
+          <w:tcPr>
+            <w:tcW w:type="dxa" w:w="1344"/>
+            <w:vAlign w:val="center"/>
+            <w:tcBorders>
+              <w:top w:val="single" w:sz="4" w:color="A6A6A6"/>
+              <w:left w:val="single" w:sz="4" w:color="A6A6A6"/>
+              <w:bottom w:val="single" w:sz="4" w:color="A6A6A6"/>
+              <w:right w:val="single" w:sz="4" w:color="A6A6A6"/>
+            </w:tcBorders>
+          </w:tcPr>
+          <w:p>
+            <w:pPr>
+              <w:spacing w:before="0" w:after="0" w:line="276" w:lineRule="auto"/>
+              <w:ind w:firstLine="0"/>
+              <w:jc w:val="left"/>
+            </w:pPr>
+            <w:r/>
+            <w:r>
+              <w:rPr>
+                <w:rFonts w:ascii="Times New Roman" w:hAnsi="Times New Roman" w:eastAsia="楷体"/>
+                <w:b w:val="0"/>
+                <w:color w:val="000000"/>
+                <w:sz w:val="18"/>
+              </w:rPr>
+              <w:t>雅安市</w:t>
+            </w:r>
+          </w:p>
+        </w:tc>
+        <w:tc>
+          <w:tcPr>
+            <w:tcW w:type="dxa" w:w="1344"/>
+            <w:vAlign w:val="center"/>
+            <w:tcBorders>
+              <w:top w:val="single" w:sz="4" w:color="A6A6A6"/>
+              <w:left w:val="single" w:sz="4" w:color="A6A6A6"/>
+              <w:bottom w:val="single" w:sz="4" w:color="A6A6A6"/>
+              <w:right w:val="single" w:sz="4" w:color="A6A6A6"/>
+            </w:tcBorders>
+          </w:tcPr>
+          <w:p>
+            <w:pPr>
+              <w:spacing w:before="0" w:after="0" w:line="276" w:lineRule="auto"/>
+              <w:ind w:firstLine="0"/>
+              <w:jc w:val="center"/>
+            </w:pPr>
+            <w:r/>
+            <w:r>
+              <w:rPr>
+                <w:rFonts w:ascii="Times New Roman" w:hAnsi="Times New Roman" w:eastAsia="楷体"/>
+                <w:b w:val="0"/>
+                <w:color w:val="000000"/>
+                <w:sz w:val="18"/>
+              </w:rPr>
+              <w:t>1,131.60</w:t>
+            </w:r>
+          </w:p>
+        </w:tc>
+        <w:tc>
+          <w:tcPr>
+            <w:tcW w:type="dxa" w:w="1344"/>
+            <w:vAlign w:val="center"/>
+            <w:tcBorders>
+              <w:top w:val="single" w:sz="4" w:color="A6A6A6"/>
+              <w:left w:val="single" w:sz="4" w:color="A6A6A6"/>
+              <w:bottom w:val="single" w:sz="4" w:color="A6A6A6"/>
+              <w:right w:val="single" w:sz="4" w:color="A6A6A6"/>
+            </w:tcBorders>
+          </w:tcPr>
+          <w:p>
+            <w:pPr>
+              <w:spacing w:before="0" w:after="0" w:line="276" w:lineRule="auto"/>
+              <w:ind w:firstLine="0"/>
+              <w:jc w:val="center"/>
+            </w:pPr>
+            <w:r/>
+            <w:r>
+              <w:rPr>
+                <w:rFonts w:ascii="Times New Roman" w:hAnsi="Times New Roman" w:eastAsia="楷体"/>
+                <w:b w:val="0"/>
+                <w:color w:val="000000"/>
+                <w:sz w:val="18"/>
+              </w:rPr>
+              <w:t>7.95</w:t>
+            </w:r>
+          </w:p>
+        </w:tc>
+        <w:tc>
+          <w:tcPr>
+            <w:tcW w:type="dxa" w:w="1344"/>
+            <w:vAlign w:val="center"/>
+            <w:tcBorders>
+              <w:top w:val="single" w:sz="4" w:color="A6A6A6"/>
+              <w:left w:val="single" w:sz="4" w:color="A6A6A6"/>
+              <w:bottom w:val="single" w:sz="4" w:color="A6A6A6"/>
+              <w:right w:val="single" w:sz="4" w:color="A6A6A6"/>
+            </w:tcBorders>
+          </w:tcPr>
+          <w:p>
+            <w:pPr>
+              <w:spacing w:before="0" w:after="0" w:line="276" w:lineRule="auto"/>
+              <w:ind w:firstLine="0"/>
+              <w:jc w:val="center"/>
+            </w:pPr>
+            <w:r/>
+            <w:r>
+              <w:rPr>
+                <w:rFonts w:ascii="Times New Roman" w:hAnsi="Times New Roman" w:eastAsia="楷体"/>
+                <w:b w:val="0"/>
+                <w:color w:val="000000"/>
+                <w:sz w:val="18"/>
+              </w:rPr>
+              <w:t>5.70%</w:t>
+            </w:r>
+          </w:p>
+        </w:tc>
+        <w:tc>
+          <w:tcPr>
+            <w:tcW w:type="dxa" w:w="1344"/>
+            <w:vAlign w:val="center"/>
+            <w:tcBorders>
+              <w:top w:val="single" w:sz="4" w:color="A6A6A6"/>
+              <w:left w:val="single" w:sz="4" w:color="A6A6A6"/>
+              <w:bottom w:val="single" w:sz="4" w:color="A6A6A6"/>
+              <w:right w:val="single" w:sz="4" w:color="A6A6A6"/>
+            </w:tcBorders>
+          </w:tcPr>
+          <w:p>
+            <w:pPr>
+              <w:spacing w:before="0" w:after="0" w:line="276" w:lineRule="auto"/>
+              <w:ind w:firstLine="0"/>
+              <w:jc w:val="center"/>
+            </w:pPr>
+            <w:r/>
+            <w:r>
+              <w:rPr>
+                <w:rFonts w:ascii="Times New Roman" w:hAnsi="Times New Roman" w:eastAsia="楷体"/>
+                <w:b w:val="0"/>
+                <w:color w:val="000000"/>
+                <w:sz w:val="18"/>
+              </w:rPr>
+              <w:t>14.2:31.1:54.7</w:t>
+            </w:r>
+          </w:p>
+        </w:tc>
+        <w:tc>
+          <w:tcPr>
+            <w:tcW w:type="dxa" w:w="1344"/>
+            <w:vAlign w:val="center"/>
+            <w:tcBorders>
+              <w:top w:val="single" w:sz="4" w:color="A6A6A6"/>
+              <w:left w:val="single" w:sz="4" w:color="A6A6A6"/>
+              <w:bottom w:val="single" w:sz="4" w:color="A6A6A6"/>
+              <w:right w:val="single" w:sz="4" w:color="A6A6A6"/>
+            </w:tcBorders>
+          </w:tcPr>
+          <w:p>
+            <w:pPr>
+              <w:spacing w:before="0" w:after="0" w:line="276" w:lineRule="auto"/>
+              <w:ind w:firstLine="0"/>
+              <w:jc w:val="center"/>
+            </w:pPr>
+            <w:r/>
+            <w:r>
+              <w:rPr>
+                <w:rFonts w:ascii="Times New Roman" w:hAnsi="Times New Roman" w:eastAsia="楷体"/>
+                <w:b w:val="0"/>
+                <w:color w:val="000000"/>
+                <w:sz w:val="18"/>
+              </w:rPr>
+              <w:t>87.86</w:t>
+            </w:r>
+          </w:p>
+        </w:tc>
+        <w:tc>
+          <w:tcPr>
+            <w:tcW w:type="dxa" w:w="1344"/>
+            <w:vAlign w:val="center"/>
+            <w:tcBorders>
+              <w:top w:val="single" w:sz="4" w:color="A6A6A6"/>
+              <w:left w:val="single" w:sz="4" w:color="A6A6A6"/>
+              <w:bottom w:val="single" w:sz="4" w:color="A6A6A6"/>
+              <w:right w:val="single" w:sz="4" w:color="A6A6A6"/>
+            </w:tcBorders>
+          </w:tcPr>
+          <w:p>
+            <w:pPr>
+              <w:spacing w:before="0" w:after="0" w:line="276" w:lineRule="auto"/>
+              <w:ind w:firstLine="0"/>
+              <w:jc w:val="center"/>
+            </w:pPr>
+            <w:r/>
+            <w:r>
+              <w:rPr>
+                <w:rFonts w:ascii="Times New Roman" w:hAnsi="Times New Roman" w:eastAsia="楷体"/>
+                <w:b w:val="0"/>
+                <w:color w:val="000000"/>
+                <w:sz w:val="18"/>
+              </w:rPr>
+              <w:t>—</w:t>
+            </w:r>
+          </w:p>
+        </w:tc>
+      </w:tr>
+      <w:tr>
+        <w:tc>
+          <w:tcPr>
+            <w:tcW w:type="dxa" w:w="1344"/>
+            <w:vAlign w:val="center"/>
+            <w:tcBorders>
+              <w:top w:val="single" w:sz="4" w:color="A6A6A6"/>
+              <w:left w:val="single" w:sz="4" w:color="A6A6A6"/>
+              <w:bottom w:val="single" w:sz="4" w:color="A6A6A6"/>
+              <w:right w:val="single" w:sz="4" w:color="A6A6A6"/>
+            </w:tcBorders>
+          </w:tcPr>
+          <w:p>
+            <w:pPr>
+              <w:spacing w:before="0" w:after="0" w:line="276" w:lineRule="auto"/>
+              <w:ind w:firstLine="0"/>
+              <w:jc w:val="left"/>
+            </w:pPr>
+            <w:r/>
+            <w:r>
+              <w:rPr>
+                <w:rFonts w:ascii="Times New Roman" w:hAnsi="Times New Roman" w:eastAsia="楷体"/>
+                <w:b w:val="0"/>
+                <w:color w:val="000000"/>
+                <w:sz w:val="18"/>
+              </w:rPr>
+              <w:t>巴中市</w:t>
+            </w:r>
+          </w:p>
+        </w:tc>
+        <w:tc>
+          <w:tcPr>
+            <w:tcW w:type="dxa" w:w="1344"/>
+            <w:vAlign w:val="center"/>
+            <w:tcBorders>
+              <w:top w:val="single" w:sz="4" w:color="A6A6A6"/>
+              <w:left w:val="single" w:sz="4" w:color="A6A6A6"/>
+              <w:bottom w:val="single" w:sz="4" w:color="A6A6A6"/>
+              <w:right w:val="single" w:sz="4" w:color="A6A6A6"/>
+            </w:tcBorders>
+          </w:tcPr>
+          <w:p>
+            <w:pPr>
+              <w:spacing w:before="0" w:after="0" w:line="276" w:lineRule="auto"/>
+              <w:ind w:firstLine="0"/>
+              <w:jc w:val="center"/>
+            </w:pPr>
+            <w:r/>
+            <w:r>
+              <w:rPr>
+                <w:rFonts w:ascii="Times New Roman" w:hAnsi="Times New Roman" w:eastAsia="楷体"/>
+                <w:b w:val="0"/>
+                <w:color w:val="000000"/>
+                <w:sz w:val="18"/>
+              </w:rPr>
+              <w:t>916.64</w:t>
+            </w:r>
+          </w:p>
+        </w:tc>
+        <w:tc>
+          <w:tcPr>
+            <w:tcW w:type="dxa" w:w="1344"/>
+            <w:vAlign w:val="center"/>
+            <w:tcBorders>
+              <w:top w:val="single" w:sz="4" w:color="A6A6A6"/>
+              <w:left w:val="single" w:sz="4" w:color="A6A6A6"/>
+              <w:bottom w:val="single" w:sz="4" w:color="A6A6A6"/>
+              <w:right w:val="single" w:sz="4" w:color="A6A6A6"/>
+            </w:tcBorders>
+          </w:tcPr>
+          <w:p>
+            <w:pPr>
+              <w:spacing w:before="0" w:after="0" w:line="276" w:lineRule="auto"/>
+              <w:ind w:firstLine="0"/>
+              <w:jc w:val="center"/>
+            </w:pPr>
+            <w:r/>
+            <w:r>
+              <w:rPr>
+                <w:rFonts w:ascii="Times New Roman" w:hAnsi="Times New Roman" w:eastAsia="楷体"/>
+                <w:b w:val="0"/>
+                <w:color w:val="000000"/>
+                <w:sz w:val="18"/>
+              </w:rPr>
+              <w:t>3.53</w:t>
+            </w:r>
+          </w:p>
+        </w:tc>
+        <w:tc>
+          <w:tcPr>
+            <w:tcW w:type="dxa" w:w="1344"/>
+            <w:vAlign w:val="center"/>
+            <w:tcBorders>
+              <w:top w:val="single" w:sz="4" w:color="A6A6A6"/>
+              <w:left w:val="single" w:sz="4" w:color="A6A6A6"/>
+              <w:bottom w:val="single" w:sz="4" w:color="A6A6A6"/>
+              <w:right w:val="single" w:sz="4" w:color="A6A6A6"/>
+            </w:tcBorders>
+          </w:tcPr>
+          <w:p>
+            <w:pPr>
+              <w:spacing w:before="0" w:after="0" w:line="276" w:lineRule="auto"/>
+              <w:ind w:firstLine="0"/>
+              <w:jc w:val="center"/>
+            </w:pPr>
+            <w:r/>
+            <w:r>
+              <w:rPr>
+                <w:rFonts w:ascii="Times New Roman" w:hAnsi="Times New Roman" w:eastAsia="楷体"/>
+                <w:b w:val="0"/>
+                <w:color w:val="000000"/>
+                <w:sz w:val="18"/>
+              </w:rPr>
+              <w:t>6.00%</w:t>
+            </w:r>
+          </w:p>
+        </w:tc>
+        <w:tc>
+          <w:tcPr>
+            <w:tcW w:type="dxa" w:w="1344"/>
+            <w:vAlign w:val="center"/>
+            <w:tcBorders>
+              <w:top w:val="single" w:sz="4" w:color="A6A6A6"/>
+              <w:left w:val="single" w:sz="4" w:color="A6A6A6"/>
+              <w:bottom w:val="single" w:sz="4" w:color="A6A6A6"/>
+              <w:right w:val="single" w:sz="4" w:color="A6A6A6"/>
+            </w:tcBorders>
+          </w:tcPr>
+          <w:p>
+            <w:pPr>
+              <w:spacing w:before="0" w:after="0" w:line="276" w:lineRule="auto"/>
+              <w:ind w:firstLine="0"/>
+              <w:jc w:val="center"/>
+            </w:pPr>
+            <w:r/>
+            <w:r>
+              <w:rPr>
+                <w:rFonts w:ascii="Times New Roman" w:hAnsi="Times New Roman" w:eastAsia="楷体"/>
+                <w:b w:val="0"/>
+                <w:color w:val="000000"/>
+                <w:sz w:val="18"/>
+              </w:rPr>
+              <w:t>21.6:19.1:59.3</w:t>
+            </w:r>
+          </w:p>
+        </w:tc>
+        <w:tc>
+          <w:tcPr>
+            <w:tcW w:type="dxa" w:w="1344"/>
+            <w:vAlign w:val="center"/>
+            <w:tcBorders>
+              <w:top w:val="single" w:sz="4" w:color="A6A6A6"/>
+              <w:left w:val="single" w:sz="4" w:color="A6A6A6"/>
+              <w:bottom w:val="single" w:sz="4" w:color="A6A6A6"/>
+              <w:right w:val="single" w:sz="4" w:color="A6A6A6"/>
+            </w:tcBorders>
+          </w:tcPr>
+          <w:p>
+            <w:pPr>
+              <w:spacing w:before="0" w:after="0" w:line="276" w:lineRule="auto"/>
+              <w:ind w:firstLine="0"/>
+              <w:jc w:val="center"/>
+            </w:pPr>
+            <w:r/>
+            <w:r>
+              <w:rPr>
+                <w:rFonts w:ascii="Times New Roman" w:hAnsi="Times New Roman" w:eastAsia="楷体"/>
+                <w:b w:val="0"/>
+                <w:color w:val="000000"/>
+                <w:sz w:val="18"/>
+              </w:rPr>
+              <w:t>75.41</w:t>
+            </w:r>
+          </w:p>
+        </w:tc>
+        <w:tc>
+          <w:tcPr>
+            <w:tcW w:type="dxa" w:w="1344"/>
+            <w:vAlign w:val="center"/>
+            <w:tcBorders>
+              <w:top w:val="single" w:sz="4" w:color="A6A6A6"/>
+              <w:left w:val="single" w:sz="4" w:color="A6A6A6"/>
+              <w:bottom w:val="single" w:sz="4" w:color="A6A6A6"/>
+              <w:right w:val="single" w:sz="4" w:color="A6A6A6"/>
+            </w:tcBorders>
+          </w:tcPr>
+          <w:p>
+            <w:pPr>
+              <w:spacing w:before="0" w:after="0" w:line="276" w:lineRule="auto"/>
+              <w:ind w:firstLine="0"/>
+              <w:jc w:val="center"/>
+            </w:pPr>
+            <w:r/>
+            <w:r>
+              <w:rPr>
+                <w:rFonts w:ascii="Times New Roman" w:hAnsi="Times New Roman" w:eastAsia="楷体"/>
+                <w:b w:val="0"/>
+                <w:color w:val="000000"/>
+                <w:sz w:val="18"/>
+              </w:rPr>
+              <w:t>257.80</w:t>
+            </w:r>
+          </w:p>
+        </w:tc>
+      </w:tr>
+      <w:tr>
+        <w:tc>
+          <w:tcPr>
+            <w:tcW w:type="dxa" w:w="1344"/>
+            <w:vAlign w:val="center"/>
+            <w:tcBorders>
+              <w:top w:val="single" w:sz="4" w:color="A6A6A6"/>
+              <w:left w:val="single" w:sz="4" w:color="A6A6A6"/>
+              <w:bottom w:val="single" w:sz="4" w:color="A6A6A6"/>
+              <w:right w:val="single" w:sz="4" w:color="A6A6A6"/>
+            </w:tcBorders>
+          </w:tcPr>
+          <w:p>
+            <w:pPr>
+              <w:spacing w:before="0" w:after="0" w:line="276" w:lineRule="auto"/>
+              <w:ind w:firstLine="0"/>
+              <w:jc w:val="left"/>
+            </w:pPr>
+            <w:r/>
+            <w:r>
+              <w:rPr>
+                <w:rFonts w:ascii="Times New Roman" w:hAnsi="Times New Roman" w:eastAsia="楷体"/>
+                <w:b w:val="0"/>
+                <w:color w:val="000000"/>
+                <w:sz w:val="18"/>
+              </w:rPr>
+              <w:t>甘孜藏族自治州</w:t>
+            </w:r>
+          </w:p>
+        </w:tc>
+        <w:tc>
+          <w:tcPr>
+            <w:tcW w:type="dxa" w:w="1344"/>
+            <w:vAlign w:val="center"/>
+            <w:tcBorders>
+              <w:top w:val="single" w:sz="4" w:color="A6A6A6"/>
+              <w:left w:val="single" w:sz="4" w:color="A6A6A6"/>
+              <w:bottom w:val="single" w:sz="4" w:color="A6A6A6"/>
+              <w:right w:val="single" w:sz="4" w:color="A6A6A6"/>
+            </w:tcBorders>
+          </w:tcPr>
+          <w:p>
+            <w:pPr>
+              <w:spacing w:before="0" w:after="0" w:line="276" w:lineRule="auto"/>
+              <w:ind w:firstLine="0"/>
+              <w:jc w:val="center"/>
+            </w:pPr>
+            <w:r/>
+            <w:r>
+              <w:rPr>
+                <w:rFonts w:ascii="Times New Roman" w:hAnsi="Times New Roman" w:eastAsia="楷体"/>
+                <w:b w:val="0"/>
+                <w:color w:val="000000"/>
+                <w:sz w:val="18"/>
+              </w:rPr>
+              <w:t>613.11</w:t>
+            </w:r>
+          </w:p>
+        </w:tc>
+        <w:tc>
+          <w:tcPr>
+            <w:tcW w:type="dxa" w:w="1344"/>
+            <w:vAlign w:val="center"/>
+            <w:tcBorders>
+              <w:top w:val="single" w:sz="4" w:color="A6A6A6"/>
+              <w:left w:val="single" w:sz="4" w:color="A6A6A6"/>
+              <w:bottom w:val="single" w:sz="4" w:color="A6A6A6"/>
+              <w:right w:val="single" w:sz="4" w:color="A6A6A6"/>
+            </w:tcBorders>
+          </w:tcPr>
+          <w:p>
+            <w:pPr>
+              <w:spacing w:before="0" w:after="0" w:line="276" w:lineRule="auto"/>
+              <w:ind w:firstLine="0"/>
+              <w:jc w:val="center"/>
+            </w:pPr>
+            <w:r/>
+            <w:r>
+              <w:rPr>
+                <w:rFonts w:ascii="Times New Roman" w:hAnsi="Times New Roman" w:eastAsia="楷体"/>
+                <w:b w:val="0"/>
+                <w:color w:val="000000"/>
+                <w:sz w:val="18"/>
+              </w:rPr>
+              <w:t>5.50</w:t>
+            </w:r>
+          </w:p>
+        </w:tc>
+        <w:tc>
+          <w:tcPr>
+            <w:tcW w:type="dxa" w:w="1344"/>
+            <w:vAlign w:val="center"/>
+            <w:tcBorders>
+              <w:top w:val="single" w:sz="4" w:color="A6A6A6"/>
+              <w:left w:val="single" w:sz="4" w:color="A6A6A6"/>
+              <w:bottom w:val="single" w:sz="4" w:color="A6A6A6"/>
+              <w:right w:val="single" w:sz="4" w:color="A6A6A6"/>
+            </w:tcBorders>
+          </w:tcPr>
+          <w:p>
+            <w:pPr>
+              <w:spacing w:before="0" w:after="0" w:line="276" w:lineRule="auto"/>
+              <w:ind w:firstLine="0"/>
+              <w:jc w:val="center"/>
+            </w:pPr>
+            <w:r/>
+            <w:r>
+              <w:rPr>
+                <w:rFonts w:ascii="Times New Roman" w:hAnsi="Times New Roman" w:eastAsia="楷体"/>
+                <w:b w:val="0"/>
+                <w:color w:val="000000"/>
+                <w:sz w:val="18"/>
+              </w:rPr>
+              <w:t>5.50%</w:t>
+            </w:r>
+          </w:p>
+        </w:tc>
+        <w:tc>
+          <w:tcPr>
+            <w:tcW w:type="dxa" w:w="1344"/>
+            <w:vAlign w:val="center"/>
+            <w:tcBorders>
+              <w:top w:val="single" w:sz="4" w:color="A6A6A6"/>
+              <w:left w:val="single" w:sz="4" w:color="A6A6A6"/>
+              <w:bottom w:val="single" w:sz="4" w:color="A6A6A6"/>
+              <w:right w:val="single" w:sz="4" w:color="A6A6A6"/>
+            </w:tcBorders>
+          </w:tcPr>
+          <w:p>
+            <w:pPr>
+              <w:spacing w:before="0" w:after="0" w:line="276" w:lineRule="auto"/>
+              <w:ind w:firstLine="0"/>
+              <w:jc w:val="center"/>
+            </w:pPr>
+            <w:r/>
+            <w:r>
+              <w:rPr>
+                <w:rFonts w:ascii="Times New Roman" w:hAnsi="Times New Roman" w:eastAsia="楷体"/>
+                <w:b w:val="0"/>
+                <w:color w:val="000000"/>
+                <w:sz w:val="18"/>
+              </w:rPr>
+              <w:t>15.06:30.27:54.67</w:t>
+            </w:r>
+          </w:p>
+        </w:tc>
+        <w:tc>
+          <w:tcPr>
+            <w:tcW w:type="dxa" w:w="1344"/>
+            <w:vAlign w:val="center"/>
+            <w:tcBorders>
+              <w:top w:val="single" w:sz="4" w:color="A6A6A6"/>
+              <w:left w:val="single" w:sz="4" w:color="A6A6A6"/>
+              <w:bottom w:val="single" w:sz="4" w:color="A6A6A6"/>
+              <w:right w:val="single" w:sz="4" w:color="A6A6A6"/>
+            </w:tcBorders>
+          </w:tcPr>
+          <w:p>
+            <w:pPr>
+              <w:spacing w:before="0" w:after="0" w:line="276" w:lineRule="auto"/>
+              <w:ind w:firstLine="0"/>
+              <w:jc w:val="center"/>
+            </w:pPr>
+            <w:r/>
+            <w:r>
+              <w:rPr>
+                <w:rFonts w:ascii="Times New Roman" w:hAnsi="Times New Roman" w:eastAsia="楷体"/>
+                <w:b w:val="0"/>
+                <w:color w:val="000000"/>
+                <w:sz w:val="18"/>
+              </w:rPr>
+              <w:t>71.86</w:t>
+            </w:r>
+          </w:p>
+        </w:tc>
+        <w:tc>
+          <w:tcPr>
+            <w:tcW w:type="dxa" w:w="1344"/>
+            <w:vAlign w:val="center"/>
+            <w:tcBorders>
+              <w:top w:val="single" w:sz="4" w:color="A6A6A6"/>
+              <w:left w:val="single" w:sz="4" w:color="A6A6A6"/>
+              <w:bottom w:val="single" w:sz="4" w:color="A6A6A6"/>
+              <w:right w:val="single" w:sz="4" w:color="A6A6A6"/>
+            </w:tcBorders>
+          </w:tcPr>
+          <w:p>
+            <w:pPr>
+              <w:spacing w:before="0" w:after="0" w:line="276" w:lineRule="auto"/>
+              <w:ind w:firstLine="0"/>
+              <w:jc w:val="center"/>
+            </w:pPr>
+            <w:r/>
+            <w:r>
+              <w:rPr>
+                <w:rFonts w:ascii="Times New Roman" w:hAnsi="Times New Roman" w:eastAsia="楷体"/>
+                <w:b w:val="0"/>
+                <w:color w:val="000000"/>
+                <w:sz w:val="18"/>
+              </w:rPr>
+              <w:t>111.90</w:t>
+            </w:r>
+          </w:p>
+        </w:tc>
+      </w:tr>
+      <w:tr>
+        <w:tc>
+          <w:tcPr>
+            <w:tcW w:type="dxa" w:w="1344"/>
+            <w:vAlign w:val="center"/>
+            <w:tcBorders>
+              <w:top w:val="single" w:sz="4" w:color="A6A6A6"/>
+              <w:left w:val="single" w:sz="4" w:color="A6A6A6"/>
+              <w:bottom w:val="single" w:sz="4" w:color="A6A6A6"/>
+              <w:right w:val="single" w:sz="4" w:color="A6A6A6"/>
+            </w:tcBorders>
+          </w:tcPr>
+          <w:p>
+            <w:pPr>
+              <w:spacing w:before="0" w:after="0" w:line="276" w:lineRule="auto"/>
+              <w:ind w:firstLine="0"/>
+              <w:jc w:val="left"/>
+            </w:pPr>
+            <w:r/>
+            <w:r>
+              <w:rPr>
+                <w:rFonts w:ascii="Times New Roman" w:hAnsi="Times New Roman" w:eastAsia="楷体"/>
+                <w:b w:val="0"/>
+                <w:color w:val="000000"/>
+                <w:sz w:val="18"/>
+              </w:rPr>
+              <w:t>阿坝藏族羌族自治州</w:t>
+            </w:r>
+          </w:p>
+        </w:tc>
+        <w:tc>
+          <w:tcPr>
+            <w:tcW w:type="dxa" w:w="1344"/>
+            <w:vAlign w:val="center"/>
+            <w:tcBorders>
+              <w:top w:val="single" w:sz="4" w:color="A6A6A6"/>
+              <w:left w:val="single" w:sz="4" w:color="A6A6A6"/>
+              <w:bottom w:val="single" w:sz="4" w:color="A6A6A6"/>
+              <w:right w:val="single" w:sz="4" w:color="A6A6A6"/>
+            </w:tcBorders>
+          </w:tcPr>
+          <w:p>
+            <w:pPr>
+              <w:spacing w:before="0" w:after="0" w:line="276" w:lineRule="auto"/>
+              <w:ind w:firstLine="0"/>
+              <w:jc w:val="center"/>
+            </w:pPr>
+            <w:r/>
+            <w:r>
+              <w:rPr>
+                <w:rFonts w:ascii="Times New Roman" w:hAnsi="Times New Roman" w:eastAsia="楷体"/>
+                <w:b w:val="0"/>
+                <w:color w:val="000000"/>
+                <w:sz w:val="18"/>
+              </w:rPr>
+              <w:t>601.19</w:t>
+            </w:r>
+          </w:p>
+        </w:tc>
+        <w:tc>
+          <w:tcPr>
+            <w:tcW w:type="dxa" w:w="1344"/>
+            <w:vAlign w:val="center"/>
+            <w:tcBorders>
+              <w:top w:val="single" w:sz="4" w:color="A6A6A6"/>
+              <w:left w:val="single" w:sz="4" w:color="A6A6A6"/>
+              <w:bottom w:val="single" w:sz="4" w:color="A6A6A6"/>
+              <w:right w:val="single" w:sz="4" w:color="A6A6A6"/>
+            </w:tcBorders>
+          </w:tcPr>
+          <w:p>
+            <w:pPr>
+              <w:spacing w:before="0" w:after="0" w:line="276" w:lineRule="auto"/>
+              <w:ind w:firstLine="0"/>
+              <w:jc w:val="center"/>
+            </w:pPr>
+            <w:r/>
+            <w:r>
+              <w:rPr>
+                <w:rFonts w:ascii="Times New Roman" w:hAnsi="Times New Roman" w:eastAsia="楷体"/>
+                <w:b w:val="0"/>
+                <w:color w:val="000000"/>
+                <w:sz w:val="18"/>
+              </w:rPr>
+              <w:t>7.00</w:t>
+            </w:r>
+          </w:p>
+        </w:tc>
+        <w:tc>
+          <w:tcPr>
+            <w:tcW w:type="dxa" w:w="1344"/>
+            <w:vAlign w:val="center"/>
+            <w:tcBorders>
+              <w:top w:val="single" w:sz="4" w:color="A6A6A6"/>
+              <w:left w:val="single" w:sz="4" w:color="A6A6A6"/>
+              <w:bottom w:val="single" w:sz="4" w:color="A6A6A6"/>
+              <w:right w:val="single" w:sz="4" w:color="A6A6A6"/>
+            </w:tcBorders>
+          </w:tcPr>
+          <w:p>
+            <w:pPr>
+              <w:spacing w:before="0" w:after="0" w:line="276" w:lineRule="auto"/>
+              <w:ind w:firstLine="0"/>
+              <w:jc w:val="center"/>
+            </w:pPr>
+            <w:r/>
+            <w:r>
+              <w:rPr>
+                <w:rFonts w:ascii="Times New Roman" w:hAnsi="Times New Roman" w:eastAsia="楷体"/>
+                <w:b w:val="0"/>
+                <w:color w:val="000000"/>
+                <w:sz w:val="18"/>
+              </w:rPr>
+              <w:t>5.50%</w:t>
+            </w:r>
+          </w:p>
+        </w:tc>
+        <w:tc>
+          <w:tcPr>
+            <w:tcW w:type="dxa" w:w="1344"/>
+            <w:vAlign w:val="center"/>
+            <w:tcBorders>
+              <w:top w:val="single" w:sz="4" w:color="A6A6A6"/>
+              <w:left w:val="single" w:sz="4" w:color="A6A6A6"/>
+              <w:bottom w:val="single" w:sz="4" w:color="A6A6A6"/>
+              <w:right w:val="single" w:sz="4" w:color="A6A6A6"/>
+            </w:tcBorders>
+          </w:tcPr>
+          <w:p>
+            <w:pPr>
+              <w:spacing w:before="0" w:after="0" w:line="276" w:lineRule="auto"/>
+              <w:ind w:firstLine="0"/>
+              <w:jc w:val="center"/>
+            </w:pPr>
+            <w:r/>
+            <w:r>
+              <w:rPr>
+                <w:rFonts w:ascii="Times New Roman" w:hAnsi="Times New Roman" w:eastAsia="楷体"/>
+                <w:b w:val="0"/>
+                <w:color w:val="000000"/>
+                <w:sz w:val="18"/>
+              </w:rPr>
+              <w:t>19.4:23.6:57</w:t>
+            </w:r>
+          </w:p>
+        </w:tc>
+        <w:tc>
+          <w:tcPr>
+            <w:tcW w:type="dxa" w:w="1344"/>
+            <w:vAlign w:val="center"/>
+            <w:tcBorders>
+              <w:top w:val="single" w:sz="4" w:color="A6A6A6"/>
+              <w:left w:val="single" w:sz="4" w:color="A6A6A6"/>
+              <w:bottom w:val="single" w:sz="4" w:color="A6A6A6"/>
+              <w:right w:val="single" w:sz="4" w:color="A6A6A6"/>
+            </w:tcBorders>
+          </w:tcPr>
+          <w:p>
+            <w:pPr>
+              <w:spacing w:before="0" w:after="0" w:line="276" w:lineRule="auto"/>
+              <w:ind w:firstLine="0"/>
+              <w:jc w:val="center"/>
+            </w:pPr>
+            <w:r/>
+            <w:r>
+              <w:rPr>
+                <w:rFonts w:ascii="Times New Roman" w:hAnsi="Times New Roman" w:eastAsia="楷体"/>
+                <w:b w:val="0"/>
+                <w:color w:val="000000"/>
+                <w:sz w:val="18"/>
+              </w:rPr>
+              <w:t>52.10</w:t>
             </w:r>
           </w:p>
         </w:tc>
@@ -3644,7 +4669,7 @@
           <w:color w:val="000000"/>
           <w:sz w:val="21"/>
         </w:rPr>
-        <w:t>省内对比看，保山市2025年GDP总量1,347.01亿元、列全省第九位，一般公共预算收入65.42亿元、列全省第九位。整体来看，保山市经济基本面在云南省内具有一定代表性，但需关注固定资产投资走势及新旧动能转换的接续性。</w:t>
+        <w:t>省内对比看，绵阳市2025年GDP总量4,600.66亿元、列全省第二位；一般公共预算收入227.62亿元、列全省第五位。整体来看，绵阳市在四川省内的经济与财政地位较为重要，但放到同类城市横向看，产业结构升级与新旧动能转换仍是中长期需要关注的核心课题。</w:t>
       </w:r>
     </w:p>
     <w:p>
@@ -3659,7 +4684,7 @@
           <w:color w:val="000000"/>
           <w:sz w:val="21"/>
         </w:rPr>
-        <w:t>■ 保山市财政体量在云南省处于中游，税收占比60.43%、税收质量较好，但政府性基金收入较2023年累计下降17%、土地财政贡献度弱化；2025年末宽口径债务率327.29%、处于偏高水平，已显著高于公认的 300% 偏高临界线，后续偿债压力值得关注。</w:t>
+        <w:t>■ 绵阳市财政体量在四川省处于中游，税收占比偏低、非税收入占比相对较高、财政质量有待优化；但受房地产市场调整影响，政府性基金收入较2023年累计下降12%、土地财政贡献度有所弱化；2025年末宽口径债务率890.82%、处于偏高水平，已显著高于公认的 300% 偏高临界线，后续偿债压力值得关注。</w:t>
       </w:r>
     </w:p>
     <w:p>
@@ -3674,7 +4699,7 @@
           <w:color w:val="000000"/>
           <w:sz w:val="21"/>
         </w:rPr>
-        <w:t>财政收入方面，2023、2024、2025年保山市一般公共预算收入分别为69.52亿元、60.22亿元、65.42亿元，其中税收收入40.26亿元、36.15亿元、39.54亿元，税收占比维持在57.91%、60.03%、60.43%；一般公共预算支出246.68亿元、253.84亿元、261.71亿元，财政自给率28.18%、23.72%、25.00%。</w:t>
+        <w:t>财政收入方面，2023、2024、2025年绵阳市一般公共预算收入分别为201.47亿元、216.67亿元、227.62亿元，在四川省内处于中游；其中税收收入分别为113.24亿元、113.35亿元、115.04亿元，税收占比维持在56.21%、52.31%、50.54%，偏低、非税收入占比相对较高、财政质量有待优化。一般公共预算支出分别为577.60亿元、593.00亿元、604.47亿元，财政自给率34.88%、36.54%、37.66%，财政自给率偏低、刚性支出压力较大。</w:t>
       </w:r>
     </w:p>
     <w:p>
@@ -3689,7 +4714,7 @@
           <w:color w:val="000000"/>
           <w:sz w:val="21"/>
         </w:rPr>
-        <w:t>政府性基金收入方面，2023、2024、2025年分别为38.15亿元、20.24亿元、31.64亿元，政府性基金收入较2023年累计下降17%、土地财政贡献度弱化，反映地方综合财力对房地产周期的敞口。</w:t>
+        <w:t>政府性基金收入方面，2023、2024、2025年绵阳市政府性基金收入分别为206.01亿元、205.46亿元、180.68亿元，较2023年累计下降12%、土地财政贡献度有所弱化，反映地方综合财力对房地产周期与土地市场的敞口较大。</w:t>
       </w:r>
     </w:p>
     <w:p>
@@ -3705,7 +4730,7 @@
           <w:color w:val="000000"/>
           <w:sz w:val="21"/>
         </w:rPr>
-        <w:t>图表：2023-2025年保山市财政收入情况(单位:亿元、%)</w:t>
+        <w:t>图表：2023-2025年绵阳市财政收入情况(单位:亿元、%)</w:t>
       </w:r>
     </w:p>
     <w:tbl>
@@ -3990,7 +5015,7 @@
                 <w:color w:val="000000"/>
                 <w:sz w:val="18"/>
               </w:rPr>
-              <w:t>69.52</w:t>
+              <w:t>201.47</w:t>
             </w:r>
           </w:p>
         </w:tc>
@@ -4019,7 +5044,7 @@
                 <w:color w:val="000000"/>
                 <w:sz w:val="18"/>
               </w:rPr>
-              <w:t>27.30%</w:t>
+              <w:t>26.20%</w:t>
             </w:r>
           </w:p>
         </w:tc>
@@ -4048,7 +5073,7 @@
                 <w:color w:val="000000"/>
                 <w:sz w:val="18"/>
               </w:rPr>
-              <w:t>60.22</w:t>
+              <w:t>216.67</w:t>
             </w:r>
           </w:p>
         </w:tc>
@@ -4077,7 +5102,7 @@
                 <w:color w:val="000000"/>
                 <w:sz w:val="18"/>
               </w:rPr>
-              <w:t>-13.38%</w:t>
+              <w:t>7.54%</w:t>
             </w:r>
           </w:p>
         </w:tc>
@@ -4106,7 +5131,7 @@
                 <w:color w:val="000000"/>
                 <w:sz w:val="18"/>
               </w:rPr>
-              <w:t>65.42</w:t>
+              <w:t>227.62</w:t>
             </w:r>
           </w:p>
         </w:tc>
@@ -4135,7 +5160,7 @@
                 <w:color w:val="000000"/>
                 <w:sz w:val="18"/>
               </w:rPr>
-              <w:t>8.64%</w:t>
+              <w:t>5.05%</w:t>
             </w:r>
           </w:p>
         </w:tc>
@@ -4195,7 +5220,7 @@
                 <w:color w:val="000000"/>
                 <w:sz w:val="18"/>
               </w:rPr>
-              <w:t>40.26</w:t>
+              <w:t>113.24</w:t>
             </w:r>
           </w:p>
         </w:tc>
@@ -4253,7 +5278,7 @@
                 <w:color w:val="000000"/>
                 <w:sz w:val="18"/>
               </w:rPr>
-              <w:t>36.15</w:t>
+              <w:t>113.35</w:t>
             </w:r>
           </w:p>
         </w:tc>
@@ -4282,7 +5307,7 @@
                 <w:color w:val="000000"/>
                 <w:sz w:val="18"/>
               </w:rPr>
-              <w:t>-10.21%</w:t>
+              <w:t>0.10%</w:t>
             </w:r>
           </w:p>
         </w:tc>
@@ -4311,7 +5336,7 @@
                 <w:color w:val="000000"/>
                 <w:sz w:val="18"/>
               </w:rPr>
-              <w:t>39.54</w:t>
+              <w:t>115.04</w:t>
             </w:r>
           </w:p>
         </w:tc>
@@ -4340,7 +5365,7 @@
                 <w:color w:val="000000"/>
                 <w:sz w:val="18"/>
               </w:rPr>
-              <w:t>9.38%</w:t>
+              <w:t>1.49%</w:t>
             </w:r>
           </w:p>
         </w:tc>
@@ -4400,7 +5425,7 @@
                 <w:color w:val="000000"/>
                 <w:sz w:val="18"/>
               </w:rPr>
-              <w:t>57.91%</w:t>
+              <w:t>56.21%</w:t>
             </w:r>
           </w:p>
         </w:tc>
@@ -4458,7 +5483,7 @@
                 <w:color w:val="000000"/>
                 <w:sz w:val="18"/>
               </w:rPr>
-              <w:t>60.03%</w:t>
+              <w:t>52.31%</w:t>
             </w:r>
           </w:p>
         </w:tc>
@@ -4516,7 +5541,7 @@
                 <w:color w:val="000000"/>
                 <w:sz w:val="18"/>
               </w:rPr>
-              <w:t>60.43%</w:t>
+              <w:t>50.54%</w:t>
             </w:r>
           </w:p>
         </w:tc>
@@ -4605,7 +5630,7 @@
                 <w:color w:val="000000"/>
                 <w:sz w:val="18"/>
               </w:rPr>
-              <w:t>246.68</w:t>
+              <w:t>577.60</w:t>
             </w:r>
           </w:p>
         </w:tc>
@@ -4663,7 +5688,7 @@
                 <w:color w:val="000000"/>
                 <w:sz w:val="18"/>
               </w:rPr>
-              <w:t>253.84</w:t>
+              <w:t>593.00</w:t>
             </w:r>
           </w:p>
         </w:tc>
@@ -4692,7 +5717,7 @@
                 <w:color w:val="000000"/>
                 <w:sz w:val="18"/>
               </w:rPr>
-              <w:t>2.90%</w:t>
+              <w:t>2.67%</w:t>
             </w:r>
           </w:p>
         </w:tc>
@@ -4721,7 +5746,7 @@
                 <w:color w:val="000000"/>
                 <w:sz w:val="18"/>
               </w:rPr>
-              <w:t>261.71</w:t>
+              <w:t>604.47</w:t>
             </w:r>
           </w:p>
         </w:tc>
@@ -4750,7 +5775,7 @@
                 <w:color w:val="000000"/>
                 <w:sz w:val="18"/>
               </w:rPr>
-              <w:t>3.10%</w:t>
+              <w:t>1.93%</w:t>
             </w:r>
           </w:p>
         </w:tc>
@@ -4810,7 +5835,7 @@
                 <w:color w:val="000000"/>
                 <w:sz w:val="18"/>
               </w:rPr>
-              <w:t>28.18%</w:t>
+              <w:t>34.88%</w:t>
             </w:r>
           </w:p>
         </w:tc>
@@ -4868,7 +5893,7 @@
                 <w:color w:val="000000"/>
                 <w:sz w:val="18"/>
               </w:rPr>
-              <w:t>23.72%</w:t>
+              <w:t>36.54%</w:t>
             </w:r>
           </w:p>
         </w:tc>
@@ -4926,7 +5951,7 @@
                 <w:color w:val="000000"/>
                 <w:sz w:val="18"/>
               </w:rPr>
-              <w:t>25.00%</w:t>
+              <w:t>37.66%</w:t>
             </w:r>
           </w:p>
         </w:tc>
@@ -5015,7 +6040,7 @@
                 <w:color w:val="000000"/>
                 <w:sz w:val="18"/>
               </w:rPr>
-              <w:t>38.15</w:t>
+              <w:t>206.01</w:t>
             </w:r>
           </w:p>
         </w:tc>
@@ -5073,7 +6098,7 @@
                 <w:color w:val="000000"/>
                 <w:sz w:val="18"/>
               </w:rPr>
-              <w:t>20.24</w:t>
+              <w:t>205.46</w:t>
             </w:r>
           </w:p>
         </w:tc>
@@ -5102,7 +6127,7 @@
                 <w:color w:val="000000"/>
                 <w:sz w:val="18"/>
               </w:rPr>
-              <w:t>-46.95%</w:t>
+              <w:t>-0.27%</w:t>
             </w:r>
           </w:p>
         </w:tc>
@@ -5131,7 +6156,7 @@
                 <w:color w:val="000000"/>
                 <w:sz w:val="18"/>
               </w:rPr>
-              <w:t>31.64</w:t>
+              <w:t>180.68</w:t>
             </w:r>
           </w:p>
         </w:tc>
@@ -5160,7 +6185,7 @@
                 <w:color w:val="000000"/>
                 <w:sz w:val="18"/>
               </w:rPr>
-              <w:t>56.32%</w:t>
+              <w:t>-12.06%</w:t>
             </w:r>
           </w:p>
         </w:tc>
@@ -5178,7 +6203,7 @@
           <w:color w:val="000000"/>
           <w:sz w:val="19"/>
         </w:rPr>
-        <w:t>资料来源:保山市财政决算、企业预警通,风控信评部整理</w:t>
+        <w:t>资料来源:绵阳市财政决算、企业预警通,风控信评部整理</w:t>
       </w:r>
     </w:p>
     <w:p>
@@ -5193,7 +6218,1291 @@
           <w:color w:val="000000"/>
           <w:sz w:val="21"/>
         </w:rPr>
-        <w:t>土地市场方面，【待补充:保山市土地出让与房地产销售数据（土地市场数据库未覆盖该市）】。</w:t>
+        <w:t>土地市场方面，2021、2022、2023、2024、2025年绵阳市经营性用地成交价分别为154.51亿元、163.88亿元、131.56亿元、98.52亿元、100.37亿元，2025年较2021年下降35.04%；同期平均溢价率为14.63%、5.23%、2.00%、7.82%、2.57%，整体处于低位、反映市场化主体拿地意愿与未来房价预期偏弱；成交楼面均价由1,054元/㎡降至653元/㎡、累计下降38.05%。2026年1-4月，绵阳市经营性用地累计成交11宗、规划建面67.35万㎡、成交价1.91亿元，延续低位运行。</w:t>
+      </w:r>
+    </w:p>
+    <w:p>
+      <w:pPr>
+        <w:spacing w:before="80" w:after="40" w:line="360" w:lineRule="auto"/>
+        <w:ind w:firstLine="0"/>
+        <w:jc w:val="center"/>
+      </w:pPr>
+      <w:r>
+        <w:rPr>
+          <w:rFonts w:ascii="Times New Roman" w:hAnsi="Times New Roman" w:eastAsia="楷体"/>
+          <w:b/>
+          <w:color w:val="000000"/>
+          <w:sz w:val="21"/>
+        </w:rPr>
+        <w:t>图表:2021-2025年绵阳市土地出让情况</w:t>
+      </w:r>
+    </w:p>
+    <w:tbl>
+      <w:tblPr>
+        <w:tblW w:type="auto" w:w="0"/>
+        <w:tblLayout w:type="autofit"/>
+        <w:tblLook w:firstColumn="1" w:firstRow="1" w:lastColumn="0" w:lastRow="0" w:noHBand="0" w:noVBand="1" w:val="04A0"/>
+      </w:tblPr>
+      <w:tblGrid>
+        <w:gridCol w:w="1568"/>
+        <w:gridCol w:w="1568"/>
+        <w:gridCol w:w="1568"/>
+        <w:gridCol w:w="1568"/>
+        <w:gridCol w:w="1568"/>
+        <w:gridCol w:w="1568"/>
+      </w:tblGrid>
+      <w:tr>
+        <w:tc>
+          <w:tcPr>
+            <w:tcW w:type="dxa" w:w="1568"/>
+            <w:vAlign w:val="center"/>
+            <w:shd w:val="clear" w:color="auto" w:fill="F1A983"/>
+            <w:tcBorders>
+              <w:top w:val="single" w:sz="4" w:color="A6A6A6"/>
+              <w:left w:val="single" w:sz="4" w:color="A6A6A6"/>
+              <w:bottom w:val="single" w:sz="4" w:color="A6A6A6"/>
+              <w:right w:val="single" w:sz="4" w:color="A6A6A6"/>
+            </w:tcBorders>
+          </w:tcPr>
+          <w:p>
+            <w:pPr>
+              <w:spacing w:before="0" w:after="0" w:line="276" w:lineRule="auto"/>
+              <w:ind w:firstLine="0"/>
+              <w:jc w:val="center"/>
+            </w:pPr>
+            <w:r/>
+            <w:r>
+              <w:rPr>
+                <w:rFonts w:ascii="Times New Roman" w:hAnsi="Times New Roman" w:eastAsia="楷体"/>
+                <w:b/>
+                <w:color w:val="000000"/>
+                <w:sz w:val="18"/>
+              </w:rPr>
+              <w:t>年度</w:t>
+            </w:r>
+          </w:p>
+        </w:tc>
+        <w:tc>
+          <w:tcPr>
+            <w:tcW w:type="dxa" w:w="1568"/>
+            <w:vAlign w:val="center"/>
+            <w:shd w:val="clear" w:color="auto" w:fill="F1A983"/>
+            <w:tcBorders>
+              <w:top w:val="single" w:sz="4" w:color="A6A6A6"/>
+              <w:left w:val="single" w:sz="4" w:color="A6A6A6"/>
+              <w:bottom w:val="single" w:sz="4" w:color="A6A6A6"/>
+              <w:right w:val="single" w:sz="4" w:color="A6A6A6"/>
+            </w:tcBorders>
+          </w:tcPr>
+          <w:p>
+            <w:pPr>
+              <w:spacing w:before="0" w:after="0" w:line="276" w:lineRule="auto"/>
+              <w:ind w:firstLine="0"/>
+              <w:jc w:val="center"/>
+            </w:pPr>
+            <w:r/>
+            <w:r>
+              <w:rPr>
+                <w:rFonts w:ascii="Times New Roman" w:hAnsi="Times New Roman" w:eastAsia="楷体"/>
+                <w:b/>
+                <w:color w:val="000000"/>
+                <w:sz w:val="18"/>
+              </w:rPr>
+              <w:t>土地宗数</w:t>
+            </w:r>
+          </w:p>
+        </w:tc>
+        <w:tc>
+          <w:tcPr>
+            <w:tcW w:type="dxa" w:w="1568"/>
+            <w:vAlign w:val="center"/>
+            <w:shd w:val="clear" w:color="auto" w:fill="F1A983"/>
+            <w:tcBorders>
+              <w:top w:val="single" w:sz="4" w:color="A6A6A6"/>
+              <w:left w:val="single" w:sz="4" w:color="A6A6A6"/>
+              <w:bottom w:val="single" w:sz="4" w:color="A6A6A6"/>
+              <w:right w:val="single" w:sz="4" w:color="A6A6A6"/>
+            </w:tcBorders>
+          </w:tcPr>
+          <w:p>
+            <w:pPr>
+              <w:spacing w:before="0" w:after="0" w:line="276" w:lineRule="auto"/>
+              <w:ind w:firstLine="0"/>
+              <w:jc w:val="center"/>
+            </w:pPr>
+            <w:r/>
+            <w:r>
+              <w:rPr>
+                <w:rFonts w:ascii="Times New Roman" w:hAnsi="Times New Roman" w:eastAsia="楷体"/>
+                <w:b/>
+                <w:color w:val="000000"/>
+                <w:sz w:val="18"/>
+              </w:rPr>
+              <w:t>规划建面(万㎡)</w:t>
+            </w:r>
+          </w:p>
+        </w:tc>
+        <w:tc>
+          <w:tcPr>
+            <w:tcW w:type="dxa" w:w="1568"/>
+            <w:vAlign w:val="center"/>
+            <w:shd w:val="clear" w:color="auto" w:fill="F1A983"/>
+            <w:tcBorders>
+              <w:top w:val="single" w:sz="4" w:color="A6A6A6"/>
+              <w:left w:val="single" w:sz="4" w:color="A6A6A6"/>
+              <w:bottom w:val="single" w:sz="4" w:color="A6A6A6"/>
+              <w:right w:val="single" w:sz="4" w:color="A6A6A6"/>
+            </w:tcBorders>
+          </w:tcPr>
+          <w:p>
+            <w:pPr>
+              <w:spacing w:before="0" w:after="0" w:line="276" w:lineRule="auto"/>
+              <w:ind w:firstLine="0"/>
+              <w:jc w:val="center"/>
+            </w:pPr>
+            <w:r/>
+            <w:r>
+              <w:rPr>
+                <w:rFonts w:ascii="Times New Roman" w:hAnsi="Times New Roman" w:eastAsia="楷体"/>
+                <w:b/>
+                <w:color w:val="000000"/>
+                <w:sz w:val="18"/>
+              </w:rPr>
+              <w:t>成交楼面均价(元/㎡)</w:t>
+            </w:r>
+          </w:p>
+        </w:tc>
+        <w:tc>
+          <w:tcPr>
+            <w:tcW w:type="dxa" w:w="1568"/>
+            <w:vAlign w:val="center"/>
+            <w:shd w:val="clear" w:color="auto" w:fill="F1A983"/>
+            <w:tcBorders>
+              <w:top w:val="single" w:sz="4" w:color="A6A6A6"/>
+              <w:left w:val="single" w:sz="4" w:color="A6A6A6"/>
+              <w:bottom w:val="single" w:sz="4" w:color="A6A6A6"/>
+              <w:right w:val="single" w:sz="4" w:color="A6A6A6"/>
+            </w:tcBorders>
+          </w:tcPr>
+          <w:p>
+            <w:pPr>
+              <w:spacing w:before="0" w:after="0" w:line="276" w:lineRule="auto"/>
+              <w:ind w:firstLine="0"/>
+              <w:jc w:val="center"/>
+            </w:pPr>
+            <w:r/>
+            <w:r>
+              <w:rPr>
+                <w:rFonts w:ascii="Times New Roman" w:hAnsi="Times New Roman" w:eastAsia="楷体"/>
+                <w:b/>
+                <w:color w:val="000000"/>
+                <w:sz w:val="18"/>
+              </w:rPr>
+              <w:t>平均溢价率</w:t>
+            </w:r>
+          </w:p>
+        </w:tc>
+        <w:tc>
+          <w:tcPr>
+            <w:tcW w:type="dxa" w:w="1568"/>
+            <w:vAlign w:val="center"/>
+            <w:shd w:val="clear" w:color="auto" w:fill="F1A983"/>
+            <w:tcBorders>
+              <w:top w:val="single" w:sz="4" w:color="A6A6A6"/>
+              <w:left w:val="single" w:sz="4" w:color="A6A6A6"/>
+              <w:bottom w:val="single" w:sz="4" w:color="A6A6A6"/>
+              <w:right w:val="single" w:sz="4" w:color="A6A6A6"/>
+            </w:tcBorders>
+          </w:tcPr>
+          <w:p>
+            <w:pPr>
+              <w:spacing w:before="0" w:after="0" w:line="276" w:lineRule="auto"/>
+              <w:ind w:firstLine="0"/>
+              <w:jc w:val="center"/>
+            </w:pPr>
+            <w:r/>
+            <w:r>
+              <w:rPr>
+                <w:rFonts w:ascii="Times New Roman" w:hAnsi="Times New Roman" w:eastAsia="楷体"/>
+                <w:b/>
+                <w:color w:val="000000"/>
+                <w:sz w:val="18"/>
+              </w:rPr>
+              <w:t>成交价(亿元)</w:t>
+            </w:r>
+          </w:p>
+        </w:tc>
+      </w:tr>
+      <w:tr>
+        <w:tc>
+          <w:tcPr>
+            <w:tcW w:type="dxa" w:w="1568"/>
+            <w:vAlign w:val="center"/>
+            <w:tcBorders>
+              <w:top w:val="single" w:sz="4" w:color="A6A6A6"/>
+              <w:left w:val="single" w:sz="4" w:color="A6A6A6"/>
+              <w:bottom w:val="single" w:sz="4" w:color="A6A6A6"/>
+              <w:right w:val="single" w:sz="4" w:color="A6A6A6"/>
+            </w:tcBorders>
+          </w:tcPr>
+          <w:p>
+            <w:pPr>
+              <w:spacing w:before="0" w:after="0" w:line="276" w:lineRule="auto"/>
+              <w:ind w:firstLine="0"/>
+              <w:jc w:val="left"/>
+            </w:pPr>
+            <w:r/>
+            <w:r>
+              <w:rPr>
+                <w:rFonts w:ascii="Times New Roman" w:hAnsi="Times New Roman" w:eastAsia="楷体"/>
+                <w:b w:val="0"/>
+                <w:color w:val="000000"/>
+                <w:sz w:val="18"/>
+              </w:rPr>
+              <w:t>2021</w:t>
+            </w:r>
+          </w:p>
+        </w:tc>
+        <w:tc>
+          <w:tcPr>
+            <w:tcW w:type="dxa" w:w="1568"/>
+            <w:vAlign w:val="center"/>
+            <w:tcBorders>
+              <w:top w:val="single" w:sz="4" w:color="A6A6A6"/>
+              <w:left w:val="single" w:sz="4" w:color="A6A6A6"/>
+              <w:bottom w:val="single" w:sz="4" w:color="A6A6A6"/>
+              <w:right w:val="single" w:sz="4" w:color="A6A6A6"/>
+            </w:tcBorders>
+          </w:tcPr>
+          <w:p>
+            <w:pPr>
+              <w:spacing w:before="0" w:after="0" w:line="276" w:lineRule="auto"/>
+              <w:ind w:firstLine="0"/>
+              <w:jc w:val="center"/>
+            </w:pPr>
+            <w:r/>
+            <w:r>
+              <w:rPr>
+                <w:rFonts w:ascii="Times New Roman" w:hAnsi="Times New Roman" w:eastAsia="楷体"/>
+                <w:b w:val="0"/>
+                <w:color w:val="000000"/>
+                <w:sz w:val="18"/>
+              </w:rPr>
+              <w:t>193</w:t>
+            </w:r>
+          </w:p>
+        </w:tc>
+        <w:tc>
+          <w:tcPr>
+            <w:tcW w:type="dxa" w:w="1568"/>
+            <w:vAlign w:val="center"/>
+            <w:tcBorders>
+              <w:top w:val="single" w:sz="4" w:color="A6A6A6"/>
+              <w:left w:val="single" w:sz="4" w:color="A6A6A6"/>
+              <w:bottom w:val="single" w:sz="4" w:color="A6A6A6"/>
+              <w:right w:val="single" w:sz="4" w:color="A6A6A6"/>
+            </w:tcBorders>
+          </w:tcPr>
+          <w:p>
+            <w:pPr>
+              <w:spacing w:before="0" w:after="0" w:line="276" w:lineRule="auto"/>
+              <w:ind w:firstLine="0"/>
+              <w:jc w:val="center"/>
+            </w:pPr>
+            <w:r/>
+            <w:r>
+              <w:rPr>
+                <w:rFonts w:ascii="Times New Roman" w:hAnsi="Times New Roman" w:eastAsia="楷体"/>
+                <w:b w:val="0"/>
+                <w:color w:val="000000"/>
+                <w:sz w:val="18"/>
+              </w:rPr>
+              <w:t>1,466.40</w:t>
+            </w:r>
+          </w:p>
+        </w:tc>
+        <w:tc>
+          <w:tcPr>
+            <w:tcW w:type="dxa" w:w="1568"/>
+            <w:vAlign w:val="center"/>
+            <w:tcBorders>
+              <w:top w:val="single" w:sz="4" w:color="A6A6A6"/>
+              <w:left w:val="single" w:sz="4" w:color="A6A6A6"/>
+              <w:bottom w:val="single" w:sz="4" w:color="A6A6A6"/>
+              <w:right w:val="single" w:sz="4" w:color="A6A6A6"/>
+            </w:tcBorders>
+          </w:tcPr>
+          <w:p>
+            <w:pPr>
+              <w:spacing w:before="0" w:after="0" w:line="276" w:lineRule="auto"/>
+              <w:ind w:firstLine="0"/>
+              <w:jc w:val="center"/>
+            </w:pPr>
+            <w:r/>
+            <w:r>
+              <w:rPr>
+                <w:rFonts w:ascii="Times New Roman" w:hAnsi="Times New Roman" w:eastAsia="楷体"/>
+                <w:b w:val="0"/>
+                <w:color w:val="000000"/>
+                <w:sz w:val="18"/>
+              </w:rPr>
+              <w:t>1,054</w:t>
+            </w:r>
+          </w:p>
+        </w:tc>
+        <w:tc>
+          <w:tcPr>
+            <w:tcW w:type="dxa" w:w="1568"/>
+            <w:vAlign w:val="center"/>
+            <w:tcBorders>
+              <w:top w:val="single" w:sz="4" w:color="A6A6A6"/>
+              <w:left w:val="single" w:sz="4" w:color="A6A6A6"/>
+              <w:bottom w:val="single" w:sz="4" w:color="A6A6A6"/>
+              <w:right w:val="single" w:sz="4" w:color="A6A6A6"/>
+            </w:tcBorders>
+          </w:tcPr>
+          <w:p>
+            <w:pPr>
+              <w:spacing w:before="0" w:after="0" w:line="276" w:lineRule="auto"/>
+              <w:ind w:firstLine="0"/>
+              <w:jc w:val="center"/>
+            </w:pPr>
+            <w:r/>
+            <w:r>
+              <w:rPr>
+                <w:rFonts w:ascii="Times New Roman" w:hAnsi="Times New Roman" w:eastAsia="楷体"/>
+                <w:b w:val="0"/>
+                <w:color w:val="000000"/>
+                <w:sz w:val="18"/>
+              </w:rPr>
+              <w:t>14.63%</w:t>
+            </w:r>
+          </w:p>
+        </w:tc>
+        <w:tc>
+          <w:tcPr>
+            <w:tcW w:type="dxa" w:w="1568"/>
+            <w:vAlign w:val="center"/>
+            <w:tcBorders>
+              <w:top w:val="single" w:sz="4" w:color="A6A6A6"/>
+              <w:left w:val="single" w:sz="4" w:color="A6A6A6"/>
+              <w:bottom w:val="single" w:sz="4" w:color="A6A6A6"/>
+              <w:right w:val="single" w:sz="4" w:color="A6A6A6"/>
+            </w:tcBorders>
+          </w:tcPr>
+          <w:p>
+            <w:pPr>
+              <w:spacing w:before="0" w:after="0" w:line="276" w:lineRule="auto"/>
+              <w:ind w:firstLine="0"/>
+              <w:jc w:val="center"/>
+            </w:pPr>
+            <w:r/>
+            <w:r>
+              <w:rPr>
+                <w:rFonts w:ascii="Times New Roman" w:hAnsi="Times New Roman" w:eastAsia="楷体"/>
+                <w:b w:val="0"/>
+                <w:color w:val="000000"/>
+                <w:sz w:val="18"/>
+              </w:rPr>
+              <w:t>154.51</w:t>
+            </w:r>
+          </w:p>
+        </w:tc>
+      </w:tr>
+      <w:tr>
+        <w:tc>
+          <w:tcPr>
+            <w:tcW w:type="dxa" w:w="1568"/>
+            <w:vAlign w:val="center"/>
+            <w:tcBorders>
+              <w:top w:val="single" w:sz="4" w:color="A6A6A6"/>
+              <w:left w:val="single" w:sz="4" w:color="A6A6A6"/>
+              <w:bottom w:val="single" w:sz="4" w:color="A6A6A6"/>
+              <w:right w:val="single" w:sz="4" w:color="A6A6A6"/>
+            </w:tcBorders>
+          </w:tcPr>
+          <w:p>
+            <w:pPr>
+              <w:spacing w:before="0" w:after="0" w:line="276" w:lineRule="auto"/>
+              <w:ind w:firstLine="0"/>
+              <w:jc w:val="left"/>
+            </w:pPr>
+            <w:r/>
+            <w:r>
+              <w:rPr>
+                <w:rFonts w:ascii="Times New Roman" w:hAnsi="Times New Roman" w:eastAsia="楷体"/>
+                <w:b w:val="0"/>
+                <w:color w:val="000000"/>
+                <w:sz w:val="18"/>
+              </w:rPr>
+              <w:t>2022</w:t>
+            </w:r>
+          </w:p>
+        </w:tc>
+        <w:tc>
+          <w:tcPr>
+            <w:tcW w:type="dxa" w:w="1568"/>
+            <w:vAlign w:val="center"/>
+            <w:tcBorders>
+              <w:top w:val="single" w:sz="4" w:color="A6A6A6"/>
+              <w:left w:val="single" w:sz="4" w:color="A6A6A6"/>
+              <w:bottom w:val="single" w:sz="4" w:color="A6A6A6"/>
+              <w:right w:val="single" w:sz="4" w:color="A6A6A6"/>
+            </w:tcBorders>
+          </w:tcPr>
+          <w:p>
+            <w:pPr>
+              <w:spacing w:before="0" w:after="0" w:line="276" w:lineRule="auto"/>
+              <w:ind w:firstLine="0"/>
+              <w:jc w:val="center"/>
+            </w:pPr>
+            <w:r/>
+            <w:r>
+              <w:rPr>
+                <w:rFonts w:ascii="Times New Roman" w:hAnsi="Times New Roman" w:eastAsia="楷体"/>
+                <w:b w:val="0"/>
+                <w:color w:val="000000"/>
+                <w:sz w:val="18"/>
+              </w:rPr>
+              <w:t>234</w:t>
+            </w:r>
+          </w:p>
+        </w:tc>
+        <w:tc>
+          <w:tcPr>
+            <w:tcW w:type="dxa" w:w="1568"/>
+            <w:vAlign w:val="center"/>
+            <w:tcBorders>
+              <w:top w:val="single" w:sz="4" w:color="A6A6A6"/>
+              <w:left w:val="single" w:sz="4" w:color="A6A6A6"/>
+              <w:bottom w:val="single" w:sz="4" w:color="A6A6A6"/>
+              <w:right w:val="single" w:sz="4" w:color="A6A6A6"/>
+            </w:tcBorders>
+          </w:tcPr>
+          <w:p>
+            <w:pPr>
+              <w:spacing w:before="0" w:after="0" w:line="276" w:lineRule="auto"/>
+              <w:ind w:firstLine="0"/>
+              <w:jc w:val="center"/>
+            </w:pPr>
+            <w:r/>
+            <w:r>
+              <w:rPr>
+                <w:rFonts w:ascii="Times New Roman" w:hAnsi="Times New Roman" w:eastAsia="楷体"/>
+                <w:b w:val="0"/>
+                <w:color w:val="000000"/>
+                <w:sz w:val="18"/>
+              </w:rPr>
+              <w:t>2,151.19</w:t>
+            </w:r>
+          </w:p>
+        </w:tc>
+        <w:tc>
+          <w:tcPr>
+            <w:tcW w:type="dxa" w:w="1568"/>
+            <w:vAlign w:val="center"/>
+            <w:tcBorders>
+              <w:top w:val="single" w:sz="4" w:color="A6A6A6"/>
+              <w:left w:val="single" w:sz="4" w:color="A6A6A6"/>
+              <w:bottom w:val="single" w:sz="4" w:color="A6A6A6"/>
+              <w:right w:val="single" w:sz="4" w:color="A6A6A6"/>
+            </w:tcBorders>
+          </w:tcPr>
+          <w:p>
+            <w:pPr>
+              <w:spacing w:before="0" w:after="0" w:line="276" w:lineRule="auto"/>
+              <w:ind w:firstLine="0"/>
+              <w:jc w:val="center"/>
+            </w:pPr>
+            <w:r/>
+            <w:r>
+              <w:rPr>
+                <w:rFonts w:ascii="Times New Roman" w:hAnsi="Times New Roman" w:eastAsia="楷体"/>
+                <w:b w:val="0"/>
+                <w:color w:val="000000"/>
+                <w:sz w:val="18"/>
+              </w:rPr>
+              <w:t>762</w:t>
+            </w:r>
+          </w:p>
+        </w:tc>
+        <w:tc>
+          <w:tcPr>
+            <w:tcW w:type="dxa" w:w="1568"/>
+            <w:vAlign w:val="center"/>
+            <w:tcBorders>
+              <w:top w:val="single" w:sz="4" w:color="A6A6A6"/>
+              <w:left w:val="single" w:sz="4" w:color="A6A6A6"/>
+              <w:bottom w:val="single" w:sz="4" w:color="A6A6A6"/>
+              <w:right w:val="single" w:sz="4" w:color="A6A6A6"/>
+            </w:tcBorders>
+          </w:tcPr>
+          <w:p>
+            <w:pPr>
+              <w:spacing w:before="0" w:after="0" w:line="276" w:lineRule="auto"/>
+              <w:ind w:firstLine="0"/>
+              <w:jc w:val="center"/>
+            </w:pPr>
+            <w:r/>
+            <w:r>
+              <w:rPr>
+                <w:rFonts w:ascii="Times New Roman" w:hAnsi="Times New Roman" w:eastAsia="楷体"/>
+                <w:b w:val="0"/>
+                <w:color w:val="000000"/>
+                <w:sz w:val="18"/>
+              </w:rPr>
+              <w:t>5.23%</w:t>
+            </w:r>
+          </w:p>
+        </w:tc>
+        <w:tc>
+          <w:tcPr>
+            <w:tcW w:type="dxa" w:w="1568"/>
+            <w:vAlign w:val="center"/>
+            <w:tcBorders>
+              <w:top w:val="single" w:sz="4" w:color="A6A6A6"/>
+              <w:left w:val="single" w:sz="4" w:color="A6A6A6"/>
+              <w:bottom w:val="single" w:sz="4" w:color="A6A6A6"/>
+              <w:right w:val="single" w:sz="4" w:color="A6A6A6"/>
+            </w:tcBorders>
+          </w:tcPr>
+          <w:p>
+            <w:pPr>
+              <w:spacing w:before="0" w:after="0" w:line="276" w:lineRule="auto"/>
+              <w:ind w:firstLine="0"/>
+              <w:jc w:val="center"/>
+            </w:pPr>
+            <w:r/>
+            <w:r>
+              <w:rPr>
+                <w:rFonts w:ascii="Times New Roman" w:hAnsi="Times New Roman" w:eastAsia="楷体"/>
+                <w:b w:val="0"/>
+                <w:color w:val="000000"/>
+                <w:sz w:val="18"/>
+              </w:rPr>
+              <w:t>163.88</w:t>
+            </w:r>
+          </w:p>
+        </w:tc>
+      </w:tr>
+      <w:tr>
+        <w:tc>
+          <w:tcPr>
+            <w:tcW w:type="dxa" w:w="1568"/>
+            <w:vAlign w:val="center"/>
+            <w:tcBorders>
+              <w:top w:val="single" w:sz="4" w:color="A6A6A6"/>
+              <w:left w:val="single" w:sz="4" w:color="A6A6A6"/>
+              <w:bottom w:val="single" w:sz="4" w:color="A6A6A6"/>
+              <w:right w:val="single" w:sz="4" w:color="A6A6A6"/>
+            </w:tcBorders>
+          </w:tcPr>
+          <w:p>
+            <w:pPr>
+              <w:spacing w:before="0" w:after="0" w:line="276" w:lineRule="auto"/>
+              <w:ind w:firstLine="0"/>
+              <w:jc w:val="left"/>
+            </w:pPr>
+            <w:r/>
+            <w:r>
+              <w:rPr>
+                <w:rFonts w:ascii="Times New Roman" w:hAnsi="Times New Roman" w:eastAsia="楷体"/>
+                <w:b w:val="0"/>
+                <w:color w:val="000000"/>
+                <w:sz w:val="18"/>
+              </w:rPr>
+              <w:t>2023</w:t>
+            </w:r>
+          </w:p>
+        </w:tc>
+        <w:tc>
+          <w:tcPr>
+            <w:tcW w:type="dxa" w:w="1568"/>
+            <w:vAlign w:val="center"/>
+            <w:tcBorders>
+              <w:top w:val="single" w:sz="4" w:color="A6A6A6"/>
+              <w:left w:val="single" w:sz="4" w:color="A6A6A6"/>
+              <w:bottom w:val="single" w:sz="4" w:color="A6A6A6"/>
+              <w:right w:val="single" w:sz="4" w:color="A6A6A6"/>
+            </w:tcBorders>
+          </w:tcPr>
+          <w:p>
+            <w:pPr>
+              <w:spacing w:before="0" w:after="0" w:line="276" w:lineRule="auto"/>
+              <w:ind w:firstLine="0"/>
+              <w:jc w:val="center"/>
+            </w:pPr>
+            <w:r/>
+            <w:r>
+              <w:rPr>
+                <w:rFonts w:ascii="Times New Roman" w:hAnsi="Times New Roman" w:eastAsia="楷体"/>
+                <w:b w:val="0"/>
+                <w:color w:val="000000"/>
+                <w:sz w:val="18"/>
+              </w:rPr>
+              <w:t>216</w:t>
+            </w:r>
+          </w:p>
+        </w:tc>
+        <w:tc>
+          <w:tcPr>
+            <w:tcW w:type="dxa" w:w="1568"/>
+            <w:vAlign w:val="center"/>
+            <w:tcBorders>
+              <w:top w:val="single" w:sz="4" w:color="A6A6A6"/>
+              <w:left w:val="single" w:sz="4" w:color="A6A6A6"/>
+              <w:bottom w:val="single" w:sz="4" w:color="A6A6A6"/>
+              <w:right w:val="single" w:sz="4" w:color="A6A6A6"/>
+            </w:tcBorders>
+          </w:tcPr>
+          <w:p>
+            <w:pPr>
+              <w:spacing w:before="0" w:after="0" w:line="276" w:lineRule="auto"/>
+              <w:ind w:firstLine="0"/>
+              <w:jc w:val="center"/>
+            </w:pPr>
+            <w:r/>
+            <w:r>
+              <w:rPr>
+                <w:rFonts w:ascii="Times New Roman" w:hAnsi="Times New Roman" w:eastAsia="楷体"/>
+                <w:b w:val="0"/>
+                <w:color w:val="000000"/>
+                <w:sz w:val="18"/>
+              </w:rPr>
+              <w:t>1,790.69</w:t>
+            </w:r>
+          </w:p>
+        </w:tc>
+        <w:tc>
+          <w:tcPr>
+            <w:tcW w:type="dxa" w:w="1568"/>
+            <w:vAlign w:val="center"/>
+            <w:tcBorders>
+              <w:top w:val="single" w:sz="4" w:color="A6A6A6"/>
+              <w:left w:val="single" w:sz="4" w:color="A6A6A6"/>
+              <w:bottom w:val="single" w:sz="4" w:color="A6A6A6"/>
+              <w:right w:val="single" w:sz="4" w:color="A6A6A6"/>
+            </w:tcBorders>
+          </w:tcPr>
+          <w:p>
+            <w:pPr>
+              <w:spacing w:before="0" w:after="0" w:line="276" w:lineRule="auto"/>
+              <w:ind w:firstLine="0"/>
+              <w:jc w:val="center"/>
+            </w:pPr>
+            <w:r/>
+            <w:r>
+              <w:rPr>
+                <w:rFonts w:ascii="Times New Roman" w:hAnsi="Times New Roman" w:eastAsia="楷体"/>
+                <w:b w:val="0"/>
+                <w:color w:val="000000"/>
+                <w:sz w:val="18"/>
+              </w:rPr>
+              <w:t>735</w:t>
+            </w:r>
+          </w:p>
+        </w:tc>
+        <w:tc>
+          <w:tcPr>
+            <w:tcW w:type="dxa" w:w="1568"/>
+            <w:vAlign w:val="center"/>
+            <w:tcBorders>
+              <w:top w:val="single" w:sz="4" w:color="A6A6A6"/>
+              <w:left w:val="single" w:sz="4" w:color="A6A6A6"/>
+              <w:bottom w:val="single" w:sz="4" w:color="A6A6A6"/>
+              <w:right w:val="single" w:sz="4" w:color="A6A6A6"/>
+            </w:tcBorders>
+          </w:tcPr>
+          <w:p>
+            <w:pPr>
+              <w:spacing w:before="0" w:after="0" w:line="276" w:lineRule="auto"/>
+              <w:ind w:firstLine="0"/>
+              <w:jc w:val="center"/>
+            </w:pPr>
+            <w:r/>
+            <w:r>
+              <w:rPr>
+                <w:rFonts w:ascii="Times New Roman" w:hAnsi="Times New Roman" w:eastAsia="楷体"/>
+                <w:b w:val="0"/>
+                <w:color w:val="000000"/>
+                <w:sz w:val="18"/>
+              </w:rPr>
+              <w:t>2.00%</w:t>
+            </w:r>
+          </w:p>
+        </w:tc>
+        <w:tc>
+          <w:tcPr>
+            <w:tcW w:type="dxa" w:w="1568"/>
+            <w:vAlign w:val="center"/>
+            <w:tcBorders>
+              <w:top w:val="single" w:sz="4" w:color="A6A6A6"/>
+              <w:left w:val="single" w:sz="4" w:color="A6A6A6"/>
+              <w:bottom w:val="single" w:sz="4" w:color="A6A6A6"/>
+              <w:right w:val="single" w:sz="4" w:color="A6A6A6"/>
+            </w:tcBorders>
+          </w:tcPr>
+          <w:p>
+            <w:pPr>
+              <w:spacing w:before="0" w:after="0" w:line="276" w:lineRule="auto"/>
+              <w:ind w:firstLine="0"/>
+              <w:jc w:val="center"/>
+            </w:pPr>
+            <w:r/>
+            <w:r>
+              <w:rPr>
+                <w:rFonts w:ascii="Times New Roman" w:hAnsi="Times New Roman" w:eastAsia="楷体"/>
+                <w:b w:val="0"/>
+                <w:color w:val="000000"/>
+                <w:sz w:val="18"/>
+              </w:rPr>
+              <w:t>131.56</w:t>
+            </w:r>
+          </w:p>
+        </w:tc>
+      </w:tr>
+      <w:tr>
+        <w:tc>
+          <w:tcPr>
+            <w:tcW w:type="dxa" w:w="1568"/>
+            <w:vAlign w:val="center"/>
+            <w:tcBorders>
+              <w:top w:val="single" w:sz="4" w:color="A6A6A6"/>
+              <w:left w:val="single" w:sz="4" w:color="A6A6A6"/>
+              <w:bottom w:val="single" w:sz="4" w:color="A6A6A6"/>
+              <w:right w:val="single" w:sz="4" w:color="A6A6A6"/>
+            </w:tcBorders>
+          </w:tcPr>
+          <w:p>
+            <w:pPr>
+              <w:spacing w:before="0" w:after="0" w:line="276" w:lineRule="auto"/>
+              <w:ind w:firstLine="0"/>
+              <w:jc w:val="left"/>
+            </w:pPr>
+            <w:r/>
+            <w:r>
+              <w:rPr>
+                <w:rFonts w:ascii="Times New Roman" w:hAnsi="Times New Roman" w:eastAsia="楷体"/>
+                <w:b w:val="0"/>
+                <w:color w:val="000000"/>
+                <w:sz w:val="18"/>
+              </w:rPr>
+              <w:t>2024</w:t>
+            </w:r>
+          </w:p>
+        </w:tc>
+        <w:tc>
+          <w:tcPr>
+            <w:tcW w:type="dxa" w:w="1568"/>
+            <w:vAlign w:val="center"/>
+            <w:tcBorders>
+              <w:top w:val="single" w:sz="4" w:color="A6A6A6"/>
+              <w:left w:val="single" w:sz="4" w:color="A6A6A6"/>
+              <w:bottom w:val="single" w:sz="4" w:color="A6A6A6"/>
+              <w:right w:val="single" w:sz="4" w:color="A6A6A6"/>
+            </w:tcBorders>
+          </w:tcPr>
+          <w:p>
+            <w:pPr>
+              <w:spacing w:before="0" w:after="0" w:line="276" w:lineRule="auto"/>
+              <w:ind w:firstLine="0"/>
+              <w:jc w:val="center"/>
+            </w:pPr>
+            <w:r/>
+            <w:r>
+              <w:rPr>
+                <w:rFonts w:ascii="Times New Roman" w:hAnsi="Times New Roman" w:eastAsia="楷体"/>
+                <w:b w:val="0"/>
+                <w:color w:val="000000"/>
+                <w:sz w:val="18"/>
+              </w:rPr>
+              <w:t>187</w:t>
+            </w:r>
+          </w:p>
+        </w:tc>
+        <w:tc>
+          <w:tcPr>
+            <w:tcW w:type="dxa" w:w="1568"/>
+            <w:vAlign w:val="center"/>
+            <w:tcBorders>
+              <w:top w:val="single" w:sz="4" w:color="A6A6A6"/>
+              <w:left w:val="single" w:sz="4" w:color="A6A6A6"/>
+              <w:bottom w:val="single" w:sz="4" w:color="A6A6A6"/>
+              <w:right w:val="single" w:sz="4" w:color="A6A6A6"/>
+            </w:tcBorders>
+          </w:tcPr>
+          <w:p>
+            <w:pPr>
+              <w:spacing w:before="0" w:after="0" w:line="276" w:lineRule="auto"/>
+              <w:ind w:firstLine="0"/>
+              <w:jc w:val="center"/>
+            </w:pPr>
+            <w:r/>
+            <w:r>
+              <w:rPr>
+                <w:rFonts w:ascii="Times New Roman" w:hAnsi="Times New Roman" w:eastAsia="楷体"/>
+                <w:b w:val="0"/>
+                <w:color w:val="000000"/>
+                <w:sz w:val="18"/>
+              </w:rPr>
+              <w:t>1,427.21</w:t>
+            </w:r>
+          </w:p>
+        </w:tc>
+        <w:tc>
+          <w:tcPr>
+            <w:tcW w:type="dxa" w:w="1568"/>
+            <w:vAlign w:val="center"/>
+            <w:tcBorders>
+              <w:top w:val="single" w:sz="4" w:color="A6A6A6"/>
+              <w:left w:val="single" w:sz="4" w:color="A6A6A6"/>
+              <w:bottom w:val="single" w:sz="4" w:color="A6A6A6"/>
+              <w:right w:val="single" w:sz="4" w:color="A6A6A6"/>
+            </w:tcBorders>
+          </w:tcPr>
+          <w:p>
+            <w:pPr>
+              <w:spacing w:before="0" w:after="0" w:line="276" w:lineRule="auto"/>
+              <w:ind w:firstLine="0"/>
+              <w:jc w:val="center"/>
+            </w:pPr>
+            <w:r/>
+            <w:r>
+              <w:rPr>
+                <w:rFonts w:ascii="Times New Roman" w:hAnsi="Times New Roman" w:eastAsia="楷体"/>
+                <w:b w:val="0"/>
+                <w:color w:val="000000"/>
+                <w:sz w:val="18"/>
+              </w:rPr>
+              <w:t>688</w:t>
+            </w:r>
+          </w:p>
+        </w:tc>
+        <w:tc>
+          <w:tcPr>
+            <w:tcW w:type="dxa" w:w="1568"/>
+            <w:vAlign w:val="center"/>
+            <w:tcBorders>
+              <w:top w:val="single" w:sz="4" w:color="A6A6A6"/>
+              <w:left w:val="single" w:sz="4" w:color="A6A6A6"/>
+              <w:bottom w:val="single" w:sz="4" w:color="A6A6A6"/>
+              <w:right w:val="single" w:sz="4" w:color="A6A6A6"/>
+            </w:tcBorders>
+          </w:tcPr>
+          <w:p>
+            <w:pPr>
+              <w:spacing w:before="0" w:after="0" w:line="276" w:lineRule="auto"/>
+              <w:ind w:firstLine="0"/>
+              <w:jc w:val="center"/>
+            </w:pPr>
+            <w:r/>
+            <w:r>
+              <w:rPr>
+                <w:rFonts w:ascii="Times New Roman" w:hAnsi="Times New Roman" w:eastAsia="楷体"/>
+                <w:b w:val="0"/>
+                <w:color w:val="000000"/>
+                <w:sz w:val="18"/>
+              </w:rPr>
+              <w:t>7.82%</w:t>
+            </w:r>
+          </w:p>
+        </w:tc>
+        <w:tc>
+          <w:tcPr>
+            <w:tcW w:type="dxa" w:w="1568"/>
+            <w:vAlign w:val="center"/>
+            <w:tcBorders>
+              <w:top w:val="single" w:sz="4" w:color="A6A6A6"/>
+              <w:left w:val="single" w:sz="4" w:color="A6A6A6"/>
+              <w:bottom w:val="single" w:sz="4" w:color="A6A6A6"/>
+              <w:right w:val="single" w:sz="4" w:color="A6A6A6"/>
+            </w:tcBorders>
+          </w:tcPr>
+          <w:p>
+            <w:pPr>
+              <w:spacing w:before="0" w:after="0" w:line="276" w:lineRule="auto"/>
+              <w:ind w:firstLine="0"/>
+              <w:jc w:val="center"/>
+            </w:pPr>
+            <w:r/>
+            <w:r>
+              <w:rPr>
+                <w:rFonts w:ascii="Times New Roman" w:hAnsi="Times New Roman" w:eastAsia="楷体"/>
+                <w:b w:val="0"/>
+                <w:color w:val="000000"/>
+                <w:sz w:val="18"/>
+              </w:rPr>
+              <w:t>98.52</w:t>
+            </w:r>
+          </w:p>
+        </w:tc>
+      </w:tr>
+      <w:tr>
+        <w:tc>
+          <w:tcPr>
+            <w:tcW w:type="dxa" w:w="1568"/>
+            <w:vAlign w:val="center"/>
+            <w:tcBorders>
+              <w:top w:val="single" w:sz="4" w:color="A6A6A6"/>
+              <w:left w:val="single" w:sz="4" w:color="A6A6A6"/>
+              <w:bottom w:val="single" w:sz="4" w:color="A6A6A6"/>
+              <w:right w:val="single" w:sz="4" w:color="A6A6A6"/>
+            </w:tcBorders>
+          </w:tcPr>
+          <w:p>
+            <w:pPr>
+              <w:spacing w:before="0" w:after="0" w:line="276" w:lineRule="auto"/>
+              <w:ind w:firstLine="0"/>
+              <w:jc w:val="left"/>
+            </w:pPr>
+            <w:r/>
+            <w:r>
+              <w:rPr>
+                <w:rFonts w:ascii="Times New Roman" w:hAnsi="Times New Roman" w:eastAsia="楷体"/>
+                <w:b w:val="0"/>
+                <w:color w:val="000000"/>
+                <w:sz w:val="18"/>
+              </w:rPr>
+              <w:t>2025</w:t>
+            </w:r>
+          </w:p>
+        </w:tc>
+        <w:tc>
+          <w:tcPr>
+            <w:tcW w:type="dxa" w:w="1568"/>
+            <w:vAlign w:val="center"/>
+            <w:tcBorders>
+              <w:top w:val="single" w:sz="4" w:color="A6A6A6"/>
+              <w:left w:val="single" w:sz="4" w:color="A6A6A6"/>
+              <w:bottom w:val="single" w:sz="4" w:color="A6A6A6"/>
+              <w:right w:val="single" w:sz="4" w:color="A6A6A6"/>
+            </w:tcBorders>
+          </w:tcPr>
+          <w:p>
+            <w:pPr>
+              <w:spacing w:before="0" w:after="0" w:line="276" w:lineRule="auto"/>
+              <w:ind w:firstLine="0"/>
+              <w:jc w:val="center"/>
+            </w:pPr>
+            <w:r/>
+            <w:r>
+              <w:rPr>
+                <w:rFonts w:ascii="Times New Roman" w:hAnsi="Times New Roman" w:eastAsia="楷体"/>
+                <w:b w:val="0"/>
+                <w:color w:val="000000"/>
+                <w:sz w:val="18"/>
+              </w:rPr>
+              <w:t>188</w:t>
+            </w:r>
+          </w:p>
+        </w:tc>
+        <w:tc>
+          <w:tcPr>
+            <w:tcW w:type="dxa" w:w="1568"/>
+            <w:vAlign w:val="center"/>
+            <w:tcBorders>
+              <w:top w:val="single" w:sz="4" w:color="A6A6A6"/>
+              <w:left w:val="single" w:sz="4" w:color="A6A6A6"/>
+              <w:bottom w:val="single" w:sz="4" w:color="A6A6A6"/>
+              <w:right w:val="single" w:sz="4" w:color="A6A6A6"/>
+            </w:tcBorders>
+          </w:tcPr>
+          <w:p>
+            <w:pPr>
+              <w:spacing w:before="0" w:after="0" w:line="276" w:lineRule="auto"/>
+              <w:ind w:firstLine="0"/>
+              <w:jc w:val="center"/>
+            </w:pPr>
+            <w:r/>
+            <w:r>
+              <w:rPr>
+                <w:rFonts w:ascii="Times New Roman" w:hAnsi="Times New Roman" w:eastAsia="楷体"/>
+                <w:b w:val="0"/>
+                <w:color w:val="000000"/>
+                <w:sz w:val="18"/>
+              </w:rPr>
+              <w:t>1,525.92</w:t>
+            </w:r>
+          </w:p>
+        </w:tc>
+        <w:tc>
+          <w:tcPr>
+            <w:tcW w:type="dxa" w:w="1568"/>
+            <w:vAlign w:val="center"/>
+            <w:tcBorders>
+              <w:top w:val="single" w:sz="4" w:color="A6A6A6"/>
+              <w:left w:val="single" w:sz="4" w:color="A6A6A6"/>
+              <w:bottom w:val="single" w:sz="4" w:color="A6A6A6"/>
+              <w:right w:val="single" w:sz="4" w:color="A6A6A6"/>
+            </w:tcBorders>
+          </w:tcPr>
+          <w:p>
+            <w:pPr>
+              <w:spacing w:before="0" w:after="0" w:line="276" w:lineRule="auto"/>
+              <w:ind w:firstLine="0"/>
+              <w:jc w:val="center"/>
+            </w:pPr>
+            <w:r/>
+            <w:r>
+              <w:rPr>
+                <w:rFonts w:ascii="Times New Roman" w:hAnsi="Times New Roman" w:eastAsia="楷体"/>
+                <w:b w:val="0"/>
+                <w:color w:val="000000"/>
+                <w:sz w:val="18"/>
+              </w:rPr>
+              <w:t>653</w:t>
+            </w:r>
+          </w:p>
+        </w:tc>
+        <w:tc>
+          <w:tcPr>
+            <w:tcW w:type="dxa" w:w="1568"/>
+            <w:vAlign w:val="center"/>
+            <w:tcBorders>
+              <w:top w:val="single" w:sz="4" w:color="A6A6A6"/>
+              <w:left w:val="single" w:sz="4" w:color="A6A6A6"/>
+              <w:bottom w:val="single" w:sz="4" w:color="A6A6A6"/>
+              <w:right w:val="single" w:sz="4" w:color="A6A6A6"/>
+            </w:tcBorders>
+          </w:tcPr>
+          <w:p>
+            <w:pPr>
+              <w:spacing w:before="0" w:after="0" w:line="276" w:lineRule="auto"/>
+              <w:ind w:firstLine="0"/>
+              <w:jc w:val="center"/>
+            </w:pPr>
+            <w:r/>
+            <w:r>
+              <w:rPr>
+                <w:rFonts w:ascii="Times New Roman" w:hAnsi="Times New Roman" w:eastAsia="楷体"/>
+                <w:b w:val="0"/>
+                <w:color w:val="000000"/>
+                <w:sz w:val="18"/>
+              </w:rPr>
+              <w:t>2.57%</w:t>
+            </w:r>
+          </w:p>
+        </w:tc>
+        <w:tc>
+          <w:tcPr>
+            <w:tcW w:type="dxa" w:w="1568"/>
+            <w:vAlign w:val="center"/>
+            <w:tcBorders>
+              <w:top w:val="single" w:sz="4" w:color="A6A6A6"/>
+              <w:left w:val="single" w:sz="4" w:color="A6A6A6"/>
+              <w:bottom w:val="single" w:sz="4" w:color="A6A6A6"/>
+              <w:right w:val="single" w:sz="4" w:color="A6A6A6"/>
+            </w:tcBorders>
+          </w:tcPr>
+          <w:p>
+            <w:pPr>
+              <w:spacing w:before="0" w:after="0" w:line="276" w:lineRule="auto"/>
+              <w:ind w:firstLine="0"/>
+              <w:jc w:val="center"/>
+            </w:pPr>
+            <w:r/>
+            <w:r>
+              <w:rPr>
+                <w:rFonts w:ascii="Times New Roman" w:hAnsi="Times New Roman" w:eastAsia="楷体"/>
+                <w:b w:val="0"/>
+                <w:color w:val="000000"/>
+                <w:sz w:val="18"/>
+              </w:rPr>
+              <w:t>100.37</w:t>
+            </w:r>
+          </w:p>
+        </w:tc>
+      </w:tr>
+      <w:tr>
+        <w:tc>
+          <w:tcPr>
+            <w:tcW w:type="dxa" w:w="1568"/>
+            <w:vAlign w:val="center"/>
+            <w:tcBorders>
+              <w:top w:val="single" w:sz="4" w:color="A6A6A6"/>
+              <w:left w:val="single" w:sz="4" w:color="A6A6A6"/>
+              <w:bottom w:val="single" w:sz="4" w:color="A6A6A6"/>
+              <w:right w:val="single" w:sz="4" w:color="A6A6A6"/>
+            </w:tcBorders>
+          </w:tcPr>
+          <w:p>
+            <w:pPr>
+              <w:spacing w:before="0" w:after="0" w:line="276" w:lineRule="auto"/>
+              <w:ind w:firstLine="0"/>
+              <w:jc w:val="left"/>
+            </w:pPr>
+            <w:r/>
+            <w:r>
+              <w:rPr>
+                <w:rFonts w:ascii="Times New Roman" w:hAnsi="Times New Roman" w:eastAsia="楷体"/>
+                <w:b w:val="0"/>
+                <w:color w:val="000000"/>
+                <w:sz w:val="18"/>
+              </w:rPr>
+              <w:t>2026年1-4月</w:t>
+            </w:r>
+          </w:p>
+        </w:tc>
+        <w:tc>
+          <w:tcPr>
+            <w:tcW w:type="dxa" w:w="1568"/>
+            <w:vAlign w:val="center"/>
+            <w:tcBorders>
+              <w:top w:val="single" w:sz="4" w:color="A6A6A6"/>
+              <w:left w:val="single" w:sz="4" w:color="A6A6A6"/>
+              <w:bottom w:val="single" w:sz="4" w:color="A6A6A6"/>
+              <w:right w:val="single" w:sz="4" w:color="A6A6A6"/>
+            </w:tcBorders>
+          </w:tcPr>
+          <w:p>
+            <w:pPr>
+              <w:spacing w:before="0" w:after="0" w:line="276" w:lineRule="auto"/>
+              <w:ind w:firstLine="0"/>
+              <w:jc w:val="center"/>
+            </w:pPr>
+            <w:r/>
+            <w:r>
+              <w:rPr>
+                <w:rFonts w:ascii="Times New Roman" w:hAnsi="Times New Roman" w:eastAsia="楷体"/>
+                <w:b w:val="0"/>
+                <w:color w:val="000000"/>
+                <w:sz w:val="18"/>
+              </w:rPr>
+              <w:t>11</w:t>
+            </w:r>
+          </w:p>
+        </w:tc>
+        <w:tc>
+          <w:tcPr>
+            <w:tcW w:type="dxa" w:w="1568"/>
+            <w:vAlign w:val="center"/>
+            <w:tcBorders>
+              <w:top w:val="single" w:sz="4" w:color="A6A6A6"/>
+              <w:left w:val="single" w:sz="4" w:color="A6A6A6"/>
+              <w:bottom w:val="single" w:sz="4" w:color="A6A6A6"/>
+              <w:right w:val="single" w:sz="4" w:color="A6A6A6"/>
+            </w:tcBorders>
+          </w:tcPr>
+          <w:p>
+            <w:pPr>
+              <w:spacing w:before="0" w:after="0" w:line="276" w:lineRule="auto"/>
+              <w:ind w:firstLine="0"/>
+              <w:jc w:val="center"/>
+            </w:pPr>
+            <w:r/>
+            <w:r>
+              <w:rPr>
+                <w:rFonts w:ascii="Times New Roman" w:hAnsi="Times New Roman" w:eastAsia="楷体"/>
+                <w:b w:val="0"/>
+                <w:color w:val="000000"/>
+                <w:sz w:val="18"/>
+              </w:rPr>
+              <w:t>67.35</w:t>
+            </w:r>
+          </w:p>
+        </w:tc>
+        <w:tc>
+          <w:tcPr>
+            <w:tcW w:type="dxa" w:w="1568"/>
+            <w:vAlign w:val="center"/>
+            <w:tcBorders>
+              <w:top w:val="single" w:sz="4" w:color="A6A6A6"/>
+              <w:left w:val="single" w:sz="4" w:color="A6A6A6"/>
+              <w:bottom w:val="single" w:sz="4" w:color="A6A6A6"/>
+              <w:right w:val="single" w:sz="4" w:color="A6A6A6"/>
+            </w:tcBorders>
+          </w:tcPr>
+          <w:p>
+            <w:pPr>
+              <w:spacing w:before="0" w:after="0" w:line="276" w:lineRule="auto"/>
+              <w:ind w:firstLine="0"/>
+              <w:jc w:val="center"/>
+            </w:pPr>
+            <w:r/>
+            <w:r>
+              <w:rPr>
+                <w:rFonts w:ascii="Times New Roman" w:hAnsi="Times New Roman" w:eastAsia="楷体"/>
+                <w:b w:val="0"/>
+                <w:color w:val="000000"/>
+                <w:sz w:val="18"/>
+              </w:rPr>
+              <w:t>—</w:t>
+            </w:r>
+          </w:p>
+        </w:tc>
+        <w:tc>
+          <w:tcPr>
+            <w:tcW w:type="dxa" w:w="1568"/>
+            <w:vAlign w:val="center"/>
+            <w:tcBorders>
+              <w:top w:val="single" w:sz="4" w:color="A6A6A6"/>
+              <w:left w:val="single" w:sz="4" w:color="A6A6A6"/>
+              <w:bottom w:val="single" w:sz="4" w:color="A6A6A6"/>
+              <w:right w:val="single" w:sz="4" w:color="A6A6A6"/>
+            </w:tcBorders>
+          </w:tcPr>
+          <w:p>
+            <w:pPr>
+              <w:spacing w:before="0" w:after="0" w:line="276" w:lineRule="auto"/>
+              <w:ind w:firstLine="0"/>
+              <w:jc w:val="center"/>
+            </w:pPr>
+            <w:r/>
+            <w:r>
+              <w:rPr>
+                <w:rFonts w:ascii="Times New Roman" w:hAnsi="Times New Roman" w:eastAsia="楷体"/>
+                <w:b w:val="0"/>
+                <w:color w:val="000000"/>
+                <w:sz w:val="18"/>
+              </w:rPr>
+              <w:t>—</w:t>
+            </w:r>
+          </w:p>
+        </w:tc>
+        <w:tc>
+          <w:tcPr>
+            <w:tcW w:type="dxa" w:w="1568"/>
+            <w:vAlign w:val="center"/>
+            <w:tcBorders>
+              <w:top w:val="single" w:sz="4" w:color="A6A6A6"/>
+              <w:left w:val="single" w:sz="4" w:color="A6A6A6"/>
+              <w:bottom w:val="single" w:sz="4" w:color="A6A6A6"/>
+              <w:right w:val="single" w:sz="4" w:color="A6A6A6"/>
+            </w:tcBorders>
+          </w:tcPr>
+          <w:p>
+            <w:pPr>
+              <w:spacing w:before="0" w:after="0" w:line="276" w:lineRule="auto"/>
+              <w:ind w:firstLine="0"/>
+              <w:jc w:val="center"/>
+            </w:pPr>
+            <w:r/>
+            <w:r>
+              <w:rPr>
+                <w:rFonts w:ascii="Times New Roman" w:hAnsi="Times New Roman" w:eastAsia="楷体"/>
+                <w:b w:val="0"/>
+                <w:color w:val="000000"/>
+                <w:sz w:val="18"/>
+              </w:rPr>
+              <w:t>1.91</w:t>
+            </w:r>
+          </w:p>
+        </w:tc>
+      </w:tr>
+    </w:tbl>
+    <w:p>
+      <w:pPr>
+        <w:spacing w:before="0" w:after="80" w:line="360" w:lineRule="auto"/>
+        <w:ind w:firstLine="0"/>
+      </w:pPr>
+      <w:r>
+        <w:rPr>
+          <w:rFonts w:ascii="Times New Roman" w:hAnsi="Times New Roman" w:eastAsia="楷体"/>
+          <w:b w:val="0"/>
+          <w:color w:val="000000"/>
+          <w:sz w:val="19"/>
+        </w:rPr>
+        <w:t>资料来源:中指数据库,风控信评部整理</w:t>
       </w:r>
     </w:p>
     <w:p>
@@ -5208,7 +7517,7 @@
           <w:color w:val="000000"/>
           <w:sz w:val="21"/>
         </w:rPr>
-        <w:t>政府债务方面，2023、2024、2025年末保山市地方政府债务余额分别为631.80亿元、766.70亿元、990.77亿元，2025年末债务限额1,003.20亿元，债务余额控制在限额以内；城投有息债务2025年末估算余额254.85亿元。债务率指标看，2025年末政府债务率260.33%、城投债务率66.96%、宽口径债务率327.29%。</w:t>
+        <w:t>从房地产销售看，2021-2025年绵阳市商品住宅成交面积由299.21万㎡变动至140.03万㎡、累计下降53.2%；新房均价2025年为8,595元/㎡、较2022年高点(9,014元/㎡)累计下跌4.65%。</w:t>
       </w:r>
     </w:p>
     <w:p>
@@ -5223,7 +7532,22 @@
           <w:color w:val="000000"/>
           <w:sz w:val="21"/>
         </w:rPr>
-        <w:t>综合来看，保山市财政基本盘总体稳健，但土地财政收缩与债务规模扩张是当前主要压力线；我们预计宽口径债务率短期内将维持偏高水平，需重点关注后续化债进展、土地市场企稳情况以及融资平台合规整改对城投再融资能力的影响。</w:t>
+        <w:t>政府债务方面，2023、2024、2025年末绵阳市地方政府债务余额分别为1,065.70亿元、1,297.00亿元、1,537.02亿元，两年累计增长44.23%，主要源于地方专项债加快发行及置换债集中落地；2025年末债务限额1,608.20亿元，债务余额控制在限额以内。城投有息债务方面，2025年末估算余额为2,160.09亿元，较2023年末增长15.30%。债务率指标看，2025年末绵阳市政府债务率370.35%、城投债务率520.48%、宽口径债务率890.82%，较2023年末抬升585.10个百分点，显著高于公认的300%偏高临界线、在全国主要城市中处于较高水平。值得注意的是，政府性基金收入下滑是债务率分母端走低的重要因素，叠加债务规模快速扩张，对债务率指标形成放大效应。</w:t>
+      </w:r>
+    </w:p>
+    <w:p>
+      <w:pPr>
+        <w:spacing w:before="0" w:after="60" w:line="360" w:lineRule="auto"/>
+        <w:ind w:firstLine="420"/>
+      </w:pPr>
+      <w:r>
+        <w:rPr>
+          <w:rFonts w:ascii="Times New Roman" w:hAnsi="Times New Roman" w:eastAsia="楷体"/>
+          <w:b w:val="0"/>
+          <w:color w:val="000000"/>
+          <w:sz w:val="21"/>
+        </w:rPr>
+        <w:t>综合来看，绵阳市科技与电子信息优势明显，区域信用环境总体稳健。我们预计宽口径债务率短期内将维持高位，需重点关注后续化债进展、土地市场企稳情况以及融资平台合规整改对城投平台再融资能力的影响。</w:t>
       </w:r>
     </w:p>
     <w:sectPr>
